--- a/2025-T3/T3B1-ICTPMG613-Manage_ICT_project_plan/2-ICTPMG613-Task2/ICTPMG613_AssessmentTask_Manuel_S_Perez_E-Plan_AND_Schedule_AND_Budgets.docx
+++ b/2025-T3/T3B1-ICTPMG613-Manage_ICT_project_plan/2-ICTPMG613-Task2/ICTPMG613_AssessmentTask_Manuel_S_Perez_E-Plan_AND_Schedule_AND_Budgets.docx
@@ -9,7 +9,6 @@
         <w:jc w:val="center"/>
         <w:rPr>
           <w:rFonts w:ascii="Arial" w:hAnsi="Arial"/>
-          <w:noProof/>
           <w:color w:val="000000"/>
           <w:sz w:val="28"/>
           <w:szCs w:val="28"/>
@@ -19,7 +18,6 @@
       <w:r>
         <w:rPr>
           <w:rFonts w:ascii="Arial" w:hAnsi="Arial"/>
-          <w:noProof/>
           <w:color w:val="000000"/>
           <w:sz w:val="28"/>
           <w:szCs w:val="28"/>
@@ -32,7 +30,6 @@
       <w:pPr>
         <w:pStyle w:val="RTOWorksBodyText"/>
         <w:rPr>
-          <w:noProof/>
           <w:sz w:val="28"/>
           <w:szCs w:val="28"/>
         </w:rPr>
@@ -42,7 +39,6 @@
       <w:pPr>
         <w:pStyle w:val="RTOWorksBodyText"/>
         <w:rPr>
-          <w:noProof/>
           <w:sz w:val="28"/>
           <w:szCs w:val="28"/>
         </w:rPr>
@@ -55,7 +51,6 @@
         <w:jc w:val="center"/>
         <w:rPr>
           <w:rFonts w:ascii="Arial" w:hAnsi="Arial"/>
-          <w:noProof/>
           <w:color w:val="000000"/>
           <w:sz w:val="28"/>
           <w:szCs w:val="28"/>
@@ -65,7 +60,6 @@
       <w:r>
         <w:rPr>
           <w:rFonts w:ascii="Arial" w:hAnsi="Arial"/>
-          <w:noProof/>
           <w:sz w:val="28"/>
           <w:szCs w:val="28"/>
         </w:rPr>
@@ -78,7 +72,6 @@
         <w:jc w:val="center"/>
         <w:rPr>
           <w:rFonts w:ascii="Arial" w:hAnsi="Arial"/>
-          <w:noProof/>
           <w:sz w:val="28"/>
           <w:szCs w:val="28"/>
         </w:rPr>
@@ -91,7 +84,6 @@
         <w:jc w:val="center"/>
         <w:rPr>
           <w:rFonts w:ascii="Arial" w:hAnsi="Arial"/>
-          <w:noProof/>
           <w:sz w:val="28"/>
           <w:szCs w:val="28"/>
         </w:rPr>
@@ -103,7 +95,6 @@
         <w:jc w:val="center"/>
         <w:rPr>
           <w:rFonts w:ascii="Arial" w:hAnsi="Arial"/>
-          <w:noProof/>
           <w:color w:val="auto"/>
           <w:sz w:val="28"/>
           <w:szCs w:val="28"/>
@@ -113,7 +104,6 @@
       <w:r>
         <w:rPr>
           <w:rFonts w:ascii="Arial" w:hAnsi="Arial"/>
-          <w:noProof/>
           <w:sz w:val="28"/>
           <w:szCs w:val="28"/>
         </w:rPr>
@@ -122,7 +112,6 @@
       <w:r>
         <w:rPr>
           <w:rFonts w:ascii="Arial" w:hAnsi="Arial"/>
-          <w:noProof/>
           <w:color w:val="auto"/>
           <w:sz w:val="28"/>
           <w:szCs w:val="28"/>
@@ -133,7 +122,6 @@
       <w:r>
         <w:rPr>
           <w:rFonts w:ascii="Arial" w:hAnsi="Arial"/>
-          <w:noProof/>
           <w:color w:val="auto"/>
           <w:sz w:val="28"/>
           <w:szCs w:val="28"/>
@@ -172,7 +160,6 @@
         <w:jc w:val="center"/>
         <w:rPr>
           <w:rFonts w:ascii="Arial" w:hAnsi="Arial"/>
-          <w:noProof/>
           <w:color w:val="000000"/>
           <w:sz w:val="28"/>
           <w:szCs w:val="28"/>
@@ -187,7 +174,6 @@
         <w:jc w:val="center"/>
         <w:rPr>
           <w:rFonts w:ascii="Arial" w:hAnsi="Arial"/>
-          <w:noProof/>
           <w:color w:val="000000"/>
           <w:sz w:val="28"/>
           <w:szCs w:val="28"/>
@@ -197,7 +183,6 @@
       <w:r>
         <w:rPr>
           <w:rFonts w:ascii="Arial" w:hAnsi="Arial"/>
-          <w:noProof/>
           <w:color w:val="000000"/>
           <w:sz w:val="28"/>
           <w:szCs w:val="28"/>
@@ -208,7 +193,6 @@
       <w:r>
         <w:rPr>
           <w:rFonts w:ascii="Arial" w:hAnsi="Arial"/>
-          <w:noProof/>
           <w:color w:val="000000"/>
           <w:sz w:val="28"/>
           <w:szCs w:val="28"/>
@@ -223,7 +207,6 @@
         <w:spacing w:before="480"/>
         <w:jc w:val="center"/>
         <w:rPr>
-          <w:noProof/>
           <w:color w:val="000000"/>
           <w:sz w:val="28"/>
           <w:szCs w:val="28"/>
@@ -236,7 +219,6 @@
         <w:spacing w:before="480"/>
         <w:jc w:val="center"/>
         <w:rPr>
-          <w:noProof/>
           <w:sz w:val="28"/>
           <w:szCs w:val="28"/>
         </w:rPr>
@@ -248,7 +230,6 @@
         <w:spacing w:before="480"/>
         <w:jc w:val="center"/>
         <w:rPr>
-          <w:noProof/>
           <w:sz w:val="28"/>
           <w:szCs w:val="28"/>
         </w:rPr>
@@ -260,14 +241,12 @@
         <w:spacing w:before="480"/>
         <w:jc w:val="center"/>
         <w:rPr>
-          <w:noProof/>
           <w:sz w:val="22"/>
           <w:szCs w:val="22"/>
         </w:rPr>
       </w:pPr>
       <w:r>
         <w:rPr>
-          <w:noProof/>
           <w:sz w:val="28"/>
           <w:szCs w:val="28"/>
         </w:rPr>
@@ -275,7 +254,6 @@
       </w:r>
       <w:r>
         <w:rPr>
-          <w:noProof/>
           <w:sz w:val="28"/>
           <w:szCs w:val="28"/>
         </w:rPr>
@@ -283,7 +261,6 @@
       </w:r>
       <w:r>
         <w:rPr>
-          <w:noProof/>
           <w:sz w:val="28"/>
           <w:szCs w:val="28"/>
         </w:rPr>
@@ -291,29 +268,13 @@
       </w:r>
       <w:r>
         <w:rPr>
-          <w:noProof/>
           <w:sz w:val="28"/>
           <w:szCs w:val="28"/>
         </w:rPr>
         <w:t xml:space="preserve"> </w:t>
       </w:r>
       <w:r>
-        <w:rPr>
-          <w:noProof/>
-        </w:rPr>
-        <w:t xml:space="preserve">– </w:t>
-      </w:r>
-      <w:r>
-        <w:rPr>
-          <w:noProof/>
-        </w:rPr>
-        <w:t xml:space="preserve">19/08/2025 </w:t>
-      </w:r>
-      <w:r>
-        <w:rPr>
-          <w:noProof/>
-        </w:rPr>
-        <w:t>REV 2</w:t>
+        <w:t>– 19/08/2025 REV 2</w:t>
       </w:r>
     </w:p>
     <w:sdt>
@@ -361,7 +322,6 @@
             <w:pStyle w:val="TOC1"/>
             <w:rPr>
               <w:rFonts w:asciiTheme="minorHAnsi" w:eastAsiaTheme="minorEastAsia" w:hAnsiTheme="minorHAnsi" w:cstheme="minorBidi"/>
-              <w:noProof/>
               <w:kern w:val="2"/>
               <w:szCs w:val="24"/>
               <w:lang w:val="en-AU" w:eastAsia="en-AU"/>
@@ -399,55 +359,55 @@
             <w:r>
               <w:rPr>
                 <w:rStyle w:val="Hyperlink"/>
-                <w:noProof/>
+                <w:lang w:val="en-AU"/>
               </w:rPr>
               <w:t>INTRODUCTION</w:t>
             </w:r>
             <w:r>
               <w:rPr>
-                <w:noProof/>
                 <w:webHidden/>
+                <w:lang w:val="en-AU"/>
               </w:rPr>
               <w:tab/>
             </w:r>
             <w:r>
               <w:rPr>
-                <w:noProof/>
                 <w:webHidden/>
+                <w:lang w:val="en-AU"/>
               </w:rPr>
               <w:fldChar w:fldCharType="begin"/>
             </w:r>
             <w:r>
               <w:rPr>
-                <w:noProof/>
                 <w:webHidden/>
+                <w:lang w:val="en-AU"/>
               </w:rPr>
               <w:instrText xml:space="preserve"> PAGEREF _Toc206711077 \h </w:instrText>
             </w:r>
             <w:r>
               <w:rPr>
-                <w:noProof/>
                 <w:webHidden/>
-              </w:rPr>
-            </w:r>
-            <w:r>
-              <w:rPr>
-                <w:noProof/>
+                <w:lang w:val="en-AU"/>
+              </w:rPr>
+            </w:r>
+            <w:r>
+              <w:rPr>
                 <w:webHidden/>
+                <w:lang w:val="en-AU"/>
               </w:rPr>
               <w:fldChar w:fldCharType="separate"/>
             </w:r>
             <w:r>
               <w:rPr>
-                <w:noProof/>
                 <w:webHidden/>
+                <w:lang w:val="en-AU"/>
               </w:rPr>
               <w:t>3</w:t>
             </w:r>
             <w:r>
               <w:rPr>
-                <w:noProof/>
                 <w:webHidden/>
+                <w:lang w:val="en-AU"/>
               </w:rPr>
               <w:fldChar w:fldCharType="end"/>
             </w:r>
@@ -461,7 +421,6 @@
             </w:tabs>
             <w:rPr>
               <w:rFonts w:eastAsiaTheme="minorEastAsia"/>
-              <w:noProof/>
               <w:kern w:val="2"/>
               <w:sz w:val="24"/>
               <w:szCs w:val="24"/>
@@ -473,54 +432,46 @@
             <w:r>
               <w:rPr>
                 <w:rStyle w:val="Hyperlink"/>
-                <w:noProof/>
               </w:rPr>
               <w:t>OBJECTIVES</w:t>
             </w:r>
             <w:r>
               <w:rPr>
-                <w:noProof/>
                 <w:webHidden/>
               </w:rPr>
               <w:tab/>
             </w:r>
             <w:r>
               <w:rPr>
-                <w:noProof/>
                 <w:webHidden/>
               </w:rPr>
               <w:fldChar w:fldCharType="begin"/>
             </w:r>
             <w:r>
               <w:rPr>
-                <w:noProof/>
                 <w:webHidden/>
               </w:rPr>
               <w:instrText xml:space="preserve"> PAGEREF _Toc206711078 \h </w:instrText>
             </w:r>
             <w:r>
               <w:rPr>
-                <w:noProof/>
                 <w:webHidden/>
               </w:rPr>
             </w:r>
             <w:r>
               <w:rPr>
-                <w:noProof/>
                 <w:webHidden/>
               </w:rPr>
               <w:fldChar w:fldCharType="separate"/>
             </w:r>
             <w:r>
               <w:rPr>
-                <w:noProof/>
                 <w:webHidden/>
               </w:rPr>
               <w:t>3</w:t>
             </w:r>
             <w:r>
               <w:rPr>
-                <w:noProof/>
                 <w:webHidden/>
               </w:rPr>
               <w:fldChar w:fldCharType="end"/>
@@ -535,7 +486,6 @@
             </w:tabs>
             <w:rPr>
               <w:rFonts w:eastAsiaTheme="minorEastAsia"/>
-              <w:noProof/>
               <w:kern w:val="2"/>
               <w:sz w:val="24"/>
               <w:szCs w:val="24"/>
@@ -547,54 +497,46 @@
             <w:r>
               <w:rPr>
                 <w:rStyle w:val="Hyperlink"/>
-                <w:noProof/>
               </w:rPr>
               <w:t>ASSUMPTIONS AND CONSTRAINTS</w:t>
             </w:r>
             <w:r>
               <w:rPr>
-                <w:noProof/>
                 <w:webHidden/>
               </w:rPr>
               <w:tab/>
             </w:r>
             <w:r>
               <w:rPr>
-                <w:noProof/>
                 <w:webHidden/>
               </w:rPr>
               <w:fldChar w:fldCharType="begin"/>
             </w:r>
             <w:r>
               <w:rPr>
-                <w:noProof/>
                 <w:webHidden/>
               </w:rPr>
               <w:instrText xml:space="preserve"> PAGEREF _Toc206711079 \h </w:instrText>
             </w:r>
             <w:r>
               <w:rPr>
-                <w:noProof/>
                 <w:webHidden/>
               </w:rPr>
             </w:r>
             <w:r>
               <w:rPr>
-                <w:noProof/>
                 <w:webHidden/>
               </w:rPr>
               <w:fldChar w:fldCharType="separate"/>
             </w:r>
             <w:r>
               <w:rPr>
-                <w:noProof/>
                 <w:webHidden/>
               </w:rPr>
               <w:t>3</w:t>
             </w:r>
             <w:r>
               <w:rPr>
-                <w:noProof/>
                 <w:webHidden/>
               </w:rPr>
               <w:fldChar w:fldCharType="end"/>
@@ -609,7 +551,6 @@
             </w:tabs>
             <w:rPr>
               <w:rFonts w:eastAsiaTheme="minorEastAsia"/>
-              <w:noProof/>
               <w:kern w:val="2"/>
               <w:sz w:val="24"/>
               <w:szCs w:val="24"/>
@@ -621,54 +562,46 @@
             <w:r>
               <w:rPr>
                 <w:rStyle w:val="Hyperlink"/>
-                <w:noProof/>
               </w:rPr>
               <w:t>PROJECT OVERVIEW</w:t>
             </w:r>
             <w:r>
               <w:rPr>
-                <w:noProof/>
                 <w:webHidden/>
               </w:rPr>
               <w:tab/>
             </w:r>
             <w:r>
               <w:rPr>
-                <w:noProof/>
                 <w:webHidden/>
               </w:rPr>
               <w:fldChar w:fldCharType="begin"/>
             </w:r>
             <w:r>
               <w:rPr>
-                <w:noProof/>
                 <w:webHidden/>
               </w:rPr>
               <w:instrText xml:space="preserve"> PAGEREF _Toc206711080 \h </w:instrText>
             </w:r>
             <w:r>
               <w:rPr>
-                <w:noProof/>
                 <w:webHidden/>
               </w:rPr>
             </w:r>
             <w:r>
               <w:rPr>
-                <w:noProof/>
                 <w:webHidden/>
               </w:rPr>
               <w:fldChar w:fldCharType="separate"/>
             </w:r>
             <w:r>
               <w:rPr>
-                <w:noProof/>
                 <w:webHidden/>
               </w:rPr>
               <w:t>4</w:t>
             </w:r>
             <w:r>
               <w:rPr>
-                <w:noProof/>
                 <w:webHidden/>
               </w:rPr>
               <w:fldChar w:fldCharType="end"/>
@@ -680,7 +613,6 @@
             <w:pStyle w:val="TOC1"/>
             <w:rPr>
               <w:rFonts w:asciiTheme="minorHAnsi" w:eastAsiaTheme="minorEastAsia" w:hAnsiTheme="minorHAnsi" w:cstheme="minorBidi"/>
-              <w:noProof/>
               <w:kern w:val="2"/>
               <w:szCs w:val="24"/>
               <w:lang w:val="en-AU" w:eastAsia="en-AU"/>
@@ -691,55 +623,55 @@
             <w:r>
               <w:rPr>
                 <w:rStyle w:val="Hyperlink"/>
-                <w:noProof/>
+                <w:lang w:val="en-AU"/>
               </w:rPr>
               <w:t>PROJECT MANAGEMENT APPROACH</w:t>
             </w:r>
             <w:r>
               <w:rPr>
-                <w:noProof/>
                 <w:webHidden/>
+                <w:lang w:val="en-AU"/>
               </w:rPr>
               <w:tab/>
             </w:r>
             <w:r>
               <w:rPr>
-                <w:noProof/>
                 <w:webHidden/>
+                <w:lang w:val="en-AU"/>
               </w:rPr>
               <w:fldChar w:fldCharType="begin"/>
             </w:r>
             <w:r>
               <w:rPr>
-                <w:noProof/>
                 <w:webHidden/>
+                <w:lang w:val="en-AU"/>
               </w:rPr>
               <w:instrText xml:space="preserve"> PAGEREF _Toc206711081 \h </w:instrText>
             </w:r>
             <w:r>
               <w:rPr>
-                <w:noProof/>
                 <w:webHidden/>
-              </w:rPr>
-            </w:r>
-            <w:r>
-              <w:rPr>
-                <w:noProof/>
+                <w:lang w:val="en-AU"/>
+              </w:rPr>
+            </w:r>
+            <w:r>
+              <w:rPr>
                 <w:webHidden/>
+                <w:lang w:val="en-AU"/>
               </w:rPr>
               <w:fldChar w:fldCharType="separate"/>
             </w:r>
             <w:r>
               <w:rPr>
-                <w:noProof/>
                 <w:webHidden/>
+                <w:lang w:val="en-AU"/>
               </w:rPr>
               <w:t>5</w:t>
             </w:r>
             <w:r>
               <w:rPr>
-                <w:noProof/>
                 <w:webHidden/>
+                <w:lang w:val="en-AU"/>
               </w:rPr>
               <w:fldChar w:fldCharType="end"/>
             </w:r>
@@ -753,7 +685,6 @@
             </w:tabs>
             <w:rPr>
               <w:rFonts w:eastAsiaTheme="minorEastAsia"/>
-              <w:noProof/>
               <w:kern w:val="2"/>
               <w:sz w:val="24"/>
               <w:szCs w:val="24"/>
@@ -765,54 +696,46 @@
             <w:r>
               <w:rPr>
                 <w:rStyle w:val="Hyperlink"/>
-                <w:noProof/>
               </w:rPr>
               <w:t>PROJECT METHODOLOGY</w:t>
             </w:r>
             <w:r>
               <w:rPr>
-                <w:noProof/>
                 <w:webHidden/>
               </w:rPr>
               <w:tab/>
             </w:r>
             <w:r>
               <w:rPr>
-                <w:noProof/>
                 <w:webHidden/>
               </w:rPr>
               <w:fldChar w:fldCharType="begin"/>
             </w:r>
             <w:r>
               <w:rPr>
-                <w:noProof/>
                 <w:webHidden/>
               </w:rPr>
               <w:instrText xml:space="preserve"> PAGEREF _Toc206711082 \h </w:instrText>
             </w:r>
             <w:r>
               <w:rPr>
-                <w:noProof/>
                 <w:webHidden/>
               </w:rPr>
             </w:r>
             <w:r>
               <w:rPr>
-                <w:noProof/>
                 <w:webHidden/>
               </w:rPr>
               <w:fldChar w:fldCharType="separate"/>
             </w:r>
             <w:r>
               <w:rPr>
-                <w:noProof/>
                 <w:webHidden/>
               </w:rPr>
               <w:t>5</w:t>
             </w:r>
             <w:r>
               <w:rPr>
-                <w:noProof/>
                 <w:webHidden/>
               </w:rPr>
               <w:fldChar w:fldCharType="end"/>
@@ -827,7 +750,6 @@
             </w:tabs>
             <w:rPr>
               <w:rFonts w:eastAsiaTheme="minorEastAsia"/>
-              <w:noProof/>
               <w:kern w:val="2"/>
               <w:sz w:val="24"/>
               <w:szCs w:val="24"/>
@@ -839,54 +761,46 @@
             <w:r>
               <w:rPr>
                 <w:rStyle w:val="Hyperlink"/>
-                <w:noProof/>
               </w:rPr>
               <w:t>MONITORING AND REPORTING</w:t>
             </w:r>
             <w:r>
               <w:rPr>
-                <w:noProof/>
                 <w:webHidden/>
               </w:rPr>
               <w:tab/>
             </w:r>
             <w:r>
               <w:rPr>
-                <w:noProof/>
                 <w:webHidden/>
               </w:rPr>
               <w:fldChar w:fldCharType="begin"/>
             </w:r>
             <w:r>
               <w:rPr>
-                <w:noProof/>
                 <w:webHidden/>
               </w:rPr>
               <w:instrText xml:space="preserve"> PAGEREF _Toc206711083 \h </w:instrText>
             </w:r>
             <w:r>
               <w:rPr>
-                <w:noProof/>
                 <w:webHidden/>
               </w:rPr>
             </w:r>
             <w:r>
               <w:rPr>
-                <w:noProof/>
                 <w:webHidden/>
               </w:rPr>
               <w:fldChar w:fldCharType="separate"/>
             </w:r>
             <w:r>
               <w:rPr>
-                <w:noProof/>
                 <w:webHidden/>
               </w:rPr>
               <w:t>7</w:t>
             </w:r>
             <w:r>
               <w:rPr>
-                <w:noProof/>
                 <w:webHidden/>
               </w:rPr>
               <w:fldChar w:fldCharType="end"/>
@@ -898,7 +812,6 @@
             <w:pStyle w:val="TOC1"/>
             <w:rPr>
               <w:rFonts w:asciiTheme="minorHAnsi" w:eastAsiaTheme="minorEastAsia" w:hAnsiTheme="minorHAnsi" w:cstheme="minorBidi"/>
-              <w:noProof/>
               <w:kern w:val="2"/>
               <w:szCs w:val="24"/>
               <w:lang w:val="en-AU" w:eastAsia="en-AU"/>
@@ -909,55 +822,55 @@
             <w:r>
               <w:rPr>
                 <w:rStyle w:val="Hyperlink"/>
-                <w:noProof/>
+                <w:lang w:val="en-AU"/>
               </w:rPr>
               <w:t>PROJECT SCOPE</w:t>
             </w:r>
             <w:r>
               <w:rPr>
-                <w:noProof/>
                 <w:webHidden/>
+                <w:lang w:val="en-AU"/>
               </w:rPr>
               <w:tab/>
             </w:r>
             <w:r>
               <w:rPr>
-                <w:noProof/>
                 <w:webHidden/>
+                <w:lang w:val="en-AU"/>
               </w:rPr>
               <w:fldChar w:fldCharType="begin"/>
             </w:r>
             <w:r>
               <w:rPr>
-                <w:noProof/>
                 <w:webHidden/>
+                <w:lang w:val="en-AU"/>
               </w:rPr>
               <w:instrText xml:space="preserve"> PAGEREF _Toc206711084 \h </w:instrText>
             </w:r>
             <w:r>
               <w:rPr>
-                <w:noProof/>
                 <w:webHidden/>
-              </w:rPr>
-            </w:r>
-            <w:r>
-              <w:rPr>
-                <w:noProof/>
+                <w:lang w:val="en-AU"/>
+              </w:rPr>
+            </w:r>
+            <w:r>
+              <w:rPr>
                 <w:webHidden/>
+                <w:lang w:val="en-AU"/>
               </w:rPr>
               <w:fldChar w:fldCharType="separate"/>
             </w:r>
             <w:r>
               <w:rPr>
-                <w:noProof/>
                 <w:webHidden/>
+                <w:lang w:val="en-AU"/>
               </w:rPr>
               <w:t>7</w:t>
             </w:r>
             <w:r>
               <w:rPr>
-                <w:noProof/>
                 <w:webHidden/>
+                <w:lang w:val="en-AU"/>
               </w:rPr>
               <w:fldChar w:fldCharType="end"/>
             </w:r>
@@ -971,7 +884,6 @@
             </w:tabs>
             <w:rPr>
               <w:rFonts w:eastAsiaTheme="minorEastAsia"/>
-              <w:noProof/>
               <w:kern w:val="2"/>
               <w:sz w:val="24"/>
               <w:szCs w:val="24"/>
@@ -983,55 +895,47 @@
             <w:r>
               <w:rPr>
                 <w:rStyle w:val="Hyperlink"/>
-                <w:noProof/>
                 <w:lang w:eastAsia="en-AU"/>
               </w:rPr>
               <w:t>OUT OF SCOPE</w:t>
             </w:r>
             <w:r>
               <w:rPr>
-                <w:noProof/>
                 <w:webHidden/>
               </w:rPr>
               <w:tab/>
             </w:r>
             <w:r>
               <w:rPr>
-                <w:noProof/>
                 <w:webHidden/>
               </w:rPr>
               <w:fldChar w:fldCharType="begin"/>
             </w:r>
             <w:r>
               <w:rPr>
-                <w:noProof/>
                 <w:webHidden/>
               </w:rPr>
               <w:instrText xml:space="preserve"> PAGEREF _Toc206711085 \h </w:instrText>
             </w:r>
             <w:r>
               <w:rPr>
-                <w:noProof/>
                 <w:webHidden/>
               </w:rPr>
             </w:r>
             <w:r>
               <w:rPr>
-                <w:noProof/>
                 <w:webHidden/>
               </w:rPr>
               <w:fldChar w:fldCharType="separate"/>
             </w:r>
             <w:r>
               <w:rPr>
-                <w:noProof/>
                 <w:webHidden/>
               </w:rPr>
               <w:t>8</w:t>
             </w:r>
             <w:r>
               <w:rPr>
-                <w:noProof/>
                 <w:webHidden/>
               </w:rPr>
               <w:fldChar w:fldCharType="end"/>
@@ -1046,7 +950,6 @@
             </w:tabs>
             <w:rPr>
               <w:rFonts w:eastAsiaTheme="minorEastAsia"/>
-              <w:noProof/>
               <w:kern w:val="2"/>
               <w:sz w:val="24"/>
               <w:szCs w:val="24"/>
@@ -1058,55 +961,47 @@
             <w:r>
               <w:rPr>
                 <w:rStyle w:val="Hyperlink"/>
-                <w:noProof/>
                 <w:lang w:eastAsia="en-AU"/>
               </w:rPr>
               <w:t>PROJECT COMPLETION CRITERIA</w:t>
             </w:r>
             <w:r>
               <w:rPr>
-                <w:noProof/>
                 <w:webHidden/>
               </w:rPr>
               <w:tab/>
             </w:r>
             <w:r>
               <w:rPr>
-                <w:noProof/>
                 <w:webHidden/>
               </w:rPr>
               <w:fldChar w:fldCharType="begin"/>
             </w:r>
             <w:r>
               <w:rPr>
-                <w:noProof/>
                 <w:webHidden/>
               </w:rPr>
               <w:instrText xml:space="preserve"> PAGEREF _Toc206711086 \h </w:instrText>
             </w:r>
             <w:r>
               <w:rPr>
-                <w:noProof/>
                 <w:webHidden/>
               </w:rPr>
             </w:r>
             <w:r>
               <w:rPr>
-                <w:noProof/>
                 <w:webHidden/>
               </w:rPr>
               <w:fldChar w:fldCharType="separate"/>
             </w:r>
             <w:r>
               <w:rPr>
-                <w:noProof/>
                 <w:webHidden/>
               </w:rPr>
               <w:t>8</w:t>
             </w:r>
             <w:r>
               <w:rPr>
-                <w:noProof/>
                 <w:webHidden/>
               </w:rPr>
               <w:fldChar w:fldCharType="end"/>
@@ -1118,7 +1013,6 @@
             <w:pStyle w:val="TOC1"/>
             <w:rPr>
               <w:rFonts w:asciiTheme="minorHAnsi" w:eastAsiaTheme="minorEastAsia" w:hAnsiTheme="minorHAnsi" w:cstheme="minorBidi"/>
-              <w:noProof/>
               <w:kern w:val="2"/>
               <w:szCs w:val="24"/>
               <w:lang w:val="en-AU" w:eastAsia="en-AU"/>
@@ -1129,55 +1023,55 @@
             <w:r>
               <w:rPr>
                 <w:rStyle w:val="Hyperlink"/>
-                <w:noProof/>
+                <w:lang w:val="en-AU"/>
               </w:rPr>
               <w:t>MILESTONE LIST</w:t>
             </w:r>
             <w:r>
               <w:rPr>
-                <w:noProof/>
                 <w:webHidden/>
+                <w:lang w:val="en-AU"/>
               </w:rPr>
               <w:tab/>
             </w:r>
             <w:r>
               <w:rPr>
-                <w:noProof/>
                 <w:webHidden/>
+                <w:lang w:val="en-AU"/>
               </w:rPr>
               <w:fldChar w:fldCharType="begin"/>
             </w:r>
             <w:r>
               <w:rPr>
-                <w:noProof/>
                 <w:webHidden/>
+                <w:lang w:val="en-AU"/>
               </w:rPr>
               <w:instrText xml:space="preserve"> PAGEREF _Toc206711087 \h </w:instrText>
             </w:r>
             <w:r>
               <w:rPr>
-                <w:noProof/>
                 <w:webHidden/>
-              </w:rPr>
-            </w:r>
-            <w:r>
-              <w:rPr>
-                <w:noProof/>
+                <w:lang w:val="en-AU"/>
+              </w:rPr>
+            </w:r>
+            <w:r>
+              <w:rPr>
                 <w:webHidden/>
+                <w:lang w:val="en-AU"/>
               </w:rPr>
               <w:fldChar w:fldCharType="separate"/>
             </w:r>
             <w:r>
               <w:rPr>
-                <w:noProof/>
                 <w:webHidden/>
+                <w:lang w:val="en-AU"/>
               </w:rPr>
               <w:t>8</w:t>
             </w:r>
             <w:r>
               <w:rPr>
-                <w:noProof/>
                 <w:webHidden/>
+                <w:lang w:val="en-AU"/>
               </w:rPr>
               <w:fldChar w:fldCharType="end"/>
             </w:r>
@@ -1188,7 +1082,6 @@
             <w:pStyle w:val="TOC1"/>
             <w:rPr>
               <w:rFonts w:asciiTheme="minorHAnsi" w:eastAsiaTheme="minorEastAsia" w:hAnsiTheme="minorHAnsi" w:cstheme="minorBidi"/>
-              <w:noProof/>
               <w:kern w:val="2"/>
               <w:szCs w:val="24"/>
               <w:lang w:val="en-AU" w:eastAsia="en-AU"/>
@@ -1199,55 +1092,55 @@
             <w:r>
               <w:rPr>
                 <w:rStyle w:val="Hyperlink"/>
-                <w:noProof/>
+                <w:lang w:val="en-AU"/>
               </w:rPr>
               <w:t>SCHEDULE BASELINE AND WORK BREAKDOWN STRUCTURE</w:t>
             </w:r>
             <w:r>
               <w:rPr>
-                <w:noProof/>
                 <w:webHidden/>
+                <w:lang w:val="en-AU"/>
               </w:rPr>
               <w:tab/>
             </w:r>
             <w:r>
               <w:rPr>
-                <w:noProof/>
                 <w:webHidden/>
+                <w:lang w:val="en-AU"/>
               </w:rPr>
               <w:fldChar w:fldCharType="begin"/>
             </w:r>
             <w:r>
               <w:rPr>
-                <w:noProof/>
                 <w:webHidden/>
+                <w:lang w:val="en-AU"/>
               </w:rPr>
               <w:instrText xml:space="preserve"> PAGEREF _Toc206711088 \h </w:instrText>
             </w:r>
             <w:r>
               <w:rPr>
-                <w:noProof/>
                 <w:webHidden/>
-              </w:rPr>
-            </w:r>
-            <w:r>
-              <w:rPr>
-                <w:noProof/>
+                <w:lang w:val="en-AU"/>
+              </w:rPr>
+            </w:r>
+            <w:r>
+              <w:rPr>
                 <w:webHidden/>
+                <w:lang w:val="en-AU"/>
               </w:rPr>
               <w:fldChar w:fldCharType="separate"/>
             </w:r>
             <w:r>
               <w:rPr>
-                <w:noProof/>
                 <w:webHidden/>
+                <w:lang w:val="en-AU"/>
               </w:rPr>
               <w:t>9</w:t>
             </w:r>
             <w:r>
               <w:rPr>
-                <w:noProof/>
                 <w:webHidden/>
+                <w:lang w:val="en-AU"/>
               </w:rPr>
               <w:fldChar w:fldCharType="end"/>
             </w:r>
@@ -1261,7 +1154,6 @@
             </w:tabs>
             <w:rPr>
               <w:rFonts w:eastAsiaTheme="minorEastAsia"/>
-              <w:noProof/>
               <w:kern w:val="2"/>
               <w:sz w:val="24"/>
               <w:szCs w:val="24"/>
@@ -1273,54 +1165,46 @@
             <w:r>
               <w:rPr>
                 <w:rStyle w:val="Hyperlink"/>
-                <w:noProof/>
               </w:rPr>
               <w:t>DELIVERABLES</w:t>
             </w:r>
             <w:r>
               <w:rPr>
-                <w:noProof/>
                 <w:webHidden/>
               </w:rPr>
               <w:tab/>
             </w:r>
             <w:r>
               <w:rPr>
-                <w:noProof/>
                 <w:webHidden/>
               </w:rPr>
               <w:fldChar w:fldCharType="begin"/>
             </w:r>
             <w:r>
               <w:rPr>
-                <w:noProof/>
                 <w:webHidden/>
               </w:rPr>
               <w:instrText xml:space="preserve"> PAGEREF _Toc206711089 \h </w:instrText>
             </w:r>
             <w:r>
               <w:rPr>
-                <w:noProof/>
                 <w:webHidden/>
               </w:rPr>
             </w:r>
             <w:r>
               <w:rPr>
-                <w:noProof/>
                 <w:webHidden/>
               </w:rPr>
               <w:fldChar w:fldCharType="separate"/>
             </w:r>
             <w:r>
               <w:rPr>
-                <w:noProof/>
                 <w:webHidden/>
               </w:rPr>
               <w:t>10</w:t>
             </w:r>
             <w:r>
               <w:rPr>
-                <w:noProof/>
                 <w:webHidden/>
               </w:rPr>
               <w:fldChar w:fldCharType="end"/>
@@ -1335,7 +1219,6 @@
             </w:tabs>
             <w:rPr>
               <w:rFonts w:eastAsiaTheme="minorEastAsia"/>
-              <w:noProof/>
               <w:kern w:val="2"/>
               <w:sz w:val="24"/>
               <w:szCs w:val="24"/>
@@ -1347,54 +1230,46 @@
             <w:r>
               <w:rPr>
                 <w:rStyle w:val="Hyperlink"/>
-                <w:noProof/>
               </w:rPr>
               <w:t>SCHEDULE BASELIN</w:t>
             </w:r>
             <w:r>
               <w:rPr>
-                <w:noProof/>
                 <w:webHidden/>
               </w:rPr>
               <w:tab/>
             </w:r>
             <w:r>
               <w:rPr>
-                <w:noProof/>
                 <w:webHidden/>
               </w:rPr>
               <w:fldChar w:fldCharType="begin"/>
             </w:r>
             <w:r>
               <w:rPr>
-                <w:noProof/>
                 <w:webHidden/>
               </w:rPr>
               <w:instrText xml:space="preserve"> PAGEREF _Toc206711090 \h </w:instrText>
             </w:r>
             <w:r>
               <w:rPr>
-                <w:noProof/>
                 <w:webHidden/>
               </w:rPr>
             </w:r>
             <w:r>
               <w:rPr>
-                <w:noProof/>
                 <w:webHidden/>
               </w:rPr>
               <w:fldChar w:fldCharType="separate"/>
             </w:r>
             <w:r>
               <w:rPr>
-                <w:noProof/>
                 <w:webHidden/>
               </w:rPr>
               <w:t>10</w:t>
             </w:r>
             <w:r>
               <w:rPr>
-                <w:noProof/>
                 <w:webHidden/>
               </w:rPr>
               <w:fldChar w:fldCharType="end"/>
@@ -1409,7 +1284,6 @@
             </w:tabs>
             <w:rPr>
               <w:rFonts w:eastAsiaTheme="minorEastAsia"/>
-              <w:noProof/>
               <w:kern w:val="2"/>
               <w:sz w:val="24"/>
               <w:szCs w:val="24"/>
@@ -1421,54 +1295,46 @@
             <w:r>
               <w:rPr>
                 <w:rStyle w:val="Hyperlink"/>
-                <w:noProof/>
               </w:rPr>
               <w:t>KEY MILESTONES</w:t>
             </w:r>
             <w:r>
               <w:rPr>
-                <w:noProof/>
                 <w:webHidden/>
               </w:rPr>
               <w:tab/>
             </w:r>
             <w:r>
               <w:rPr>
-                <w:noProof/>
                 <w:webHidden/>
               </w:rPr>
               <w:fldChar w:fldCharType="begin"/>
             </w:r>
             <w:r>
               <w:rPr>
-                <w:noProof/>
                 <w:webHidden/>
               </w:rPr>
               <w:instrText xml:space="preserve"> PAGEREF _Toc206711091 \h </w:instrText>
             </w:r>
             <w:r>
               <w:rPr>
-                <w:noProof/>
                 <w:webHidden/>
               </w:rPr>
             </w:r>
             <w:r>
               <w:rPr>
-                <w:noProof/>
                 <w:webHidden/>
               </w:rPr>
               <w:fldChar w:fldCharType="separate"/>
             </w:r>
             <w:r>
               <w:rPr>
-                <w:noProof/>
                 <w:webHidden/>
               </w:rPr>
               <w:t>10</w:t>
             </w:r>
             <w:r>
               <w:rPr>
-                <w:noProof/>
                 <w:webHidden/>
               </w:rPr>
               <w:fldChar w:fldCharType="end"/>
@@ -1483,7 +1349,6 @@
             </w:tabs>
             <w:rPr>
               <w:rFonts w:eastAsiaTheme="minorEastAsia"/>
-              <w:noProof/>
               <w:kern w:val="2"/>
               <w:sz w:val="24"/>
               <w:szCs w:val="24"/>
@@ -1495,54 +1360,46 @@
             <w:r>
               <w:rPr>
                 <w:rStyle w:val="Hyperlink"/>
-                <w:noProof/>
               </w:rPr>
               <w:t>KEY DEPENDENCIES</w:t>
             </w:r>
             <w:r>
               <w:rPr>
-                <w:noProof/>
                 <w:webHidden/>
               </w:rPr>
               <w:tab/>
             </w:r>
             <w:r>
               <w:rPr>
-                <w:noProof/>
                 <w:webHidden/>
               </w:rPr>
               <w:fldChar w:fldCharType="begin"/>
             </w:r>
             <w:r>
               <w:rPr>
-                <w:noProof/>
                 <w:webHidden/>
               </w:rPr>
               <w:instrText xml:space="preserve"> PAGEREF _Toc206711092 \h </w:instrText>
             </w:r>
             <w:r>
               <w:rPr>
-                <w:noProof/>
                 <w:webHidden/>
               </w:rPr>
             </w:r>
             <w:r>
               <w:rPr>
-                <w:noProof/>
                 <w:webHidden/>
               </w:rPr>
               <w:fldChar w:fldCharType="separate"/>
             </w:r>
             <w:r>
               <w:rPr>
-                <w:noProof/>
                 <w:webHidden/>
               </w:rPr>
               <w:t>11</w:t>
             </w:r>
             <w:r>
               <w:rPr>
-                <w:noProof/>
                 <w:webHidden/>
               </w:rPr>
               <w:fldChar w:fldCharType="end"/>
@@ -1554,7 +1411,6 @@
             <w:pStyle w:val="TOC1"/>
             <w:rPr>
               <w:rFonts w:asciiTheme="minorHAnsi" w:eastAsiaTheme="minorEastAsia" w:hAnsiTheme="minorHAnsi" w:cstheme="minorBidi"/>
-              <w:noProof/>
               <w:kern w:val="2"/>
               <w:szCs w:val="24"/>
               <w:lang w:val="en-AU" w:eastAsia="en-AU"/>
@@ -1566,14 +1422,14 @@
               <w:rPr>
                 <w:rStyle w:val="Hyperlink"/>
                 <w:rFonts w:ascii="Arial" w:hAnsi="Arial" w:cs="Arial"/>
-                <w:noProof/>
+                <w:lang w:val="en-AU"/>
               </w:rPr>
               <w:t xml:space="preserve">CHANGE </w:t>
             </w:r>
             <w:r>
               <w:rPr>
                 <w:rStyle w:val="Hyperlink"/>
-                <w:noProof/>
+                <w:lang w:val="en-AU"/>
               </w:rPr>
               <w:t>MANAGEMENT</w:t>
             </w:r>
@@ -1581,55 +1437,55 @@
               <w:rPr>
                 <w:rStyle w:val="Hyperlink"/>
                 <w:rFonts w:ascii="Arial" w:hAnsi="Arial" w:cs="Arial"/>
-                <w:noProof/>
+                <w:lang w:val="en-AU"/>
               </w:rPr>
               <w:t xml:space="preserve"> PLAN</w:t>
             </w:r>
             <w:r>
               <w:rPr>
-                <w:noProof/>
                 <w:webHidden/>
+                <w:lang w:val="en-AU"/>
               </w:rPr>
               <w:tab/>
             </w:r>
             <w:r>
               <w:rPr>
-                <w:noProof/>
                 <w:webHidden/>
+                <w:lang w:val="en-AU"/>
               </w:rPr>
               <w:fldChar w:fldCharType="begin"/>
             </w:r>
             <w:r>
               <w:rPr>
-                <w:noProof/>
                 <w:webHidden/>
+                <w:lang w:val="en-AU"/>
               </w:rPr>
               <w:instrText xml:space="preserve"> PAGEREF _Toc206711093 \h </w:instrText>
             </w:r>
             <w:r>
               <w:rPr>
-                <w:noProof/>
                 <w:webHidden/>
-              </w:rPr>
-            </w:r>
-            <w:r>
-              <w:rPr>
-                <w:noProof/>
+                <w:lang w:val="en-AU"/>
+              </w:rPr>
+            </w:r>
+            <w:r>
+              <w:rPr>
                 <w:webHidden/>
+                <w:lang w:val="en-AU"/>
               </w:rPr>
               <w:fldChar w:fldCharType="separate"/>
             </w:r>
             <w:r>
               <w:rPr>
-                <w:noProof/>
                 <w:webHidden/>
+                <w:lang w:val="en-AU"/>
               </w:rPr>
               <w:t>11</w:t>
             </w:r>
             <w:r>
               <w:rPr>
-                <w:noProof/>
                 <w:webHidden/>
+                <w:lang w:val="en-AU"/>
               </w:rPr>
               <w:fldChar w:fldCharType="end"/>
             </w:r>
@@ -1640,7 +1496,6 @@
             <w:pStyle w:val="TOC1"/>
             <w:rPr>
               <w:rFonts w:asciiTheme="minorHAnsi" w:eastAsiaTheme="minorEastAsia" w:hAnsiTheme="minorHAnsi" w:cstheme="minorBidi"/>
-              <w:noProof/>
               <w:kern w:val="2"/>
               <w:szCs w:val="24"/>
               <w:lang w:val="en-AU" w:eastAsia="en-AU"/>
@@ -1651,55 +1506,55 @@
             <w:r>
               <w:rPr>
                 <w:rStyle w:val="Hyperlink"/>
-                <w:noProof/>
+                <w:lang w:val="en-AU"/>
               </w:rPr>
               <w:t>COMMUNICATIONS MANAGEMENT PLAN</w:t>
             </w:r>
             <w:r>
               <w:rPr>
-                <w:noProof/>
                 <w:webHidden/>
+                <w:lang w:val="en-AU"/>
               </w:rPr>
               <w:tab/>
             </w:r>
             <w:r>
               <w:rPr>
-                <w:noProof/>
                 <w:webHidden/>
+                <w:lang w:val="en-AU"/>
               </w:rPr>
               <w:fldChar w:fldCharType="begin"/>
             </w:r>
             <w:r>
               <w:rPr>
-                <w:noProof/>
                 <w:webHidden/>
+                <w:lang w:val="en-AU"/>
               </w:rPr>
               <w:instrText xml:space="preserve"> PAGEREF _Toc206711094 \h </w:instrText>
             </w:r>
             <w:r>
               <w:rPr>
-                <w:noProof/>
                 <w:webHidden/>
-              </w:rPr>
-            </w:r>
-            <w:r>
-              <w:rPr>
-                <w:noProof/>
+                <w:lang w:val="en-AU"/>
+              </w:rPr>
+            </w:r>
+            <w:r>
+              <w:rPr>
                 <w:webHidden/>
+                <w:lang w:val="en-AU"/>
               </w:rPr>
               <w:fldChar w:fldCharType="separate"/>
             </w:r>
             <w:r>
               <w:rPr>
-                <w:noProof/>
                 <w:webHidden/>
+                <w:lang w:val="en-AU"/>
               </w:rPr>
               <w:t>14</w:t>
             </w:r>
             <w:r>
               <w:rPr>
-                <w:noProof/>
                 <w:webHidden/>
+                <w:lang w:val="en-AU"/>
               </w:rPr>
               <w:fldChar w:fldCharType="end"/>
             </w:r>
@@ -1713,7 +1568,6 @@
             </w:tabs>
             <w:rPr>
               <w:rFonts w:eastAsiaTheme="minorEastAsia"/>
-              <w:noProof/>
               <w:kern w:val="2"/>
               <w:sz w:val="24"/>
               <w:szCs w:val="24"/>
@@ -1725,54 +1579,46 @@
             <w:r>
               <w:rPr>
                 <w:rStyle w:val="Hyperlink"/>
-                <w:noProof/>
               </w:rPr>
               <w:t>STANDARDS OF CONDUCT</w:t>
             </w:r>
             <w:r>
               <w:rPr>
-                <w:noProof/>
                 <w:webHidden/>
               </w:rPr>
               <w:tab/>
             </w:r>
             <w:r>
               <w:rPr>
-                <w:noProof/>
                 <w:webHidden/>
               </w:rPr>
               <w:fldChar w:fldCharType="begin"/>
             </w:r>
             <w:r>
               <w:rPr>
-                <w:noProof/>
                 <w:webHidden/>
               </w:rPr>
               <w:instrText xml:space="preserve"> PAGEREF _Toc206711095 \h </w:instrText>
             </w:r>
             <w:r>
               <w:rPr>
-                <w:noProof/>
                 <w:webHidden/>
               </w:rPr>
             </w:r>
             <w:r>
               <w:rPr>
-                <w:noProof/>
                 <w:webHidden/>
               </w:rPr>
               <w:fldChar w:fldCharType="separate"/>
             </w:r>
             <w:r>
               <w:rPr>
-                <w:noProof/>
                 <w:webHidden/>
               </w:rPr>
               <w:t>16</w:t>
             </w:r>
             <w:r>
               <w:rPr>
-                <w:noProof/>
                 <w:webHidden/>
               </w:rPr>
               <w:fldChar w:fldCharType="end"/>
@@ -1787,7 +1633,6 @@
             </w:tabs>
             <w:rPr>
               <w:rFonts w:eastAsiaTheme="minorEastAsia"/>
-              <w:noProof/>
               <w:kern w:val="2"/>
               <w:sz w:val="24"/>
               <w:szCs w:val="24"/>
@@ -1799,54 +1644,46 @@
             <w:r>
               <w:rPr>
                 <w:rStyle w:val="Hyperlink"/>
-                <w:noProof/>
               </w:rPr>
               <w:t>MEETINGS</w:t>
             </w:r>
             <w:r>
               <w:rPr>
-                <w:noProof/>
                 <w:webHidden/>
               </w:rPr>
               <w:tab/>
             </w:r>
             <w:r>
               <w:rPr>
-                <w:noProof/>
                 <w:webHidden/>
               </w:rPr>
               <w:fldChar w:fldCharType="begin"/>
             </w:r>
             <w:r>
               <w:rPr>
-                <w:noProof/>
                 <w:webHidden/>
               </w:rPr>
               <w:instrText xml:space="preserve"> PAGEREF _Toc206711096 \h </w:instrText>
             </w:r>
             <w:r>
               <w:rPr>
-                <w:noProof/>
                 <w:webHidden/>
               </w:rPr>
             </w:r>
             <w:r>
               <w:rPr>
-                <w:noProof/>
                 <w:webHidden/>
               </w:rPr>
               <w:fldChar w:fldCharType="separate"/>
             </w:r>
             <w:r>
               <w:rPr>
-                <w:noProof/>
                 <w:webHidden/>
               </w:rPr>
               <w:t>16</w:t>
             </w:r>
             <w:r>
               <w:rPr>
-                <w:noProof/>
                 <w:webHidden/>
               </w:rPr>
               <w:fldChar w:fldCharType="end"/>
@@ -1861,7 +1698,6 @@
             </w:tabs>
             <w:rPr>
               <w:rFonts w:eastAsiaTheme="minorEastAsia"/>
-              <w:noProof/>
               <w:kern w:val="2"/>
               <w:sz w:val="24"/>
               <w:szCs w:val="24"/>
@@ -1873,54 +1709,46 @@
             <w:r>
               <w:rPr>
                 <w:rStyle w:val="Hyperlink"/>
-                <w:noProof/>
               </w:rPr>
               <w:t>EMAIL</w:t>
             </w:r>
             <w:r>
               <w:rPr>
-                <w:noProof/>
                 <w:webHidden/>
               </w:rPr>
               <w:tab/>
             </w:r>
             <w:r>
               <w:rPr>
-                <w:noProof/>
                 <w:webHidden/>
               </w:rPr>
               <w:fldChar w:fldCharType="begin"/>
             </w:r>
             <w:r>
               <w:rPr>
-                <w:noProof/>
                 <w:webHidden/>
               </w:rPr>
               <w:instrText xml:space="preserve"> PAGEREF _Toc206711097 \h </w:instrText>
             </w:r>
             <w:r>
               <w:rPr>
-                <w:noProof/>
                 <w:webHidden/>
               </w:rPr>
             </w:r>
             <w:r>
               <w:rPr>
-                <w:noProof/>
                 <w:webHidden/>
               </w:rPr>
               <w:fldChar w:fldCharType="separate"/>
             </w:r>
             <w:r>
               <w:rPr>
-                <w:noProof/>
                 <w:webHidden/>
               </w:rPr>
               <w:t>16</w:t>
             </w:r>
             <w:r>
               <w:rPr>
-                <w:noProof/>
                 <w:webHidden/>
               </w:rPr>
               <w:fldChar w:fldCharType="end"/>
@@ -1935,7 +1763,6 @@
             </w:tabs>
             <w:rPr>
               <w:rFonts w:eastAsiaTheme="minorEastAsia"/>
-              <w:noProof/>
               <w:kern w:val="2"/>
               <w:sz w:val="24"/>
               <w:szCs w:val="24"/>
@@ -1947,54 +1774,46 @@
             <w:r>
               <w:rPr>
                 <w:rStyle w:val="Hyperlink"/>
-                <w:noProof/>
               </w:rPr>
               <w:t>INFORMAL COMMUNICATIONS:</w:t>
             </w:r>
             <w:r>
               <w:rPr>
-                <w:noProof/>
                 <w:webHidden/>
               </w:rPr>
               <w:tab/>
             </w:r>
             <w:r>
               <w:rPr>
-                <w:noProof/>
                 <w:webHidden/>
               </w:rPr>
               <w:fldChar w:fldCharType="begin"/>
             </w:r>
             <w:r>
               <w:rPr>
-                <w:noProof/>
                 <w:webHidden/>
               </w:rPr>
               <w:instrText xml:space="preserve"> PAGEREF _Toc206711098 \h </w:instrText>
             </w:r>
             <w:r>
               <w:rPr>
-                <w:noProof/>
                 <w:webHidden/>
               </w:rPr>
             </w:r>
             <w:r>
               <w:rPr>
-                <w:noProof/>
                 <w:webHidden/>
               </w:rPr>
               <w:fldChar w:fldCharType="separate"/>
             </w:r>
             <w:r>
               <w:rPr>
-                <w:noProof/>
                 <w:webHidden/>
               </w:rPr>
               <w:t>16</w:t>
             </w:r>
             <w:r>
               <w:rPr>
-                <w:noProof/>
                 <w:webHidden/>
               </w:rPr>
               <w:fldChar w:fldCharType="end"/>
@@ -2006,7 +1825,6 @@
             <w:pStyle w:val="TOC1"/>
             <w:rPr>
               <w:rFonts w:asciiTheme="minorHAnsi" w:eastAsiaTheme="minorEastAsia" w:hAnsiTheme="minorHAnsi" w:cstheme="minorBidi"/>
-              <w:noProof/>
               <w:kern w:val="2"/>
               <w:szCs w:val="24"/>
               <w:lang w:val="en-AU" w:eastAsia="en-AU"/>
@@ -2017,55 +1835,55 @@
             <w:r>
               <w:rPr>
                 <w:rStyle w:val="Hyperlink"/>
-                <w:noProof/>
+                <w:lang w:val="en-AU"/>
               </w:rPr>
               <w:t>COST MANAGEMENT PLAN</w:t>
             </w:r>
             <w:r>
               <w:rPr>
-                <w:noProof/>
                 <w:webHidden/>
+                <w:lang w:val="en-AU"/>
               </w:rPr>
               <w:tab/>
             </w:r>
             <w:r>
               <w:rPr>
-                <w:noProof/>
                 <w:webHidden/>
+                <w:lang w:val="en-AU"/>
               </w:rPr>
               <w:fldChar w:fldCharType="begin"/>
             </w:r>
             <w:r>
               <w:rPr>
-                <w:noProof/>
                 <w:webHidden/>
+                <w:lang w:val="en-AU"/>
               </w:rPr>
               <w:instrText xml:space="preserve"> PAGEREF _Toc206711099 \h </w:instrText>
             </w:r>
             <w:r>
               <w:rPr>
-                <w:noProof/>
                 <w:webHidden/>
-              </w:rPr>
-            </w:r>
-            <w:r>
-              <w:rPr>
-                <w:noProof/>
+                <w:lang w:val="en-AU"/>
+              </w:rPr>
+            </w:r>
+            <w:r>
+              <w:rPr>
                 <w:webHidden/>
+                <w:lang w:val="en-AU"/>
               </w:rPr>
               <w:fldChar w:fldCharType="separate"/>
             </w:r>
             <w:r>
               <w:rPr>
-                <w:noProof/>
                 <w:webHidden/>
+                <w:lang w:val="en-AU"/>
               </w:rPr>
               <w:t>16</w:t>
             </w:r>
             <w:r>
               <w:rPr>
-                <w:noProof/>
                 <w:webHidden/>
+                <w:lang w:val="en-AU"/>
               </w:rPr>
               <w:fldChar w:fldCharType="end"/>
             </w:r>
@@ -2076,7 +1894,6 @@
             <w:pStyle w:val="TOC1"/>
             <w:rPr>
               <w:rFonts w:asciiTheme="minorHAnsi" w:eastAsiaTheme="minorEastAsia" w:hAnsiTheme="minorHAnsi" w:cstheme="minorBidi"/>
-              <w:noProof/>
               <w:kern w:val="2"/>
               <w:szCs w:val="24"/>
               <w:lang w:val="en-AU" w:eastAsia="en-AU"/>
@@ -2088,55 +1905,55 @@
               <w:rPr>
                 <w:rStyle w:val="Hyperlink"/>
                 <w:rFonts w:ascii="Arial" w:hAnsi="Arial" w:cs="Arial"/>
-                <w:noProof/>
+                <w:lang w:val="en-AU"/>
               </w:rPr>
               <w:t>PROCUREMENT MANAGEMENT PLAN</w:t>
             </w:r>
             <w:r>
               <w:rPr>
-                <w:noProof/>
                 <w:webHidden/>
+                <w:lang w:val="en-AU"/>
               </w:rPr>
               <w:tab/>
             </w:r>
             <w:r>
               <w:rPr>
-                <w:noProof/>
                 <w:webHidden/>
+                <w:lang w:val="en-AU"/>
               </w:rPr>
               <w:fldChar w:fldCharType="begin"/>
             </w:r>
             <w:r>
               <w:rPr>
-                <w:noProof/>
                 <w:webHidden/>
+                <w:lang w:val="en-AU"/>
               </w:rPr>
               <w:instrText xml:space="preserve"> PAGEREF _Toc206711100 \h </w:instrText>
             </w:r>
             <w:r>
               <w:rPr>
-                <w:noProof/>
                 <w:webHidden/>
-              </w:rPr>
-            </w:r>
-            <w:r>
-              <w:rPr>
-                <w:noProof/>
+                <w:lang w:val="en-AU"/>
+              </w:rPr>
+            </w:r>
+            <w:r>
+              <w:rPr>
                 <w:webHidden/>
+                <w:lang w:val="en-AU"/>
               </w:rPr>
               <w:fldChar w:fldCharType="separate"/>
             </w:r>
             <w:r>
               <w:rPr>
-                <w:noProof/>
                 <w:webHidden/>
+                <w:lang w:val="en-AU"/>
               </w:rPr>
               <w:t>17</w:t>
             </w:r>
             <w:r>
               <w:rPr>
-                <w:noProof/>
                 <w:webHidden/>
+                <w:lang w:val="en-AU"/>
               </w:rPr>
               <w:fldChar w:fldCharType="end"/>
             </w:r>
@@ -2147,7 +1964,6 @@
             <w:pStyle w:val="TOC1"/>
             <w:rPr>
               <w:rFonts w:asciiTheme="minorHAnsi" w:eastAsiaTheme="minorEastAsia" w:hAnsiTheme="minorHAnsi" w:cstheme="minorBidi"/>
-              <w:noProof/>
               <w:kern w:val="2"/>
               <w:szCs w:val="24"/>
               <w:lang w:val="en-AU" w:eastAsia="en-AU"/>
@@ -2158,55 +1974,55 @@
             <w:r>
               <w:rPr>
                 <w:rStyle w:val="Hyperlink"/>
-                <w:noProof/>
+                <w:lang w:val="en-AU"/>
               </w:rPr>
               <w:t>PROJECT SCOPE MANAGEMENT PLAN</w:t>
             </w:r>
             <w:r>
               <w:rPr>
-                <w:noProof/>
                 <w:webHidden/>
+                <w:lang w:val="en-AU"/>
               </w:rPr>
               <w:tab/>
             </w:r>
             <w:r>
               <w:rPr>
-                <w:noProof/>
                 <w:webHidden/>
+                <w:lang w:val="en-AU"/>
               </w:rPr>
               <w:fldChar w:fldCharType="begin"/>
             </w:r>
             <w:r>
               <w:rPr>
-                <w:noProof/>
                 <w:webHidden/>
+                <w:lang w:val="en-AU"/>
               </w:rPr>
               <w:instrText xml:space="preserve"> PAGEREF _Toc206711101 \h </w:instrText>
             </w:r>
             <w:r>
               <w:rPr>
-                <w:noProof/>
                 <w:webHidden/>
-              </w:rPr>
-            </w:r>
-            <w:r>
-              <w:rPr>
-                <w:noProof/>
+                <w:lang w:val="en-AU"/>
+              </w:rPr>
+            </w:r>
+            <w:r>
+              <w:rPr>
                 <w:webHidden/>
+                <w:lang w:val="en-AU"/>
               </w:rPr>
               <w:fldChar w:fldCharType="separate"/>
             </w:r>
             <w:r>
               <w:rPr>
-                <w:noProof/>
                 <w:webHidden/>
+                <w:lang w:val="en-AU"/>
               </w:rPr>
               <w:t>17</w:t>
             </w:r>
             <w:r>
               <w:rPr>
-                <w:noProof/>
                 <w:webHidden/>
+                <w:lang w:val="en-AU"/>
               </w:rPr>
               <w:fldChar w:fldCharType="end"/>
             </w:r>
@@ -2217,7 +2033,6 @@
             <w:pStyle w:val="TOC1"/>
             <w:rPr>
               <w:rFonts w:asciiTheme="minorHAnsi" w:eastAsiaTheme="minorEastAsia" w:hAnsiTheme="minorHAnsi" w:cstheme="minorBidi"/>
-              <w:noProof/>
               <w:kern w:val="2"/>
               <w:szCs w:val="24"/>
               <w:lang w:val="en-AU" w:eastAsia="en-AU"/>
@@ -2228,55 +2043,55 @@
             <w:r>
               <w:rPr>
                 <w:rStyle w:val="Hyperlink"/>
-                <w:noProof/>
+                <w:lang w:val="en-AU"/>
               </w:rPr>
               <w:t>SCHEDULE MANAGEMENT PLAN</w:t>
             </w:r>
             <w:r>
               <w:rPr>
-                <w:noProof/>
                 <w:webHidden/>
+                <w:lang w:val="en-AU"/>
               </w:rPr>
               <w:tab/>
             </w:r>
             <w:r>
               <w:rPr>
-                <w:noProof/>
                 <w:webHidden/>
+                <w:lang w:val="en-AU"/>
               </w:rPr>
               <w:fldChar w:fldCharType="begin"/>
             </w:r>
             <w:r>
               <w:rPr>
-                <w:noProof/>
                 <w:webHidden/>
+                <w:lang w:val="en-AU"/>
               </w:rPr>
               <w:instrText xml:space="preserve"> PAGEREF _Toc206711102 \h </w:instrText>
             </w:r>
             <w:r>
               <w:rPr>
-                <w:noProof/>
                 <w:webHidden/>
-              </w:rPr>
-            </w:r>
-            <w:r>
-              <w:rPr>
-                <w:noProof/>
+                <w:lang w:val="en-AU"/>
+              </w:rPr>
+            </w:r>
+            <w:r>
+              <w:rPr>
                 <w:webHidden/>
+                <w:lang w:val="en-AU"/>
               </w:rPr>
               <w:fldChar w:fldCharType="separate"/>
             </w:r>
             <w:r>
               <w:rPr>
-                <w:noProof/>
                 <w:webHidden/>
+                <w:lang w:val="en-AU"/>
               </w:rPr>
               <w:t>18</w:t>
             </w:r>
             <w:r>
               <w:rPr>
-                <w:noProof/>
                 <w:webHidden/>
+                <w:lang w:val="en-AU"/>
               </w:rPr>
               <w:fldChar w:fldCharType="end"/>
             </w:r>
@@ -2287,7 +2102,6 @@
             <w:pStyle w:val="TOC1"/>
             <w:rPr>
               <w:rFonts w:asciiTheme="minorHAnsi" w:eastAsiaTheme="minorEastAsia" w:hAnsiTheme="minorHAnsi" w:cstheme="minorBidi"/>
-              <w:noProof/>
               <w:kern w:val="2"/>
               <w:szCs w:val="24"/>
               <w:lang w:val="en-AU" w:eastAsia="en-AU"/>
@@ -2299,55 +2113,55 @@
               <w:rPr>
                 <w:rStyle w:val="Hyperlink"/>
                 <w:rFonts w:ascii="Arial" w:hAnsi="Arial" w:cs="Arial"/>
-                <w:noProof/>
+                <w:lang w:val="en-AU"/>
               </w:rPr>
               <w:t>QUALITY MANAGEMENT PLAN</w:t>
             </w:r>
             <w:r>
               <w:rPr>
-                <w:noProof/>
                 <w:webHidden/>
+                <w:lang w:val="en-AU"/>
               </w:rPr>
               <w:tab/>
             </w:r>
             <w:r>
               <w:rPr>
-                <w:noProof/>
                 <w:webHidden/>
+                <w:lang w:val="en-AU"/>
               </w:rPr>
               <w:fldChar w:fldCharType="begin"/>
             </w:r>
             <w:r>
               <w:rPr>
-                <w:noProof/>
                 <w:webHidden/>
+                <w:lang w:val="en-AU"/>
               </w:rPr>
               <w:instrText xml:space="preserve"> PAGEREF _Toc206711103 \h </w:instrText>
             </w:r>
             <w:r>
               <w:rPr>
-                <w:noProof/>
                 <w:webHidden/>
-              </w:rPr>
-            </w:r>
-            <w:r>
-              <w:rPr>
-                <w:noProof/>
+                <w:lang w:val="en-AU"/>
+              </w:rPr>
+            </w:r>
+            <w:r>
+              <w:rPr>
                 <w:webHidden/>
+                <w:lang w:val="en-AU"/>
               </w:rPr>
               <w:fldChar w:fldCharType="separate"/>
             </w:r>
             <w:r>
               <w:rPr>
-                <w:noProof/>
                 <w:webHidden/>
+                <w:lang w:val="en-AU"/>
               </w:rPr>
               <w:t>19</w:t>
             </w:r>
             <w:r>
               <w:rPr>
-                <w:noProof/>
                 <w:webHidden/>
+                <w:lang w:val="en-AU"/>
               </w:rPr>
               <w:fldChar w:fldCharType="end"/>
             </w:r>
@@ -2358,7 +2172,6 @@
             <w:pStyle w:val="TOC1"/>
             <w:rPr>
               <w:rFonts w:asciiTheme="minorHAnsi" w:eastAsiaTheme="minorEastAsia" w:hAnsiTheme="minorHAnsi" w:cstheme="minorBidi"/>
-              <w:noProof/>
               <w:kern w:val="2"/>
               <w:szCs w:val="24"/>
               <w:lang w:val="en-AU" w:eastAsia="en-AU"/>
@@ -2369,55 +2182,55 @@
             <w:r>
               <w:rPr>
                 <w:rStyle w:val="Hyperlink"/>
-                <w:noProof/>
+                <w:lang w:val="en-AU"/>
               </w:rPr>
               <w:t>Risk Management Plan</w:t>
             </w:r>
             <w:r>
               <w:rPr>
-                <w:noProof/>
                 <w:webHidden/>
+                <w:lang w:val="en-AU"/>
               </w:rPr>
               <w:tab/>
             </w:r>
             <w:r>
               <w:rPr>
-                <w:noProof/>
                 <w:webHidden/>
+                <w:lang w:val="en-AU"/>
               </w:rPr>
               <w:fldChar w:fldCharType="begin"/>
             </w:r>
             <w:r>
               <w:rPr>
-                <w:noProof/>
                 <w:webHidden/>
+                <w:lang w:val="en-AU"/>
               </w:rPr>
               <w:instrText xml:space="preserve"> PAGEREF _Toc206711104 \h </w:instrText>
             </w:r>
             <w:r>
               <w:rPr>
-                <w:noProof/>
                 <w:webHidden/>
-              </w:rPr>
-            </w:r>
-            <w:r>
-              <w:rPr>
-                <w:noProof/>
+                <w:lang w:val="en-AU"/>
+              </w:rPr>
+            </w:r>
+            <w:r>
+              <w:rPr>
                 <w:webHidden/>
+                <w:lang w:val="en-AU"/>
               </w:rPr>
               <w:fldChar w:fldCharType="separate"/>
             </w:r>
             <w:r>
               <w:rPr>
-                <w:noProof/>
                 <w:webHidden/>
+                <w:lang w:val="en-AU"/>
               </w:rPr>
               <w:t>20</w:t>
             </w:r>
             <w:r>
               <w:rPr>
-                <w:noProof/>
                 <w:webHidden/>
+                <w:lang w:val="en-AU"/>
               </w:rPr>
               <w:fldChar w:fldCharType="end"/>
             </w:r>
@@ -2428,7 +2241,6 @@
             <w:pStyle w:val="TOC1"/>
             <w:rPr>
               <w:rFonts w:asciiTheme="minorHAnsi" w:eastAsiaTheme="minorEastAsia" w:hAnsiTheme="minorHAnsi" w:cstheme="minorBidi"/>
-              <w:noProof/>
               <w:kern w:val="2"/>
               <w:szCs w:val="24"/>
               <w:lang w:val="en-AU" w:eastAsia="en-AU"/>
@@ -2439,55 +2251,55 @@
             <w:r>
               <w:rPr>
                 <w:rStyle w:val="Hyperlink"/>
-                <w:noProof/>
+                <w:lang w:val="en-AU"/>
               </w:rPr>
               <w:t>RISK REGISTER</w:t>
             </w:r>
             <w:r>
               <w:rPr>
-                <w:noProof/>
                 <w:webHidden/>
+                <w:lang w:val="en-AU"/>
               </w:rPr>
               <w:tab/>
             </w:r>
             <w:r>
               <w:rPr>
-                <w:noProof/>
                 <w:webHidden/>
+                <w:lang w:val="en-AU"/>
               </w:rPr>
               <w:fldChar w:fldCharType="begin"/>
             </w:r>
             <w:r>
               <w:rPr>
-                <w:noProof/>
                 <w:webHidden/>
+                <w:lang w:val="en-AU"/>
               </w:rPr>
               <w:instrText xml:space="preserve"> PAGEREF _Toc206711105 \h </w:instrText>
             </w:r>
             <w:r>
               <w:rPr>
-                <w:noProof/>
                 <w:webHidden/>
-              </w:rPr>
-            </w:r>
-            <w:r>
-              <w:rPr>
-                <w:noProof/>
+                <w:lang w:val="en-AU"/>
+              </w:rPr>
+            </w:r>
+            <w:r>
+              <w:rPr>
                 <w:webHidden/>
+                <w:lang w:val="en-AU"/>
               </w:rPr>
               <w:fldChar w:fldCharType="separate"/>
             </w:r>
             <w:r>
               <w:rPr>
-                <w:noProof/>
                 <w:webHidden/>
+                <w:lang w:val="en-AU"/>
               </w:rPr>
               <w:t>23</w:t>
             </w:r>
             <w:r>
               <w:rPr>
-                <w:noProof/>
                 <w:webHidden/>
+                <w:lang w:val="en-AU"/>
               </w:rPr>
               <w:fldChar w:fldCharType="end"/>
             </w:r>
@@ -2498,7 +2310,6 @@
             <w:pStyle w:val="TOC1"/>
             <w:rPr>
               <w:rFonts w:asciiTheme="minorHAnsi" w:eastAsiaTheme="minorEastAsia" w:hAnsiTheme="minorHAnsi" w:cstheme="minorBidi"/>
-              <w:noProof/>
               <w:kern w:val="2"/>
               <w:szCs w:val="24"/>
               <w:lang w:val="en-AU" w:eastAsia="en-AU"/>
@@ -2509,55 +2320,55 @@
             <w:r>
               <w:rPr>
                 <w:rStyle w:val="Hyperlink"/>
-                <w:noProof/>
+                <w:lang w:val="en-AU"/>
               </w:rPr>
               <w:t>STAFFING MANAGEMENT PLAN</w:t>
             </w:r>
             <w:r>
               <w:rPr>
-                <w:noProof/>
                 <w:webHidden/>
+                <w:lang w:val="en-AU"/>
               </w:rPr>
               <w:tab/>
             </w:r>
             <w:r>
               <w:rPr>
-                <w:noProof/>
                 <w:webHidden/>
+                <w:lang w:val="en-AU"/>
               </w:rPr>
               <w:fldChar w:fldCharType="begin"/>
             </w:r>
             <w:r>
               <w:rPr>
-                <w:noProof/>
                 <w:webHidden/>
+                <w:lang w:val="en-AU"/>
               </w:rPr>
               <w:instrText xml:space="preserve"> PAGEREF _Toc206711106 \h </w:instrText>
             </w:r>
             <w:r>
               <w:rPr>
-                <w:noProof/>
                 <w:webHidden/>
-              </w:rPr>
-            </w:r>
-            <w:r>
-              <w:rPr>
-                <w:noProof/>
+                <w:lang w:val="en-AU"/>
+              </w:rPr>
+            </w:r>
+            <w:r>
+              <w:rPr>
                 <w:webHidden/>
+                <w:lang w:val="en-AU"/>
               </w:rPr>
               <w:fldChar w:fldCharType="separate"/>
             </w:r>
             <w:r>
               <w:rPr>
-                <w:noProof/>
                 <w:webHidden/>
+                <w:lang w:val="en-AU"/>
               </w:rPr>
               <w:t>23</w:t>
             </w:r>
             <w:r>
               <w:rPr>
-                <w:noProof/>
                 <w:webHidden/>
+                <w:lang w:val="en-AU"/>
               </w:rPr>
               <w:fldChar w:fldCharType="end"/>
             </w:r>
@@ -2568,7 +2379,6 @@
             <w:pStyle w:val="TOC1"/>
             <w:rPr>
               <w:rFonts w:asciiTheme="minorHAnsi" w:eastAsiaTheme="minorEastAsia" w:hAnsiTheme="minorHAnsi" w:cstheme="minorBidi"/>
-              <w:noProof/>
               <w:kern w:val="2"/>
               <w:szCs w:val="24"/>
               <w:lang w:val="en-AU" w:eastAsia="en-AU"/>
@@ -2579,55 +2389,55 @@
             <w:r>
               <w:rPr>
                 <w:rStyle w:val="Hyperlink"/>
-                <w:noProof/>
+                <w:lang w:val="en-AU"/>
               </w:rPr>
               <w:t>RESOURCE CALENDAR</w:t>
             </w:r>
             <w:r>
               <w:rPr>
-                <w:noProof/>
                 <w:webHidden/>
+                <w:lang w:val="en-AU"/>
               </w:rPr>
               <w:tab/>
             </w:r>
             <w:r>
               <w:rPr>
-                <w:noProof/>
                 <w:webHidden/>
+                <w:lang w:val="en-AU"/>
               </w:rPr>
               <w:fldChar w:fldCharType="begin"/>
             </w:r>
             <w:r>
               <w:rPr>
-                <w:noProof/>
                 <w:webHidden/>
+                <w:lang w:val="en-AU"/>
               </w:rPr>
               <w:instrText xml:space="preserve"> PAGEREF _Toc206711107 \h </w:instrText>
             </w:r>
             <w:r>
               <w:rPr>
-                <w:noProof/>
                 <w:webHidden/>
-              </w:rPr>
-            </w:r>
-            <w:r>
-              <w:rPr>
-                <w:noProof/>
+                <w:lang w:val="en-AU"/>
+              </w:rPr>
+            </w:r>
+            <w:r>
+              <w:rPr>
                 <w:webHidden/>
+                <w:lang w:val="en-AU"/>
               </w:rPr>
               <w:fldChar w:fldCharType="separate"/>
             </w:r>
             <w:r>
               <w:rPr>
-                <w:noProof/>
                 <w:webHidden/>
+                <w:lang w:val="en-AU"/>
               </w:rPr>
               <w:t>24</w:t>
             </w:r>
             <w:r>
               <w:rPr>
-                <w:noProof/>
                 <w:webHidden/>
+                <w:lang w:val="en-AU"/>
               </w:rPr>
               <w:fldChar w:fldCharType="end"/>
             </w:r>
@@ -2638,7 +2448,6 @@
             <w:pStyle w:val="TOC1"/>
             <w:rPr>
               <w:rFonts w:asciiTheme="minorHAnsi" w:eastAsiaTheme="minorEastAsia" w:hAnsiTheme="minorHAnsi" w:cstheme="minorBidi"/>
-              <w:noProof/>
               <w:kern w:val="2"/>
               <w:szCs w:val="24"/>
               <w:lang w:val="en-AU" w:eastAsia="en-AU"/>
@@ -2649,55 +2458,55 @@
             <w:r>
               <w:rPr>
                 <w:rStyle w:val="Hyperlink"/>
-                <w:noProof/>
+                <w:lang w:val="en-AU"/>
               </w:rPr>
               <w:t>COST BASELINE</w:t>
             </w:r>
             <w:r>
               <w:rPr>
-                <w:noProof/>
                 <w:webHidden/>
+                <w:lang w:val="en-AU"/>
               </w:rPr>
               <w:tab/>
             </w:r>
             <w:r>
               <w:rPr>
-                <w:noProof/>
                 <w:webHidden/>
+                <w:lang w:val="en-AU"/>
               </w:rPr>
               <w:fldChar w:fldCharType="begin"/>
             </w:r>
             <w:r>
               <w:rPr>
-                <w:noProof/>
                 <w:webHidden/>
+                <w:lang w:val="en-AU"/>
               </w:rPr>
               <w:instrText xml:space="preserve"> PAGEREF _Toc206711108 \h </w:instrText>
             </w:r>
             <w:r>
               <w:rPr>
-                <w:noProof/>
                 <w:webHidden/>
-              </w:rPr>
-            </w:r>
-            <w:r>
-              <w:rPr>
-                <w:noProof/>
+                <w:lang w:val="en-AU"/>
+              </w:rPr>
+            </w:r>
+            <w:r>
+              <w:rPr>
                 <w:webHidden/>
+                <w:lang w:val="en-AU"/>
               </w:rPr>
               <w:fldChar w:fldCharType="separate"/>
             </w:r>
             <w:r>
               <w:rPr>
-                <w:noProof/>
                 <w:webHidden/>
+                <w:lang w:val="en-AU"/>
               </w:rPr>
               <w:t>24</w:t>
             </w:r>
             <w:r>
               <w:rPr>
-                <w:noProof/>
                 <w:webHidden/>
+                <w:lang w:val="en-AU"/>
               </w:rPr>
               <w:fldChar w:fldCharType="end"/>
             </w:r>
@@ -2711,7 +2520,6 @@
             </w:tabs>
             <w:rPr>
               <w:rFonts w:eastAsiaTheme="minorEastAsia"/>
-              <w:noProof/>
               <w:kern w:val="2"/>
               <w:sz w:val="24"/>
               <w:szCs w:val="24"/>
@@ -2723,54 +2531,46 @@
             <w:r>
               <w:rPr>
                 <w:rStyle w:val="Hyperlink"/>
-                <w:noProof/>
               </w:rPr>
               <w:t>PROJECT BUDGETS</w:t>
             </w:r>
             <w:r>
               <w:rPr>
-                <w:noProof/>
                 <w:webHidden/>
               </w:rPr>
               <w:tab/>
             </w:r>
             <w:r>
               <w:rPr>
-                <w:noProof/>
                 <w:webHidden/>
               </w:rPr>
               <w:fldChar w:fldCharType="begin"/>
             </w:r>
             <w:r>
               <w:rPr>
-                <w:noProof/>
                 <w:webHidden/>
               </w:rPr>
               <w:instrText xml:space="preserve"> PAGEREF _Toc206711109 \h </w:instrText>
             </w:r>
             <w:r>
               <w:rPr>
-                <w:noProof/>
                 <w:webHidden/>
               </w:rPr>
             </w:r>
             <w:r>
               <w:rPr>
-                <w:noProof/>
                 <w:webHidden/>
               </w:rPr>
               <w:fldChar w:fldCharType="separate"/>
             </w:r>
             <w:r>
               <w:rPr>
-                <w:noProof/>
                 <w:webHidden/>
               </w:rPr>
               <w:t>25</w:t>
             </w:r>
             <w:r>
               <w:rPr>
-                <w:noProof/>
                 <w:webHidden/>
               </w:rPr>
               <w:fldChar w:fldCharType="end"/>
@@ -2785,7 +2585,6 @@
             </w:tabs>
             <w:rPr>
               <w:rFonts w:eastAsiaTheme="minorEastAsia"/>
-              <w:noProof/>
               <w:kern w:val="2"/>
               <w:sz w:val="24"/>
               <w:szCs w:val="24"/>
@@ -2797,54 +2596,46 @@
             <w:r>
               <w:rPr>
                 <w:rStyle w:val="Hyperlink"/>
-                <w:noProof/>
               </w:rPr>
               <w:t>SCOPE ELEMENTS</w:t>
             </w:r>
             <w:r>
               <w:rPr>
-                <w:noProof/>
                 <w:webHidden/>
               </w:rPr>
               <w:tab/>
             </w:r>
             <w:r>
               <w:rPr>
-                <w:noProof/>
                 <w:webHidden/>
               </w:rPr>
               <w:fldChar w:fldCharType="begin"/>
             </w:r>
             <w:r>
               <w:rPr>
-                <w:noProof/>
                 <w:webHidden/>
               </w:rPr>
               <w:instrText xml:space="preserve"> PAGEREF _Toc206711110 \h </w:instrText>
             </w:r>
             <w:r>
               <w:rPr>
-                <w:noProof/>
                 <w:webHidden/>
               </w:rPr>
             </w:r>
             <w:r>
               <w:rPr>
-                <w:noProof/>
                 <w:webHidden/>
               </w:rPr>
               <w:fldChar w:fldCharType="separate"/>
             </w:r>
             <w:r>
               <w:rPr>
-                <w:noProof/>
                 <w:webHidden/>
               </w:rPr>
               <w:t>25</w:t>
             </w:r>
             <w:r>
               <w:rPr>
-                <w:noProof/>
                 <w:webHidden/>
               </w:rPr>
               <w:fldChar w:fldCharType="end"/>
@@ -2859,7 +2650,6 @@
             </w:tabs>
             <w:rPr>
               <w:rFonts w:eastAsiaTheme="minorEastAsia"/>
-              <w:noProof/>
               <w:kern w:val="2"/>
               <w:sz w:val="24"/>
               <w:szCs w:val="24"/>
@@ -2871,54 +2661,46 @@
             <w:r>
               <w:rPr>
                 <w:rStyle w:val="Hyperlink"/>
-                <w:noProof/>
               </w:rPr>
               <w:t>COST ESTIMATES</w:t>
             </w:r>
             <w:r>
               <w:rPr>
-                <w:noProof/>
                 <w:webHidden/>
               </w:rPr>
               <w:tab/>
             </w:r>
             <w:r>
               <w:rPr>
-                <w:noProof/>
                 <w:webHidden/>
               </w:rPr>
               <w:fldChar w:fldCharType="begin"/>
             </w:r>
             <w:r>
               <w:rPr>
-                <w:noProof/>
                 <w:webHidden/>
               </w:rPr>
               <w:instrText xml:space="preserve"> PAGEREF _Toc206711111 \h </w:instrText>
             </w:r>
             <w:r>
               <w:rPr>
-                <w:noProof/>
                 <w:webHidden/>
               </w:rPr>
             </w:r>
             <w:r>
               <w:rPr>
-                <w:noProof/>
                 <w:webHidden/>
               </w:rPr>
               <w:fldChar w:fldCharType="separate"/>
             </w:r>
             <w:r>
               <w:rPr>
-                <w:noProof/>
                 <w:webHidden/>
               </w:rPr>
               <w:t>26</w:t>
             </w:r>
             <w:r>
               <w:rPr>
-                <w:noProof/>
                 <w:webHidden/>
               </w:rPr>
               <w:fldChar w:fldCharType="end"/>
@@ -2930,7 +2712,6 @@
             <w:pStyle w:val="TOC1"/>
             <w:rPr>
               <w:rFonts w:asciiTheme="minorHAnsi" w:eastAsiaTheme="minorEastAsia" w:hAnsiTheme="minorHAnsi" w:cstheme="minorBidi"/>
-              <w:noProof/>
               <w:kern w:val="2"/>
               <w:szCs w:val="24"/>
               <w:lang w:val="en-AU" w:eastAsia="en-AU"/>
@@ -2941,55 +2722,55 @@
             <w:r>
               <w:rPr>
                 <w:rStyle w:val="Hyperlink"/>
-                <w:noProof/>
+                <w:lang w:val="en-AU"/>
               </w:rPr>
               <w:t>QUALITY BASELINE</w:t>
             </w:r>
             <w:r>
               <w:rPr>
-                <w:noProof/>
                 <w:webHidden/>
+                <w:lang w:val="en-AU"/>
               </w:rPr>
               <w:tab/>
             </w:r>
             <w:r>
               <w:rPr>
-                <w:noProof/>
                 <w:webHidden/>
+                <w:lang w:val="en-AU"/>
               </w:rPr>
               <w:fldChar w:fldCharType="begin"/>
             </w:r>
             <w:r>
               <w:rPr>
-                <w:noProof/>
                 <w:webHidden/>
+                <w:lang w:val="en-AU"/>
               </w:rPr>
               <w:instrText xml:space="preserve"> PAGEREF _Toc206711112 \h </w:instrText>
             </w:r>
             <w:r>
               <w:rPr>
-                <w:noProof/>
                 <w:webHidden/>
-              </w:rPr>
-            </w:r>
-            <w:r>
-              <w:rPr>
-                <w:noProof/>
+                <w:lang w:val="en-AU"/>
+              </w:rPr>
+            </w:r>
+            <w:r>
+              <w:rPr>
                 <w:webHidden/>
+                <w:lang w:val="en-AU"/>
               </w:rPr>
               <w:fldChar w:fldCharType="separate"/>
             </w:r>
             <w:r>
               <w:rPr>
-                <w:noProof/>
                 <w:webHidden/>
+                <w:lang w:val="en-AU"/>
               </w:rPr>
               <w:t>26</w:t>
             </w:r>
             <w:r>
               <w:rPr>
-                <w:noProof/>
                 <w:webHidden/>
+                <w:lang w:val="en-AU"/>
               </w:rPr>
               <w:fldChar w:fldCharType="end"/>
             </w:r>
@@ -3000,7 +2781,6 @@
             <w:pStyle w:val="TOC1"/>
             <w:rPr>
               <w:rFonts w:asciiTheme="minorHAnsi" w:eastAsiaTheme="minorEastAsia" w:hAnsiTheme="minorHAnsi" w:cstheme="minorBidi"/>
-              <w:noProof/>
               <w:kern w:val="2"/>
               <w:szCs w:val="24"/>
               <w:lang w:val="en-AU" w:eastAsia="en-AU"/>
@@ -3011,55 +2791,55 @@
             <w:r>
               <w:rPr>
                 <w:rStyle w:val="Hyperlink"/>
-                <w:noProof/>
+                <w:lang w:val="en-AU"/>
               </w:rPr>
               <w:t>SPONSOR ACCEPTANCE</w:t>
             </w:r>
             <w:r>
               <w:rPr>
-                <w:noProof/>
                 <w:webHidden/>
+                <w:lang w:val="en-AU"/>
               </w:rPr>
               <w:tab/>
             </w:r>
             <w:r>
               <w:rPr>
-                <w:noProof/>
                 <w:webHidden/>
+                <w:lang w:val="en-AU"/>
               </w:rPr>
               <w:fldChar w:fldCharType="begin"/>
             </w:r>
             <w:r>
               <w:rPr>
-                <w:noProof/>
                 <w:webHidden/>
+                <w:lang w:val="en-AU"/>
               </w:rPr>
               <w:instrText xml:space="preserve"> PAGEREF _Toc206711113 \h </w:instrText>
             </w:r>
             <w:r>
               <w:rPr>
-                <w:noProof/>
                 <w:webHidden/>
-              </w:rPr>
-            </w:r>
-            <w:r>
-              <w:rPr>
-                <w:noProof/>
+                <w:lang w:val="en-AU"/>
+              </w:rPr>
+            </w:r>
+            <w:r>
+              <w:rPr>
                 <w:webHidden/>
+                <w:lang w:val="en-AU"/>
               </w:rPr>
               <w:fldChar w:fldCharType="separate"/>
             </w:r>
             <w:r>
               <w:rPr>
-                <w:noProof/>
                 <w:webHidden/>
+                <w:lang w:val="en-AU"/>
               </w:rPr>
               <w:t>28</w:t>
             </w:r>
             <w:r>
               <w:rPr>
-                <w:noProof/>
                 <w:webHidden/>
+                <w:lang w:val="en-AU"/>
               </w:rPr>
               <w:fldChar w:fldCharType="end"/>
             </w:r>
@@ -3361,10 +3141,7 @@
       </w:pPr>
       <w:bookmarkStart w:id="3" w:name="_Toc206711079"/>
       <w:r>
-        <w:t xml:space="preserve">ASSUMPTIONS AND </w:t>
-      </w:r>
-      <w:r>
-        <w:t>CONSTRAINTS</w:t>
+        <w:t>ASSUMPTIONS AND CONSTRAINTS</w:t>
       </w:r>
       <w:bookmarkEnd w:id="3"/>
     </w:p>
@@ -3612,10 +3389,7 @@
       </w:pPr>
       <w:bookmarkStart w:id="4" w:name="_Toc206711080"/>
       <w:r>
-        <w:t xml:space="preserve">PROJECT </w:t>
-      </w:r>
-      <w:r>
-        <w:t>OVERVIEW</w:t>
+        <w:t>PROJECT OVERVIEW</w:t>
       </w:r>
       <w:bookmarkEnd w:id="4"/>
     </w:p>
@@ -4146,10 +3920,7 @@
       <w:bookmarkStart w:id="5" w:name="_Toc206711081"/>
       <w:r>
         <w:lastRenderedPageBreak/>
-        <w:t xml:space="preserve">PROJECT MANAGEMENT </w:t>
-      </w:r>
-      <w:r>
-        <w:t>APPROACH</w:t>
+        <w:t>PROJECT MANAGEMENT APPROACH</w:t>
       </w:r>
       <w:bookmarkEnd w:id="5"/>
     </w:p>
@@ -4296,10 +4067,7 @@
       </w:pPr>
       <w:bookmarkStart w:id="6" w:name="_Toc206711082"/>
       <w:r>
-        <w:t xml:space="preserve">PROJECT </w:t>
-      </w:r>
-      <w:r>
-        <w:t>METHODOLOGY</w:t>
+        <w:t>PROJECT METHODOLOGY</w:t>
       </w:r>
       <w:bookmarkEnd w:id="6"/>
     </w:p>
@@ -4766,15 +4534,7 @@
           <w:bCs/>
         </w:rPr>
         <w:lastRenderedPageBreak/>
-        <w:t>Triple Constraint Triangle</w:t>
-      </w:r>
-      <w:r>
-        <w:rPr>
-          <w:rFonts w:ascii="Arial" w:hAnsi="Arial" w:cs="Arial"/>
-          <w:b/>
-          <w:bCs/>
-        </w:rPr>
-        <w:t xml:space="preserve"> for this project:</w:t>
+        <w:t>Triple Constraint Triangle for this project:</w:t>
       </w:r>
     </w:p>
     <w:p>
@@ -5097,10 +4857,7 @@
       <w:bookmarkStart w:id="7" w:name="_Toc206711083"/>
       <w:r>
         <w:lastRenderedPageBreak/>
-        <w:t xml:space="preserve">MONITORING AND </w:t>
-      </w:r>
-      <w:r>
-        <w:t>REPORTING</w:t>
+        <w:t>MONITORING AND REPORTING</w:t>
       </w:r>
       <w:bookmarkEnd w:id="7"/>
     </w:p>
@@ -5295,10 +5052,7 @@
       </w:pPr>
       <w:bookmarkStart w:id="8" w:name="_Toc206711084"/>
       <w:r>
-        <w:t xml:space="preserve">PROJECT </w:t>
-      </w:r>
-      <w:r>
-        <w:t>SCOPE</w:t>
+        <w:t>PROJECT SCOPE</w:t>
       </w:r>
       <w:bookmarkEnd w:id="8"/>
     </w:p>
@@ -5333,7 +5087,21 @@
           <w:rFonts w:ascii="Arial" w:eastAsia="Times New Roman" w:hAnsi="Arial" w:cs="Arial"/>
           <w:lang w:eastAsia="en-AU"/>
         </w:rPr>
-        <w:t xml:space="preserve"> project covers all activities required to modernise Boutique Build Australia’s IT environment and online presence. This includes the </w:t>
+        <w:t xml:space="preserve"> project </w:t>
+      </w:r>
+      <w:r>
+        <w:rPr>
+          <w:rFonts w:ascii="Arial" w:eastAsia="Times New Roman" w:hAnsi="Arial" w:cs="Arial"/>
+          <w:lang w:eastAsia="en-AU"/>
+        </w:rPr>
+        <w:t>cover</w:t>
+      </w:r>
+      <w:r>
+        <w:rPr>
+          <w:rFonts w:ascii="Arial" w:eastAsia="Times New Roman" w:hAnsi="Arial" w:cs="Arial"/>
+          <w:lang w:eastAsia="en-AU"/>
+        </w:rPr>
+        <w:t xml:space="preserve"> all activities required to modernise Boutique Build Australia’s IT environment and online presence. This includes the </w:t>
       </w:r>
       <w:r>
         <w:rPr>
@@ -6259,7 +6027,14 @@
                 <w:rFonts w:ascii="Arial" w:hAnsi="Arial" w:cs="Arial"/>
                 <w:lang w:val="en-AU"/>
               </w:rPr>
-              <w:t>Kickoff Meetings Conducted</w:t>
+              <w:t>Kick-off</w:t>
+            </w:r>
+            <w:r>
+              <w:rPr>
+                <w:rFonts w:ascii="Arial" w:hAnsi="Arial" w:cs="Arial"/>
+                <w:lang w:val="en-AU"/>
+              </w:rPr>
+              <w:t xml:space="preserve"> Meetings Conducted</w:t>
             </w:r>
           </w:p>
         </w:tc>
@@ -7293,19 +7068,13 @@
         <w:pStyle w:val="Heading1"/>
       </w:pPr>
       <w:bookmarkStart w:id="12" w:name="_Toc515458330"/>
-      <w:bookmarkStart w:id="13" w:name="_Toc212983619"/>
-      <w:bookmarkStart w:id="14" w:name="_Toc206711088"/>
-      <w:r>
-        <w:t xml:space="preserve">SCHEDULE BASELINE AND </w:t>
-      </w:r>
-      <w:r>
-        <w:t>WORK</w:t>
-      </w:r>
-      <w:r>
-        <w:t xml:space="preserve"> BREAKDOWN STRUCTURE</w:t>
+      <w:bookmarkStart w:id="13" w:name="_Toc206711088"/>
+      <w:bookmarkStart w:id="14" w:name="_Toc212983619"/>
+      <w:r>
+        <w:t>SCHEDULE BASELINE AND WORK BREAKDOWN STRUCTURE</w:t>
       </w:r>
       <w:bookmarkEnd w:id="12"/>
-      <w:bookmarkEnd w:id="14"/>
+      <w:bookmarkEnd w:id="13"/>
     </w:p>
     <w:p>
       <w:pPr>
@@ -7638,15 +7407,7 @@
           <w:i/>
           <w:iCs/>
         </w:rPr>
-        <w:t>Project Schedule</w:t>
-      </w:r>
-      <w:r>
-        <w:rPr>
-          <w:rFonts w:ascii="Arial" w:hAnsi="Arial" w:cs="Arial"/>
-          <w:i/>
-          <w:iCs/>
-        </w:rPr>
-        <w:t xml:space="preserve">: </w:t>
+        <w:t xml:space="preserve">Project Schedule: </w:t>
       </w:r>
       <w:r>
         <w:rPr>
@@ -7849,7 +7610,7 @@
         </w:rPr>
       </w:pPr>
     </w:p>
-    <w:bookmarkEnd w:id="13"/>
+    <w:bookmarkEnd w:id="14"/>
     <w:p>
       <w:pPr>
         <w:spacing w:after="0" w:line="240" w:lineRule="auto"/>
@@ -7865,10 +7626,7 @@
       </w:pPr>
       <w:bookmarkStart w:id="16" w:name="_Toc206711090"/>
       <w:r>
-        <w:t xml:space="preserve">SCHEDULE </w:t>
-      </w:r>
-      <w:r>
-        <w:t>BASELIN</w:t>
+        <w:t>SCHEDULE BASELIN</w:t>
       </w:r>
       <w:bookmarkEnd w:id="16"/>
     </w:p>
@@ -7904,10 +7662,7 @@
       </w:pPr>
       <w:bookmarkStart w:id="17" w:name="_Toc206711091"/>
       <w:r>
-        <w:t xml:space="preserve">KEY </w:t>
-      </w:r>
-      <w:r>
-        <w:t>MILESTONES</w:t>
+        <w:t>KEY MILESTONES</w:t>
       </w:r>
       <w:bookmarkEnd w:id="17"/>
     </w:p>
@@ -8169,7 +7924,13 @@
               <w:rPr>
                 <w:rFonts w:ascii="Arial" w:hAnsi="Arial" w:cs="Arial"/>
               </w:rPr>
-              <w:t>Kickoff Meetings Conducted</w:t>
+              <w:t>Kick-off</w:t>
+            </w:r>
+            <w:r>
+              <w:rPr>
+                <w:rFonts w:ascii="Arial" w:hAnsi="Arial" w:cs="Arial"/>
+              </w:rPr>
+              <w:t xml:space="preserve"> Meetings Conducted</w:t>
             </w:r>
           </w:p>
         </w:tc>
@@ -9111,10 +8872,7 @@
       </w:pPr>
       <w:bookmarkStart w:id="18" w:name="_Toc206711092"/>
       <w:r>
-        <w:t xml:space="preserve">KEY </w:t>
-      </w:r>
-      <w:r>
-        <w:t>DEPENDENCIES</w:t>
+        <w:t>KEY DEPENDENCIES</w:t>
       </w:r>
       <w:bookmarkEnd w:id="18"/>
     </w:p>
@@ -9198,7 +8956,7 @@
               <w:bottom w:val="single" w:sz="4" w:space="0" w:color="auto"/>
               <w:right w:val="single" w:sz="4" w:space="0" w:color="auto"/>
             </w:tcBorders>
-            <w:shd w:val="clear" w:color="auto" w:fill="D9E2F3" w:themeFill="accent1" w:themeFillTint="33"/>
+            <w:shd w:val="clear" w:color="auto" w:fill="CCD8EE"/>
             <w:vAlign w:val="center"/>
             <w:hideMark/>
           </w:tcPr>
@@ -9218,7 +8976,7 @@
                 <w:b/>
                 <w:bCs/>
               </w:rPr>
-              <w:t>Depedency</w:t>
+              <w:t>Dependency</w:t>
             </w:r>
           </w:p>
         </w:tc>
@@ -10112,33 +9870,13 @@
           <w:b/>
           <w:bCs/>
         </w:rPr>
-        <w:t>Client</w:t>
-      </w:r>
-      <w:r>
-        <w:rPr>
-          <w:rFonts w:ascii="Arial" w:hAnsi="Arial" w:cs="Arial"/>
-          <w:b/>
-          <w:bCs/>
-        </w:rPr>
-        <w:t xml:space="preserve"> Change Requests</w:t>
-      </w:r>
-      <w:r>
-        <w:rPr>
-          <w:rFonts w:ascii="Arial" w:hAnsi="Arial" w:cs="Arial"/>
-        </w:rPr>
-        <w:t xml:space="preserve"> – initiated by </w:t>
-      </w:r>
-      <w:r>
-        <w:rPr>
-          <w:rFonts w:ascii="Arial" w:hAnsi="Arial" w:cs="Arial"/>
-        </w:rPr>
-        <w:t xml:space="preserve">any </w:t>
-      </w:r>
-      <w:r>
-        <w:rPr>
-          <w:rFonts w:ascii="Arial" w:hAnsi="Arial" w:cs="Arial"/>
-        </w:rPr>
-        <w:t>stakeholders</w:t>
+        <w:t>Client Change Requests</w:t>
+      </w:r>
+      <w:r>
+        <w:rPr>
+          <w:rFonts w:ascii="Arial" w:hAnsi="Arial" w:cs="Arial"/>
+        </w:rPr>
+        <w:t xml:space="preserve"> – initiated by any stakeholders</w:t>
       </w:r>
     </w:p>
     <w:p>
@@ -10170,6 +9908,49 @@
     </w:p>
     <w:p>
       <w:pPr>
+        <w:numPr>
+          <w:ilvl w:val="0"/>
+          <w:numId w:val="42"/>
+        </w:numPr>
+        <w:spacing w:after="0" w:line="240" w:lineRule="auto"/>
+        <w:jc w:val="both"/>
+        <w:rPr>
+          <w:rFonts w:ascii="Arial" w:hAnsi="Arial" w:cs="Arial"/>
+          <w:b/>
+          <w:bCs/>
+        </w:rPr>
+      </w:pPr>
+      <w:r>
+        <w:rPr>
+          <w:rFonts w:ascii="Arial" w:hAnsi="Arial" w:cs="Arial"/>
+          <w:b/>
+          <w:bCs/>
+        </w:rPr>
+        <w:t>Budget Variance Threshold Control</w:t>
+      </w:r>
+      <w:r>
+        <w:rPr>
+          <w:rFonts w:ascii="Arial" w:hAnsi="Arial" w:cs="Arial"/>
+          <w:b/>
+          <w:bCs/>
+        </w:rPr>
+        <w:t xml:space="preserve"> </w:t>
+      </w:r>
+      <w:r>
+        <w:rPr>
+          <w:rFonts w:ascii="Arial" w:hAnsi="Arial" w:cs="Arial"/>
+        </w:rPr>
+        <w:t xml:space="preserve">– initiated by </w:t>
+      </w:r>
+      <w:r>
+        <w:rPr>
+          <w:rFonts w:ascii="Arial" w:hAnsi="Arial" w:cs="Arial"/>
+        </w:rPr>
+        <w:t>Project Manager</w:t>
+      </w:r>
+    </w:p>
+    <w:p>
+      <w:pPr>
         <w:spacing w:after="0" w:line="240" w:lineRule="auto"/>
         <w:jc w:val="both"/>
         <w:rPr>
@@ -10181,31 +9962,30 @@
       <w:tblPr>
         <w:tblStyle w:val="TableGrid"/>
         <w:tblW w:w="0" w:type="auto"/>
-        <w:tblInd w:w="108" w:type="dxa"/>
         <w:tblLook w:val="04A0" w:firstRow="1" w:lastRow="0" w:firstColumn="1" w:lastColumn="0" w:noHBand="0" w:noVBand="1"/>
       </w:tblPr>
       <w:tblGrid>
         <w:gridCol w:w="693"/>
-        <w:gridCol w:w="2392"/>
-        <w:gridCol w:w="1525"/>
-        <w:gridCol w:w="4390"/>
+        <w:gridCol w:w="1967"/>
+        <w:gridCol w:w="2126"/>
+        <w:gridCol w:w="4500"/>
       </w:tblGrid>
       <w:tr>
         <w:trPr>
-          <w:trHeight w:val="288"/>
+          <w:trHeight w:val="300"/>
         </w:trPr>
         <w:tc>
           <w:tcPr>
-            <w:tcW w:w="9000" w:type="dxa"/>
+            <w:tcW w:w="9286" w:type="dxa"/>
             <w:gridSpan w:val="4"/>
-            <w:shd w:val="clear" w:color="auto" w:fill="D9E2F3" w:themeFill="accent1" w:themeFillTint="33"/>
+            <w:shd w:val="clear" w:color="auto" w:fill="CCD8EE"/>
             <w:noWrap/>
             <w:hideMark/>
           </w:tcPr>
           <w:p>
             <w:pPr>
               <w:spacing w:after="0" w:line="240" w:lineRule="auto"/>
-              <w:jc w:val="both"/>
+              <w:jc w:val="center"/>
               <w:rPr>
                 <w:rFonts w:ascii="Arial" w:hAnsi="Arial" w:cs="Arial"/>
                 <w:b/>
@@ -10220,28 +10000,18 @@
                 <w:bCs/>
                 <w:lang w:val="en-AU"/>
               </w:rPr>
-              <w:t>Client</w:t>
-            </w:r>
-            <w:r>
-              <w:rPr>
-                <w:rFonts w:ascii="Arial" w:hAnsi="Arial" w:cs="Arial"/>
-                <w:b/>
-                <w:bCs/>
-                <w:lang w:val="en-AU"/>
-              </w:rPr>
-              <w:t xml:space="preserve"> Change Requests</w:t>
+              <w:t>Client Change Requests</w:t>
             </w:r>
           </w:p>
         </w:tc>
       </w:tr>
       <w:tr>
         <w:trPr>
-          <w:trHeight w:val="288"/>
+          <w:trHeight w:val="320"/>
         </w:trPr>
         <w:tc>
           <w:tcPr>
             <w:tcW w:w="693" w:type="dxa"/>
-            <w:shd w:val="clear" w:color="auto" w:fill="D9E2F3" w:themeFill="accent1" w:themeFillTint="33"/>
             <w:noWrap/>
             <w:hideMark/>
           </w:tcPr>
@@ -10269,8 +10039,7 @@
         </w:tc>
         <w:tc>
           <w:tcPr>
-            <w:tcW w:w="2392" w:type="dxa"/>
-            <w:shd w:val="clear" w:color="auto" w:fill="D9E2F3" w:themeFill="accent1" w:themeFillTint="33"/>
+            <w:tcW w:w="1967" w:type="dxa"/>
             <w:noWrap/>
             <w:hideMark/>
           </w:tcPr>
@@ -10298,8 +10067,7 @@
         </w:tc>
         <w:tc>
           <w:tcPr>
-            <w:tcW w:w="1525" w:type="dxa"/>
-            <w:shd w:val="clear" w:color="auto" w:fill="D9E2F3" w:themeFill="accent1" w:themeFillTint="33"/>
+            <w:tcW w:w="2126" w:type="dxa"/>
             <w:hideMark/>
           </w:tcPr>
           <w:p>
@@ -10326,8 +10094,7 @@
         </w:tc>
         <w:tc>
           <w:tcPr>
-            <w:tcW w:w="4390" w:type="dxa"/>
-            <w:shd w:val="clear" w:color="auto" w:fill="D9E2F3" w:themeFill="accent1" w:themeFillTint="33"/>
+            <w:tcW w:w="4500" w:type="dxa"/>
             <w:hideMark/>
           </w:tcPr>
           <w:p>
@@ -10355,7 +10122,7 @@
       </w:tr>
       <w:tr>
         <w:trPr>
-          <w:trHeight w:val="576"/>
+          <w:trHeight w:val="640"/>
         </w:trPr>
         <w:tc>
           <w:tcPr>
@@ -10383,7 +10150,7 @@
         </w:tc>
         <w:tc>
           <w:tcPr>
-            <w:tcW w:w="2392" w:type="dxa"/>
+            <w:tcW w:w="1967" w:type="dxa"/>
             <w:noWrap/>
             <w:hideMark/>
           </w:tcPr>
@@ -10407,7 +10174,7 @@
         </w:tc>
         <w:tc>
           <w:tcPr>
-            <w:tcW w:w="1525" w:type="dxa"/>
+            <w:tcW w:w="2126" w:type="dxa"/>
             <w:hideMark/>
           </w:tcPr>
           <w:p>
@@ -10430,7 +10197,7 @@
         </w:tc>
         <w:tc>
           <w:tcPr>
-            <w:tcW w:w="4390" w:type="dxa"/>
+            <w:tcW w:w="4500" w:type="dxa"/>
             <w:hideMark/>
           </w:tcPr>
           <w:p>
@@ -10454,7 +10221,7 @@
       </w:tr>
       <w:tr>
         <w:trPr>
-          <w:trHeight w:val="576"/>
+          <w:trHeight w:val="640"/>
         </w:trPr>
         <w:tc>
           <w:tcPr>
@@ -10482,7 +10249,7 @@
         </w:tc>
         <w:tc>
           <w:tcPr>
-            <w:tcW w:w="2392" w:type="dxa"/>
+            <w:tcW w:w="1967" w:type="dxa"/>
             <w:noWrap/>
             <w:hideMark/>
           </w:tcPr>
@@ -10506,7 +10273,7 @@
         </w:tc>
         <w:tc>
           <w:tcPr>
-            <w:tcW w:w="1525" w:type="dxa"/>
+            <w:tcW w:w="2126" w:type="dxa"/>
             <w:hideMark/>
           </w:tcPr>
           <w:p>
@@ -10529,7 +10296,7 @@
         </w:tc>
         <w:tc>
           <w:tcPr>
-            <w:tcW w:w="4390" w:type="dxa"/>
+            <w:tcW w:w="4500" w:type="dxa"/>
             <w:hideMark/>
           </w:tcPr>
           <w:p>
@@ -10553,7 +10320,7 @@
       </w:tr>
       <w:tr>
         <w:trPr>
-          <w:trHeight w:val="1152"/>
+          <w:trHeight w:val="960"/>
         </w:trPr>
         <w:tc>
           <w:tcPr>
@@ -10582,7 +10349,7 @@
         </w:tc>
         <w:tc>
           <w:tcPr>
-            <w:tcW w:w="2392" w:type="dxa"/>
+            <w:tcW w:w="1967" w:type="dxa"/>
             <w:noWrap/>
             <w:hideMark/>
           </w:tcPr>
@@ -10606,7 +10373,7 @@
         </w:tc>
         <w:tc>
           <w:tcPr>
-            <w:tcW w:w="1525" w:type="dxa"/>
+            <w:tcW w:w="2126" w:type="dxa"/>
             <w:hideMark/>
           </w:tcPr>
           <w:p>
@@ -10629,7 +10396,7 @@
         </w:tc>
         <w:tc>
           <w:tcPr>
-            <w:tcW w:w="4390" w:type="dxa"/>
+            <w:tcW w:w="4500" w:type="dxa"/>
             <w:hideMark/>
           </w:tcPr>
           <w:p>
@@ -10653,7 +10420,7 @@
       </w:tr>
       <w:tr>
         <w:trPr>
-          <w:trHeight w:val="288"/>
+          <w:trHeight w:val="320"/>
         </w:trPr>
         <w:tc>
           <w:tcPr>
@@ -10681,7 +10448,7 @@
         </w:tc>
         <w:tc>
           <w:tcPr>
-            <w:tcW w:w="2392" w:type="dxa"/>
+            <w:tcW w:w="1967" w:type="dxa"/>
             <w:noWrap/>
             <w:hideMark/>
           </w:tcPr>
@@ -10705,7 +10472,7 @@
         </w:tc>
         <w:tc>
           <w:tcPr>
-            <w:tcW w:w="1525" w:type="dxa"/>
+            <w:tcW w:w="2126" w:type="dxa"/>
             <w:hideMark/>
           </w:tcPr>
           <w:p>
@@ -10728,7 +10495,7 @@
         </w:tc>
         <w:tc>
           <w:tcPr>
-            <w:tcW w:w="4390" w:type="dxa"/>
+            <w:tcW w:w="4500" w:type="dxa"/>
             <w:hideMark/>
           </w:tcPr>
           <w:p>
@@ -10752,7 +10519,7 @@
       </w:tr>
       <w:tr>
         <w:trPr>
-          <w:trHeight w:val="576"/>
+          <w:trHeight w:val="640"/>
         </w:trPr>
         <w:tc>
           <w:tcPr>
@@ -10780,7 +10547,7 @@
         </w:tc>
         <w:tc>
           <w:tcPr>
-            <w:tcW w:w="2392" w:type="dxa"/>
+            <w:tcW w:w="1967" w:type="dxa"/>
             <w:noWrap/>
             <w:hideMark/>
           </w:tcPr>
@@ -10804,7 +10571,7 @@
         </w:tc>
         <w:tc>
           <w:tcPr>
-            <w:tcW w:w="1525" w:type="dxa"/>
+            <w:tcW w:w="2126" w:type="dxa"/>
             <w:hideMark/>
           </w:tcPr>
           <w:p>
@@ -10827,7 +10594,7 @@
         </w:tc>
         <w:tc>
           <w:tcPr>
-            <w:tcW w:w="4390" w:type="dxa"/>
+            <w:tcW w:w="4500" w:type="dxa"/>
             <w:hideMark/>
           </w:tcPr>
           <w:p>
@@ -10851,7 +10618,7 @@
       </w:tr>
       <w:tr>
         <w:trPr>
-          <w:trHeight w:val="864"/>
+          <w:trHeight w:val="960"/>
         </w:trPr>
         <w:tc>
           <w:tcPr>
@@ -10879,7 +10646,7 @@
         </w:tc>
         <w:tc>
           <w:tcPr>
-            <w:tcW w:w="2392" w:type="dxa"/>
+            <w:tcW w:w="1967" w:type="dxa"/>
             <w:noWrap/>
             <w:hideMark/>
           </w:tcPr>
@@ -10903,7 +10670,7 @@
         </w:tc>
         <w:tc>
           <w:tcPr>
-            <w:tcW w:w="1525" w:type="dxa"/>
+            <w:tcW w:w="2126" w:type="dxa"/>
             <w:hideMark/>
           </w:tcPr>
           <w:p>
@@ -10926,7 +10693,7 @@
         </w:tc>
         <w:tc>
           <w:tcPr>
-            <w:tcW w:w="4390" w:type="dxa"/>
+            <w:tcW w:w="4500" w:type="dxa"/>
             <w:hideMark/>
           </w:tcPr>
           <w:p>
@@ -10950,7 +10717,7 @@
       </w:tr>
       <w:tr>
         <w:trPr>
-          <w:trHeight w:val="288"/>
+          <w:trHeight w:val="300"/>
         </w:trPr>
         <w:tc>
           <w:tcPr>
@@ -10971,7 +10738,7 @@
         </w:tc>
         <w:tc>
           <w:tcPr>
-            <w:tcW w:w="2392" w:type="dxa"/>
+            <w:tcW w:w="1967" w:type="dxa"/>
             <w:noWrap/>
             <w:hideMark/>
           </w:tcPr>
@@ -10988,7 +10755,7 @@
         </w:tc>
         <w:tc>
           <w:tcPr>
-            <w:tcW w:w="1525" w:type="dxa"/>
+            <w:tcW w:w="2126" w:type="dxa"/>
             <w:hideMark/>
           </w:tcPr>
           <w:p>
@@ -11004,7 +10771,7 @@
         </w:tc>
         <w:tc>
           <w:tcPr>
-            <w:tcW w:w="4390" w:type="dxa"/>
+            <w:tcW w:w="4500" w:type="dxa"/>
             <w:hideMark/>
           </w:tcPr>
           <w:p>
@@ -11021,7 +10788,7 @@
       </w:tr>
       <w:tr>
         <w:trPr>
-          <w:trHeight w:val="288"/>
+          <w:trHeight w:val="300"/>
         </w:trPr>
         <w:tc>
           <w:tcPr>
@@ -11042,7 +10809,7 @@
         </w:tc>
         <w:tc>
           <w:tcPr>
-            <w:tcW w:w="2392" w:type="dxa"/>
+            <w:tcW w:w="1967" w:type="dxa"/>
             <w:noWrap/>
             <w:hideMark/>
           </w:tcPr>
@@ -11059,7 +10826,7 @@
         </w:tc>
         <w:tc>
           <w:tcPr>
-            <w:tcW w:w="1525" w:type="dxa"/>
+            <w:tcW w:w="2126" w:type="dxa"/>
             <w:hideMark/>
           </w:tcPr>
           <w:p>
@@ -11075,7 +10842,7 @@
         </w:tc>
         <w:tc>
           <w:tcPr>
-            <w:tcW w:w="4390" w:type="dxa"/>
+            <w:tcW w:w="4500" w:type="dxa"/>
             <w:hideMark/>
           </w:tcPr>
           <w:p>
@@ -11092,20 +10859,20 @@
       </w:tr>
       <w:tr>
         <w:trPr>
-          <w:trHeight w:val="288"/>
+          <w:trHeight w:val="300"/>
         </w:trPr>
         <w:tc>
           <w:tcPr>
-            <w:tcW w:w="9000" w:type="dxa"/>
+            <w:tcW w:w="9286" w:type="dxa"/>
             <w:gridSpan w:val="4"/>
-            <w:shd w:val="clear" w:color="auto" w:fill="D9E2F3" w:themeFill="accent1" w:themeFillTint="33"/>
+            <w:shd w:val="clear" w:color="auto" w:fill="CCD8EE"/>
             <w:noWrap/>
             <w:hideMark/>
           </w:tcPr>
           <w:p>
             <w:pPr>
               <w:spacing w:after="0" w:line="240" w:lineRule="auto"/>
-              <w:jc w:val="both"/>
+              <w:jc w:val="center"/>
               <w:rPr>
                 <w:rFonts w:ascii="Arial" w:hAnsi="Arial" w:cs="Arial"/>
                 <w:b/>
@@ -11127,12 +10894,11 @@
       </w:tr>
       <w:tr>
         <w:trPr>
-          <w:trHeight w:val="288"/>
+          <w:trHeight w:val="300"/>
         </w:trPr>
         <w:tc>
           <w:tcPr>
             <w:tcW w:w="693" w:type="dxa"/>
-            <w:shd w:val="clear" w:color="auto" w:fill="D9E2F3" w:themeFill="accent1" w:themeFillTint="33"/>
             <w:noWrap/>
             <w:hideMark/>
           </w:tcPr>
@@ -11160,8 +10926,7 @@
         </w:tc>
         <w:tc>
           <w:tcPr>
-            <w:tcW w:w="2392" w:type="dxa"/>
-            <w:shd w:val="clear" w:color="auto" w:fill="D9E2F3" w:themeFill="accent1" w:themeFillTint="33"/>
+            <w:tcW w:w="1967" w:type="dxa"/>
             <w:noWrap/>
             <w:hideMark/>
           </w:tcPr>
@@ -11189,8 +10954,7 @@
         </w:tc>
         <w:tc>
           <w:tcPr>
-            <w:tcW w:w="1525" w:type="dxa"/>
-            <w:shd w:val="clear" w:color="auto" w:fill="D9E2F3" w:themeFill="accent1" w:themeFillTint="33"/>
+            <w:tcW w:w="2126" w:type="dxa"/>
             <w:hideMark/>
           </w:tcPr>
           <w:p>
@@ -11217,8 +10981,7 @@
         </w:tc>
         <w:tc>
           <w:tcPr>
-            <w:tcW w:w="4390" w:type="dxa"/>
-            <w:shd w:val="clear" w:color="auto" w:fill="D9E2F3" w:themeFill="accent1" w:themeFillTint="33"/>
+            <w:tcW w:w="4500" w:type="dxa"/>
             <w:hideMark/>
           </w:tcPr>
           <w:p>
@@ -11239,14 +11002,14 @@
                 <w:bCs/>
                 <w:lang w:val="en-AU"/>
               </w:rPr>
-              <w:t>Proccess</w:t>
+              <w:t>Process</w:t>
             </w:r>
           </w:p>
         </w:tc>
       </w:tr>
       <w:tr>
         <w:trPr>
-          <w:trHeight w:val="576"/>
+          <w:trHeight w:val="600"/>
         </w:trPr>
         <w:tc>
           <w:tcPr>
@@ -11274,7 +11037,7 @@
         </w:tc>
         <w:tc>
           <w:tcPr>
-            <w:tcW w:w="2392" w:type="dxa"/>
+            <w:tcW w:w="1967" w:type="dxa"/>
             <w:noWrap/>
             <w:hideMark/>
           </w:tcPr>
@@ -11298,7 +11061,7 @@
         </w:tc>
         <w:tc>
           <w:tcPr>
-            <w:tcW w:w="1525" w:type="dxa"/>
+            <w:tcW w:w="2126" w:type="dxa"/>
             <w:hideMark/>
           </w:tcPr>
           <w:p>
@@ -11321,7 +11084,7 @@
         </w:tc>
         <w:tc>
           <w:tcPr>
-            <w:tcW w:w="4390" w:type="dxa"/>
+            <w:tcW w:w="4500" w:type="dxa"/>
             <w:hideMark/>
           </w:tcPr>
           <w:p>
@@ -11345,7 +11108,7 @@
       </w:tr>
       <w:tr>
         <w:trPr>
-          <w:trHeight w:val="1440"/>
+          <w:trHeight w:val="1500"/>
         </w:trPr>
         <w:tc>
           <w:tcPr>
@@ -11373,7 +11136,7 @@
         </w:tc>
         <w:tc>
           <w:tcPr>
-            <w:tcW w:w="2392" w:type="dxa"/>
+            <w:tcW w:w="1967" w:type="dxa"/>
             <w:noWrap/>
             <w:hideMark/>
           </w:tcPr>
@@ -11397,7 +11160,7 @@
         </w:tc>
         <w:tc>
           <w:tcPr>
-            <w:tcW w:w="1525" w:type="dxa"/>
+            <w:tcW w:w="2126" w:type="dxa"/>
             <w:hideMark/>
           </w:tcPr>
           <w:p>
@@ -11420,7 +11183,7 @@
         </w:tc>
         <w:tc>
           <w:tcPr>
-            <w:tcW w:w="4390" w:type="dxa"/>
+            <w:tcW w:w="4500" w:type="dxa"/>
             <w:hideMark/>
           </w:tcPr>
           <w:p>
@@ -11444,7 +11207,7 @@
       </w:tr>
       <w:tr>
         <w:trPr>
-          <w:trHeight w:val="576"/>
+          <w:trHeight w:val="600"/>
         </w:trPr>
         <w:tc>
           <w:tcPr>
@@ -11472,7 +11235,7 @@
         </w:tc>
         <w:tc>
           <w:tcPr>
-            <w:tcW w:w="2392" w:type="dxa"/>
+            <w:tcW w:w="1967" w:type="dxa"/>
             <w:noWrap/>
             <w:hideMark/>
           </w:tcPr>
@@ -11496,7 +11259,7 @@
         </w:tc>
         <w:tc>
           <w:tcPr>
-            <w:tcW w:w="1525" w:type="dxa"/>
+            <w:tcW w:w="2126" w:type="dxa"/>
             <w:hideMark/>
           </w:tcPr>
           <w:p>
@@ -11519,7 +11282,7 @@
         </w:tc>
         <w:tc>
           <w:tcPr>
-            <w:tcW w:w="4390" w:type="dxa"/>
+            <w:tcW w:w="4500" w:type="dxa"/>
             <w:hideMark/>
           </w:tcPr>
           <w:p>
@@ -11543,7 +11306,7 @@
       </w:tr>
       <w:tr>
         <w:trPr>
-          <w:trHeight w:val="1152"/>
+          <w:trHeight w:val="1200"/>
         </w:trPr>
         <w:tc>
           <w:tcPr>
@@ -11571,7 +11334,7 @@
         </w:tc>
         <w:tc>
           <w:tcPr>
-            <w:tcW w:w="2392" w:type="dxa"/>
+            <w:tcW w:w="1967" w:type="dxa"/>
             <w:noWrap/>
             <w:hideMark/>
           </w:tcPr>
@@ -11595,7 +11358,7 @@
         </w:tc>
         <w:tc>
           <w:tcPr>
-            <w:tcW w:w="1525" w:type="dxa"/>
+            <w:tcW w:w="2126" w:type="dxa"/>
             <w:hideMark/>
           </w:tcPr>
           <w:p>
@@ -11618,7 +11381,7 @@
         </w:tc>
         <w:tc>
           <w:tcPr>
-            <w:tcW w:w="4390" w:type="dxa"/>
+            <w:tcW w:w="4500" w:type="dxa"/>
             <w:hideMark/>
           </w:tcPr>
           <w:p>
@@ -11642,7 +11405,7 @@
       </w:tr>
       <w:tr>
         <w:trPr>
-          <w:trHeight w:val="288"/>
+          <w:trHeight w:val="600"/>
         </w:trPr>
         <w:tc>
           <w:tcPr>
@@ -11670,7 +11433,7 @@
         </w:tc>
         <w:tc>
           <w:tcPr>
-            <w:tcW w:w="2392" w:type="dxa"/>
+            <w:tcW w:w="1967" w:type="dxa"/>
             <w:noWrap/>
             <w:hideMark/>
           </w:tcPr>
@@ -11694,7 +11457,7 @@
         </w:tc>
         <w:tc>
           <w:tcPr>
-            <w:tcW w:w="1525" w:type="dxa"/>
+            <w:tcW w:w="2126" w:type="dxa"/>
             <w:hideMark/>
           </w:tcPr>
           <w:p>
@@ -11717,7 +11480,7 @@
         </w:tc>
         <w:tc>
           <w:tcPr>
-            <w:tcW w:w="4390" w:type="dxa"/>
+            <w:tcW w:w="4500" w:type="dxa"/>
             <w:hideMark/>
           </w:tcPr>
           <w:p>
@@ -11741,7 +11504,7 @@
       </w:tr>
       <w:tr>
         <w:trPr>
-          <w:trHeight w:val="576"/>
+          <w:trHeight w:val="600"/>
         </w:trPr>
         <w:tc>
           <w:tcPr>
@@ -11763,13 +11526,14 @@
                 <w:rFonts w:ascii="Arial" w:hAnsi="Arial" w:cs="Arial"/>
                 <w:lang w:val="en-AU"/>
               </w:rPr>
+              <w:lastRenderedPageBreak/>
               <w:t>6</w:t>
             </w:r>
           </w:p>
         </w:tc>
         <w:tc>
           <w:tcPr>
-            <w:tcW w:w="2392" w:type="dxa"/>
+            <w:tcW w:w="1967" w:type="dxa"/>
             <w:noWrap/>
             <w:hideMark/>
           </w:tcPr>
@@ -11793,7 +11557,7 @@
         </w:tc>
         <w:tc>
           <w:tcPr>
-            <w:tcW w:w="1525" w:type="dxa"/>
+            <w:tcW w:w="2126" w:type="dxa"/>
             <w:hideMark/>
           </w:tcPr>
           <w:p>
@@ -11816,7 +11580,7 @@
         </w:tc>
         <w:tc>
           <w:tcPr>
-            <w:tcW w:w="4390" w:type="dxa"/>
+            <w:tcW w:w="4500" w:type="dxa"/>
             <w:hideMark/>
           </w:tcPr>
           <w:p>
@@ -11840,7 +11604,7 @@
       </w:tr>
       <w:tr>
         <w:trPr>
-          <w:trHeight w:val="864"/>
+          <w:trHeight w:val="900"/>
         </w:trPr>
         <w:tc>
           <w:tcPr>
@@ -11862,14 +11626,13 @@
                 <w:rFonts w:ascii="Arial" w:hAnsi="Arial" w:cs="Arial"/>
                 <w:lang w:val="en-AU"/>
               </w:rPr>
-              <w:lastRenderedPageBreak/>
               <w:t>7</w:t>
             </w:r>
           </w:p>
         </w:tc>
         <w:tc>
           <w:tcPr>
-            <w:tcW w:w="2392" w:type="dxa"/>
+            <w:tcW w:w="1967" w:type="dxa"/>
             <w:noWrap/>
             <w:hideMark/>
           </w:tcPr>
@@ -11893,7 +11656,7 @@
         </w:tc>
         <w:tc>
           <w:tcPr>
-            <w:tcW w:w="1525" w:type="dxa"/>
+            <w:tcW w:w="2126" w:type="dxa"/>
             <w:hideMark/>
           </w:tcPr>
           <w:p>
@@ -11916,7 +11679,7 @@
         </w:tc>
         <w:tc>
           <w:tcPr>
-            <w:tcW w:w="4390" w:type="dxa"/>
+            <w:tcW w:w="4500" w:type="dxa"/>
             <w:hideMark/>
           </w:tcPr>
           <w:p>
@@ -11934,6 +11697,984 @@
                 <w:lang w:val="en-AU"/>
               </w:rPr>
               <w:t>If a change is approved by the CCB, the project manager will update and re-baseline project documentation as necessary as well as ensure any changes are communicated to the team and stakeholders</w:t>
+            </w:r>
+          </w:p>
+        </w:tc>
+      </w:tr>
+      <w:tr>
+        <w:trPr>
+          <w:trHeight w:val="300"/>
+        </w:trPr>
+        <w:tc>
+          <w:tcPr>
+            <w:tcW w:w="693" w:type="dxa"/>
+            <w:noWrap/>
+            <w:hideMark/>
+          </w:tcPr>
+          <w:p>
+            <w:pPr>
+              <w:spacing w:after="0" w:line="240" w:lineRule="auto"/>
+              <w:jc w:val="both"/>
+              <w:rPr>
+                <w:rFonts w:ascii="Arial" w:hAnsi="Arial" w:cs="Arial"/>
+                <w:lang w:val="en-AU"/>
+              </w:rPr>
+            </w:pPr>
+          </w:p>
+        </w:tc>
+        <w:tc>
+          <w:tcPr>
+            <w:tcW w:w="1967" w:type="dxa"/>
+            <w:noWrap/>
+            <w:hideMark/>
+          </w:tcPr>
+          <w:p>
+            <w:pPr>
+              <w:spacing w:after="0" w:line="240" w:lineRule="auto"/>
+              <w:jc w:val="both"/>
+              <w:rPr>
+                <w:rFonts w:ascii="Arial" w:hAnsi="Arial" w:cs="Arial"/>
+                <w:lang w:val="en-AU"/>
+              </w:rPr>
+            </w:pPr>
+          </w:p>
+        </w:tc>
+        <w:tc>
+          <w:tcPr>
+            <w:tcW w:w="2126" w:type="dxa"/>
+            <w:hideMark/>
+          </w:tcPr>
+          <w:p>
+            <w:pPr>
+              <w:spacing w:after="0" w:line="240" w:lineRule="auto"/>
+              <w:jc w:val="both"/>
+              <w:rPr>
+                <w:rFonts w:ascii="Arial" w:hAnsi="Arial" w:cs="Arial"/>
+                <w:lang w:val="en-AU"/>
+              </w:rPr>
+            </w:pPr>
+          </w:p>
+        </w:tc>
+        <w:tc>
+          <w:tcPr>
+            <w:tcW w:w="4500" w:type="dxa"/>
+            <w:hideMark/>
+          </w:tcPr>
+          <w:p>
+            <w:pPr>
+              <w:spacing w:after="0" w:line="240" w:lineRule="auto"/>
+              <w:jc w:val="both"/>
+              <w:rPr>
+                <w:rFonts w:ascii="Arial" w:hAnsi="Arial" w:cs="Arial"/>
+                <w:lang w:val="en-AU"/>
+              </w:rPr>
+            </w:pPr>
+          </w:p>
+        </w:tc>
+      </w:tr>
+      <w:tr>
+        <w:trPr>
+          <w:trHeight w:val="300"/>
+        </w:trPr>
+        <w:tc>
+          <w:tcPr>
+            <w:tcW w:w="693" w:type="dxa"/>
+            <w:noWrap/>
+            <w:hideMark/>
+          </w:tcPr>
+          <w:p>
+            <w:pPr>
+              <w:spacing w:after="0" w:line="240" w:lineRule="auto"/>
+              <w:jc w:val="both"/>
+              <w:rPr>
+                <w:rFonts w:ascii="Arial" w:hAnsi="Arial" w:cs="Arial"/>
+                <w:lang w:val="en-AU"/>
+              </w:rPr>
+            </w:pPr>
+          </w:p>
+        </w:tc>
+        <w:tc>
+          <w:tcPr>
+            <w:tcW w:w="1967" w:type="dxa"/>
+            <w:noWrap/>
+            <w:hideMark/>
+          </w:tcPr>
+          <w:p>
+            <w:pPr>
+              <w:spacing w:after="0" w:line="240" w:lineRule="auto"/>
+              <w:jc w:val="both"/>
+              <w:rPr>
+                <w:rFonts w:ascii="Arial" w:hAnsi="Arial" w:cs="Arial"/>
+                <w:lang w:val="en-AU"/>
+              </w:rPr>
+            </w:pPr>
+          </w:p>
+        </w:tc>
+        <w:tc>
+          <w:tcPr>
+            <w:tcW w:w="2126" w:type="dxa"/>
+            <w:hideMark/>
+          </w:tcPr>
+          <w:p>
+            <w:pPr>
+              <w:spacing w:after="0" w:line="240" w:lineRule="auto"/>
+              <w:jc w:val="both"/>
+              <w:rPr>
+                <w:rFonts w:ascii="Arial" w:hAnsi="Arial" w:cs="Arial"/>
+                <w:lang w:val="en-AU"/>
+              </w:rPr>
+            </w:pPr>
+          </w:p>
+        </w:tc>
+        <w:tc>
+          <w:tcPr>
+            <w:tcW w:w="4500" w:type="dxa"/>
+            <w:hideMark/>
+          </w:tcPr>
+          <w:p>
+            <w:pPr>
+              <w:spacing w:after="0" w:line="240" w:lineRule="auto"/>
+              <w:jc w:val="both"/>
+              <w:rPr>
+                <w:rFonts w:ascii="Arial" w:hAnsi="Arial" w:cs="Arial"/>
+                <w:lang w:val="en-AU"/>
+              </w:rPr>
+            </w:pPr>
+          </w:p>
+        </w:tc>
+      </w:tr>
+      <w:tr>
+        <w:trPr>
+          <w:trHeight w:val="300"/>
+        </w:trPr>
+        <w:tc>
+          <w:tcPr>
+            <w:tcW w:w="9286" w:type="dxa"/>
+            <w:gridSpan w:val="4"/>
+            <w:shd w:val="clear" w:color="auto" w:fill="CCD8EE"/>
+            <w:noWrap/>
+            <w:hideMark/>
+          </w:tcPr>
+          <w:p>
+            <w:pPr>
+              <w:spacing w:after="0" w:line="240" w:lineRule="auto"/>
+              <w:jc w:val="center"/>
+              <w:rPr>
+                <w:rFonts w:ascii="Arial" w:hAnsi="Arial" w:cs="Arial"/>
+                <w:b/>
+                <w:bCs/>
+                <w:lang w:val="en-AU"/>
+              </w:rPr>
+            </w:pPr>
+            <w:r>
+              <w:rPr>
+                <w:rFonts w:ascii="Arial" w:hAnsi="Arial" w:cs="Arial"/>
+                <w:b/>
+                <w:bCs/>
+                <w:lang w:val="en-AU"/>
+              </w:rPr>
+              <w:t>Budget Variance Threshold Control</w:t>
+            </w:r>
+          </w:p>
+        </w:tc>
+      </w:tr>
+      <w:tr>
+        <w:trPr>
+          <w:trHeight w:val="300"/>
+        </w:trPr>
+        <w:tc>
+          <w:tcPr>
+            <w:tcW w:w="693" w:type="dxa"/>
+            <w:noWrap/>
+            <w:hideMark/>
+          </w:tcPr>
+          <w:p>
+            <w:pPr>
+              <w:spacing w:after="0" w:line="240" w:lineRule="auto"/>
+              <w:jc w:val="both"/>
+              <w:rPr>
+                <w:rFonts w:ascii="Arial" w:hAnsi="Arial" w:cs="Arial"/>
+                <w:b/>
+                <w:bCs/>
+                <w:lang w:val="en-AU"/>
+              </w:rPr>
+            </w:pPr>
+            <w:r>
+              <w:rPr>
+                <w:rFonts w:ascii="Arial" w:hAnsi="Arial" w:cs="Arial"/>
+                <w:b/>
+                <w:bCs/>
+                <w:lang w:val="en-AU"/>
+              </w:rPr>
+              <w:t>Step</w:t>
+            </w:r>
+          </w:p>
+        </w:tc>
+        <w:tc>
+          <w:tcPr>
+            <w:tcW w:w="1967" w:type="dxa"/>
+            <w:noWrap/>
+            <w:hideMark/>
+          </w:tcPr>
+          <w:p>
+            <w:pPr>
+              <w:spacing w:after="0" w:line="240" w:lineRule="auto"/>
+              <w:jc w:val="both"/>
+              <w:rPr>
+                <w:rFonts w:ascii="Arial" w:hAnsi="Arial" w:cs="Arial"/>
+                <w:b/>
+                <w:bCs/>
+                <w:lang w:val="en-AU"/>
+              </w:rPr>
+            </w:pPr>
+            <w:r>
+              <w:rPr>
+                <w:rFonts w:ascii="Arial" w:hAnsi="Arial" w:cs="Arial"/>
+                <w:b/>
+                <w:bCs/>
+                <w:lang w:val="en-AU"/>
+              </w:rPr>
+              <w:t>Description</w:t>
+            </w:r>
+          </w:p>
+        </w:tc>
+        <w:tc>
+          <w:tcPr>
+            <w:tcW w:w="2126" w:type="dxa"/>
+            <w:hideMark/>
+          </w:tcPr>
+          <w:p>
+            <w:pPr>
+              <w:spacing w:after="0" w:line="240" w:lineRule="auto"/>
+              <w:jc w:val="both"/>
+              <w:rPr>
+                <w:rFonts w:ascii="Arial" w:hAnsi="Arial" w:cs="Arial"/>
+                <w:b/>
+                <w:bCs/>
+                <w:lang w:val="en-AU"/>
+              </w:rPr>
+            </w:pPr>
+            <w:r>
+              <w:rPr>
+                <w:rFonts w:ascii="Arial" w:hAnsi="Arial" w:cs="Arial"/>
+                <w:b/>
+                <w:bCs/>
+                <w:lang w:val="en-AU"/>
+              </w:rPr>
+              <w:t>Responsible</w:t>
+            </w:r>
+          </w:p>
+        </w:tc>
+        <w:tc>
+          <w:tcPr>
+            <w:tcW w:w="4500" w:type="dxa"/>
+            <w:hideMark/>
+          </w:tcPr>
+          <w:p>
+            <w:pPr>
+              <w:spacing w:after="0" w:line="240" w:lineRule="auto"/>
+              <w:jc w:val="both"/>
+              <w:rPr>
+                <w:rFonts w:ascii="Arial" w:hAnsi="Arial" w:cs="Arial"/>
+                <w:b/>
+                <w:bCs/>
+                <w:lang w:val="en-AU"/>
+              </w:rPr>
+            </w:pPr>
+            <w:r>
+              <w:rPr>
+                <w:rFonts w:ascii="Arial" w:hAnsi="Arial" w:cs="Arial"/>
+                <w:b/>
+                <w:bCs/>
+                <w:lang w:val="en-AU"/>
+              </w:rPr>
+              <w:t>Process</w:t>
+            </w:r>
+          </w:p>
+        </w:tc>
+      </w:tr>
+      <w:tr>
+        <w:trPr>
+          <w:trHeight w:val="600"/>
+        </w:trPr>
+        <w:tc>
+          <w:tcPr>
+            <w:tcW w:w="693" w:type="dxa"/>
+            <w:noWrap/>
+            <w:hideMark/>
+          </w:tcPr>
+          <w:p>
+            <w:pPr>
+              <w:spacing w:after="0" w:line="240" w:lineRule="auto"/>
+              <w:jc w:val="both"/>
+              <w:rPr>
+                <w:rFonts w:ascii="Arial" w:hAnsi="Arial" w:cs="Arial"/>
+                <w:lang w:val="en-AU"/>
+              </w:rPr>
+            </w:pPr>
+            <w:r>
+              <w:rPr>
+                <w:rFonts w:ascii="Arial" w:hAnsi="Arial" w:cs="Arial"/>
+                <w:lang w:val="en-AU"/>
+              </w:rPr>
+              <w:t>1</w:t>
+            </w:r>
+          </w:p>
+        </w:tc>
+        <w:tc>
+          <w:tcPr>
+            <w:tcW w:w="1967" w:type="dxa"/>
+            <w:hideMark/>
+          </w:tcPr>
+          <w:p>
+            <w:pPr>
+              <w:spacing w:after="0" w:line="240" w:lineRule="auto"/>
+              <w:jc w:val="both"/>
+              <w:rPr>
+                <w:rFonts w:ascii="Arial" w:hAnsi="Arial" w:cs="Arial"/>
+                <w:lang w:val="en-AU"/>
+              </w:rPr>
+            </w:pPr>
+            <w:r>
+              <w:rPr>
+                <w:rFonts w:ascii="Arial" w:hAnsi="Arial" w:cs="Arial"/>
+                <w:lang w:val="en-AU"/>
+              </w:rPr>
+              <w:t>Identify budget variance</w:t>
+            </w:r>
+          </w:p>
+        </w:tc>
+        <w:tc>
+          <w:tcPr>
+            <w:tcW w:w="2126" w:type="dxa"/>
+            <w:hideMark/>
+          </w:tcPr>
+          <w:p>
+            <w:pPr>
+              <w:spacing w:after="0" w:line="240" w:lineRule="auto"/>
+              <w:jc w:val="both"/>
+              <w:rPr>
+                <w:rFonts w:ascii="Arial" w:hAnsi="Arial" w:cs="Arial"/>
+                <w:lang w:val="en-AU"/>
+              </w:rPr>
+            </w:pPr>
+            <w:r>
+              <w:rPr>
+                <w:rFonts w:ascii="Arial" w:hAnsi="Arial" w:cs="Arial"/>
+                <w:lang w:val="en-AU"/>
+              </w:rPr>
+              <w:t>Project Manager</w:t>
+            </w:r>
+          </w:p>
+        </w:tc>
+        <w:tc>
+          <w:tcPr>
+            <w:tcW w:w="4500" w:type="dxa"/>
+            <w:hideMark/>
+          </w:tcPr>
+          <w:p>
+            <w:pPr>
+              <w:spacing w:after="0" w:line="240" w:lineRule="auto"/>
+              <w:jc w:val="both"/>
+              <w:rPr>
+                <w:rFonts w:ascii="Arial" w:hAnsi="Arial" w:cs="Arial"/>
+                <w:lang w:val="en-AU"/>
+              </w:rPr>
+            </w:pPr>
+            <w:r>
+              <w:rPr>
+                <w:rFonts w:ascii="Arial" w:hAnsi="Arial" w:cs="Arial"/>
+                <w:lang w:val="en-AU"/>
+              </w:rPr>
+              <w:t>The Project Manager will compare planned vs actual expenditure on a regular basis to detect any cost deviation.</w:t>
+            </w:r>
+          </w:p>
+        </w:tc>
+      </w:tr>
+      <w:tr>
+        <w:trPr>
+          <w:trHeight w:val="600"/>
+        </w:trPr>
+        <w:tc>
+          <w:tcPr>
+            <w:tcW w:w="693" w:type="dxa"/>
+            <w:noWrap/>
+            <w:hideMark/>
+          </w:tcPr>
+          <w:p>
+            <w:pPr>
+              <w:spacing w:after="0" w:line="240" w:lineRule="auto"/>
+              <w:jc w:val="both"/>
+              <w:rPr>
+                <w:rFonts w:ascii="Arial" w:hAnsi="Arial" w:cs="Arial"/>
+                <w:lang w:val="en-AU"/>
+              </w:rPr>
+            </w:pPr>
+            <w:r>
+              <w:rPr>
+                <w:rFonts w:ascii="Arial" w:hAnsi="Arial" w:cs="Arial"/>
+                <w:lang w:val="en-AU"/>
+              </w:rPr>
+              <w:t>2</w:t>
+            </w:r>
+          </w:p>
+        </w:tc>
+        <w:tc>
+          <w:tcPr>
+            <w:tcW w:w="1967" w:type="dxa"/>
+            <w:hideMark/>
+          </w:tcPr>
+          <w:p>
+            <w:pPr>
+              <w:spacing w:after="0" w:line="240" w:lineRule="auto"/>
+              <w:jc w:val="both"/>
+              <w:rPr>
+                <w:rFonts w:ascii="Arial" w:hAnsi="Arial" w:cs="Arial"/>
+                <w:lang w:val="en-AU"/>
+              </w:rPr>
+            </w:pPr>
+            <w:r>
+              <w:rPr>
+                <w:rFonts w:ascii="Arial" w:hAnsi="Arial" w:cs="Arial"/>
+                <w:lang w:val="en-AU"/>
+              </w:rPr>
+              <w:t>Assess variance threshold</w:t>
+            </w:r>
+          </w:p>
+        </w:tc>
+        <w:tc>
+          <w:tcPr>
+            <w:tcW w:w="2126" w:type="dxa"/>
+            <w:hideMark/>
+          </w:tcPr>
+          <w:p>
+            <w:pPr>
+              <w:spacing w:after="0" w:line="240" w:lineRule="auto"/>
+              <w:jc w:val="both"/>
+              <w:rPr>
+                <w:rFonts w:ascii="Arial" w:hAnsi="Arial" w:cs="Arial"/>
+                <w:lang w:val="en-AU"/>
+              </w:rPr>
+            </w:pPr>
+            <w:r>
+              <w:rPr>
+                <w:rFonts w:ascii="Arial" w:hAnsi="Arial" w:cs="Arial"/>
+                <w:lang w:val="en-AU"/>
+              </w:rPr>
+              <w:t>Project Manager</w:t>
+            </w:r>
+          </w:p>
+        </w:tc>
+        <w:tc>
+          <w:tcPr>
+            <w:tcW w:w="4500" w:type="dxa"/>
+            <w:hideMark/>
+          </w:tcPr>
+          <w:p>
+            <w:pPr>
+              <w:spacing w:after="0" w:line="240" w:lineRule="auto"/>
+              <w:jc w:val="both"/>
+              <w:rPr>
+                <w:rFonts w:ascii="Arial" w:hAnsi="Arial" w:cs="Arial"/>
+                <w:lang w:val="en-AU"/>
+              </w:rPr>
+            </w:pPr>
+            <w:r>
+              <w:rPr>
+                <w:rFonts w:ascii="Arial" w:hAnsi="Arial" w:cs="Arial"/>
+                <w:lang w:val="en-AU"/>
+              </w:rPr>
+              <w:t>If project costs exceed 10% of the allocated budget for any component, a financial review will be triggered.</w:t>
+            </w:r>
+          </w:p>
+        </w:tc>
+      </w:tr>
+      <w:tr>
+        <w:trPr>
+          <w:trHeight w:val="900"/>
+        </w:trPr>
+        <w:tc>
+          <w:tcPr>
+            <w:tcW w:w="693" w:type="dxa"/>
+            <w:noWrap/>
+            <w:hideMark/>
+          </w:tcPr>
+          <w:p>
+            <w:pPr>
+              <w:spacing w:after="0" w:line="240" w:lineRule="auto"/>
+              <w:jc w:val="both"/>
+              <w:rPr>
+                <w:rFonts w:ascii="Arial" w:hAnsi="Arial" w:cs="Arial"/>
+                <w:lang w:val="en-AU"/>
+              </w:rPr>
+            </w:pPr>
+            <w:r>
+              <w:rPr>
+                <w:rFonts w:ascii="Arial" w:hAnsi="Arial" w:cs="Arial"/>
+                <w:lang w:val="en-AU"/>
+              </w:rPr>
+              <w:t>3</w:t>
+            </w:r>
+          </w:p>
+        </w:tc>
+        <w:tc>
+          <w:tcPr>
+            <w:tcW w:w="1967" w:type="dxa"/>
+            <w:hideMark/>
+          </w:tcPr>
+          <w:p>
+            <w:pPr>
+              <w:spacing w:after="0" w:line="240" w:lineRule="auto"/>
+              <w:jc w:val="both"/>
+              <w:rPr>
+                <w:rFonts w:ascii="Arial" w:hAnsi="Arial" w:cs="Arial"/>
+                <w:lang w:val="en-AU"/>
+              </w:rPr>
+            </w:pPr>
+            <w:r>
+              <w:rPr>
+                <w:rFonts w:ascii="Arial" w:hAnsi="Arial" w:cs="Arial"/>
+                <w:lang w:val="en-AU"/>
+              </w:rPr>
+              <w:t>Analyse cause of variance</w:t>
+            </w:r>
+          </w:p>
+        </w:tc>
+        <w:tc>
+          <w:tcPr>
+            <w:tcW w:w="2126" w:type="dxa"/>
+            <w:hideMark/>
+          </w:tcPr>
+          <w:p>
+            <w:pPr>
+              <w:spacing w:after="0" w:line="240" w:lineRule="auto"/>
+              <w:jc w:val="both"/>
+              <w:rPr>
+                <w:rFonts w:ascii="Arial" w:hAnsi="Arial" w:cs="Arial"/>
+                <w:lang w:val="en-AU"/>
+              </w:rPr>
+            </w:pPr>
+            <w:r>
+              <w:rPr>
+                <w:rFonts w:ascii="Arial" w:hAnsi="Arial" w:cs="Arial"/>
+                <w:lang w:val="en-AU"/>
+              </w:rPr>
+              <w:t>Project Manager, Project Team</w:t>
+            </w:r>
+          </w:p>
+        </w:tc>
+        <w:tc>
+          <w:tcPr>
+            <w:tcW w:w="4500" w:type="dxa"/>
+            <w:hideMark/>
+          </w:tcPr>
+          <w:p>
+            <w:pPr>
+              <w:spacing w:after="0" w:line="240" w:lineRule="auto"/>
+              <w:jc w:val="both"/>
+              <w:rPr>
+                <w:rFonts w:ascii="Arial" w:hAnsi="Arial" w:cs="Arial"/>
+                <w:lang w:val="en-AU"/>
+              </w:rPr>
+            </w:pPr>
+            <w:r>
+              <w:rPr>
+                <w:rFonts w:ascii="Arial" w:hAnsi="Arial" w:cs="Arial"/>
+                <w:lang w:val="en-AU"/>
+              </w:rPr>
+              <w:t>The Project Manager will work with relevant team members to identify the cause of the budget overrun and assess its impact.</w:t>
+            </w:r>
+          </w:p>
+        </w:tc>
+      </w:tr>
+      <w:tr>
+        <w:trPr>
+          <w:trHeight w:val="600"/>
+        </w:trPr>
+        <w:tc>
+          <w:tcPr>
+            <w:tcW w:w="693" w:type="dxa"/>
+            <w:noWrap/>
+            <w:hideMark/>
+          </w:tcPr>
+          <w:p>
+            <w:pPr>
+              <w:spacing w:after="0" w:line="240" w:lineRule="auto"/>
+              <w:jc w:val="both"/>
+              <w:rPr>
+                <w:rFonts w:ascii="Arial" w:hAnsi="Arial" w:cs="Arial"/>
+                <w:lang w:val="en-AU"/>
+              </w:rPr>
+            </w:pPr>
+            <w:r>
+              <w:rPr>
+                <w:rFonts w:ascii="Arial" w:hAnsi="Arial" w:cs="Arial"/>
+                <w:lang w:val="en-AU"/>
+              </w:rPr>
+              <w:t>4</w:t>
+            </w:r>
+          </w:p>
+        </w:tc>
+        <w:tc>
+          <w:tcPr>
+            <w:tcW w:w="1967" w:type="dxa"/>
+            <w:hideMark/>
+          </w:tcPr>
+          <w:p>
+            <w:pPr>
+              <w:spacing w:after="0" w:line="240" w:lineRule="auto"/>
+              <w:jc w:val="both"/>
+              <w:rPr>
+                <w:rFonts w:ascii="Arial" w:hAnsi="Arial" w:cs="Arial"/>
+                <w:lang w:val="en-AU"/>
+              </w:rPr>
+            </w:pPr>
+            <w:r>
+              <w:rPr>
+                <w:rFonts w:ascii="Arial" w:hAnsi="Arial" w:cs="Arial"/>
+                <w:lang w:val="en-AU"/>
+              </w:rPr>
+              <w:t>Recommend corrective action</w:t>
+            </w:r>
+          </w:p>
+        </w:tc>
+        <w:tc>
+          <w:tcPr>
+            <w:tcW w:w="2126" w:type="dxa"/>
+            <w:hideMark/>
+          </w:tcPr>
+          <w:p>
+            <w:pPr>
+              <w:spacing w:after="0" w:line="240" w:lineRule="auto"/>
+              <w:jc w:val="both"/>
+              <w:rPr>
+                <w:rFonts w:ascii="Arial" w:hAnsi="Arial" w:cs="Arial"/>
+                <w:lang w:val="en-AU"/>
+              </w:rPr>
+            </w:pPr>
+            <w:r>
+              <w:rPr>
+                <w:rFonts w:ascii="Arial" w:hAnsi="Arial" w:cs="Arial"/>
+                <w:lang w:val="en-AU"/>
+              </w:rPr>
+              <w:t>Project Manager</w:t>
+            </w:r>
+          </w:p>
+        </w:tc>
+        <w:tc>
+          <w:tcPr>
+            <w:tcW w:w="4500" w:type="dxa"/>
+            <w:hideMark/>
+          </w:tcPr>
+          <w:p>
+            <w:pPr>
+              <w:spacing w:after="0" w:line="240" w:lineRule="auto"/>
+              <w:jc w:val="both"/>
+              <w:rPr>
+                <w:rFonts w:ascii="Arial" w:hAnsi="Arial" w:cs="Arial"/>
+                <w:lang w:val="en-AU"/>
+              </w:rPr>
+            </w:pPr>
+            <w:r>
+              <w:rPr>
+                <w:rFonts w:ascii="Arial" w:hAnsi="Arial" w:cs="Arial"/>
+                <w:lang w:val="en-AU"/>
+              </w:rPr>
+              <w:t>The Project Manager will determine whether cost adjustments, scope refinement, or resource reallocation are required.</w:t>
+            </w:r>
+          </w:p>
+        </w:tc>
+      </w:tr>
+      <w:tr>
+        <w:trPr>
+          <w:trHeight w:val="900"/>
+        </w:trPr>
+        <w:tc>
+          <w:tcPr>
+            <w:tcW w:w="693" w:type="dxa"/>
+            <w:noWrap/>
+            <w:hideMark/>
+          </w:tcPr>
+          <w:p>
+            <w:pPr>
+              <w:spacing w:after="0" w:line="240" w:lineRule="auto"/>
+              <w:jc w:val="both"/>
+              <w:rPr>
+                <w:rFonts w:ascii="Arial" w:hAnsi="Arial" w:cs="Arial"/>
+                <w:lang w:val="en-AU"/>
+              </w:rPr>
+            </w:pPr>
+            <w:r>
+              <w:rPr>
+                <w:rFonts w:ascii="Arial" w:hAnsi="Arial" w:cs="Arial"/>
+                <w:lang w:val="en-AU"/>
+              </w:rPr>
+              <w:t>5</w:t>
+            </w:r>
+          </w:p>
+        </w:tc>
+        <w:tc>
+          <w:tcPr>
+            <w:tcW w:w="1967" w:type="dxa"/>
+            <w:hideMark/>
+          </w:tcPr>
+          <w:p>
+            <w:pPr>
+              <w:spacing w:after="0" w:line="240" w:lineRule="auto"/>
+              <w:jc w:val="both"/>
+              <w:rPr>
+                <w:rFonts w:ascii="Arial" w:hAnsi="Arial" w:cs="Arial"/>
+                <w:lang w:val="en-AU"/>
+              </w:rPr>
+            </w:pPr>
+            <w:r>
+              <w:rPr>
+                <w:rFonts w:ascii="Arial" w:hAnsi="Arial" w:cs="Arial"/>
+                <w:lang w:val="en-AU"/>
+              </w:rPr>
+              <w:t>Seek approval</w:t>
+            </w:r>
+          </w:p>
+        </w:tc>
+        <w:tc>
+          <w:tcPr>
+            <w:tcW w:w="2126" w:type="dxa"/>
+            <w:hideMark/>
+          </w:tcPr>
+          <w:p>
+            <w:pPr>
+              <w:spacing w:after="0" w:line="240" w:lineRule="auto"/>
+              <w:jc w:val="both"/>
+              <w:rPr>
+                <w:rFonts w:ascii="Arial" w:hAnsi="Arial" w:cs="Arial"/>
+                <w:lang w:val="en-AU"/>
+              </w:rPr>
+            </w:pPr>
+            <w:r>
+              <w:rPr>
+                <w:rFonts w:ascii="Arial" w:hAnsi="Arial" w:cs="Arial"/>
+                <w:lang w:val="en-AU"/>
+              </w:rPr>
+              <w:t>Project Sponsor / Steering Committee</w:t>
+            </w:r>
+          </w:p>
+        </w:tc>
+        <w:tc>
+          <w:tcPr>
+            <w:tcW w:w="4500" w:type="dxa"/>
+            <w:hideMark/>
+          </w:tcPr>
+          <w:p>
+            <w:pPr>
+              <w:spacing w:after="0" w:line="240" w:lineRule="auto"/>
+              <w:jc w:val="both"/>
+              <w:rPr>
+                <w:rFonts w:ascii="Arial" w:hAnsi="Arial" w:cs="Arial"/>
+                <w:lang w:val="en-AU"/>
+              </w:rPr>
+            </w:pPr>
+            <w:r>
+              <w:rPr>
+                <w:rFonts w:ascii="Arial" w:hAnsi="Arial" w:cs="Arial"/>
+                <w:lang w:val="en-AU"/>
+              </w:rPr>
+              <w:t>Approval must be obtained before any additional expenditure is incurred.</w:t>
+            </w:r>
+          </w:p>
+        </w:tc>
+      </w:tr>
+      <w:tr>
+        <w:trPr>
+          <w:trHeight w:val="600"/>
+        </w:trPr>
+        <w:tc>
+          <w:tcPr>
+            <w:tcW w:w="693" w:type="dxa"/>
+            <w:noWrap/>
+            <w:hideMark/>
+          </w:tcPr>
+          <w:p>
+            <w:pPr>
+              <w:spacing w:after="0" w:line="240" w:lineRule="auto"/>
+              <w:jc w:val="both"/>
+              <w:rPr>
+                <w:rFonts w:ascii="Arial" w:hAnsi="Arial" w:cs="Arial"/>
+                <w:lang w:val="en-AU"/>
+              </w:rPr>
+            </w:pPr>
+            <w:r>
+              <w:rPr>
+                <w:rFonts w:ascii="Arial" w:hAnsi="Arial" w:cs="Arial"/>
+                <w:lang w:val="en-AU"/>
+              </w:rPr>
+              <w:t>6</w:t>
+            </w:r>
+          </w:p>
+        </w:tc>
+        <w:tc>
+          <w:tcPr>
+            <w:tcW w:w="1967" w:type="dxa"/>
+            <w:hideMark/>
+          </w:tcPr>
+          <w:p>
+            <w:pPr>
+              <w:spacing w:after="0" w:line="240" w:lineRule="auto"/>
+              <w:jc w:val="both"/>
+              <w:rPr>
+                <w:rFonts w:ascii="Arial" w:hAnsi="Arial" w:cs="Arial"/>
+                <w:lang w:val="en-AU"/>
+              </w:rPr>
+            </w:pPr>
+            <w:r>
+              <w:rPr>
+                <w:rFonts w:ascii="Arial" w:hAnsi="Arial" w:cs="Arial"/>
+                <w:lang w:val="en-AU"/>
+              </w:rPr>
+              <w:t>Update budget baseline</w:t>
+            </w:r>
+          </w:p>
+        </w:tc>
+        <w:tc>
+          <w:tcPr>
+            <w:tcW w:w="2126" w:type="dxa"/>
+            <w:hideMark/>
+          </w:tcPr>
+          <w:p>
+            <w:pPr>
+              <w:spacing w:after="0" w:line="240" w:lineRule="auto"/>
+              <w:jc w:val="both"/>
+              <w:rPr>
+                <w:rFonts w:ascii="Arial" w:hAnsi="Arial" w:cs="Arial"/>
+                <w:lang w:val="en-AU"/>
+              </w:rPr>
+            </w:pPr>
+            <w:r>
+              <w:rPr>
+                <w:rFonts w:ascii="Arial" w:hAnsi="Arial" w:cs="Arial"/>
+                <w:lang w:val="en-AU"/>
+              </w:rPr>
+              <w:t>Project Manager</w:t>
+            </w:r>
+          </w:p>
+        </w:tc>
+        <w:tc>
+          <w:tcPr>
+            <w:tcW w:w="4500" w:type="dxa"/>
+            <w:hideMark/>
+          </w:tcPr>
+          <w:p>
+            <w:pPr>
+              <w:spacing w:after="0" w:line="240" w:lineRule="auto"/>
+              <w:jc w:val="both"/>
+              <w:rPr>
+                <w:rFonts w:ascii="Arial" w:hAnsi="Arial" w:cs="Arial"/>
+                <w:lang w:val="en-AU"/>
+              </w:rPr>
+            </w:pPr>
+            <w:r>
+              <w:rPr>
+                <w:rFonts w:ascii="Arial" w:hAnsi="Arial" w:cs="Arial"/>
+                <w:lang w:val="en-AU"/>
+              </w:rPr>
+              <w:t>If approved, the Project Manager will update budget documentation and communicate changes to stakeholders.</w:t>
+            </w:r>
+          </w:p>
+        </w:tc>
+      </w:tr>
+      <w:tr>
+        <w:trPr>
+          <w:trHeight w:val="600"/>
+        </w:trPr>
+        <w:tc>
+          <w:tcPr>
+            <w:tcW w:w="693" w:type="dxa"/>
+            <w:noWrap/>
+            <w:hideMark/>
+          </w:tcPr>
+          <w:p>
+            <w:pPr>
+              <w:spacing w:after="0" w:line="240" w:lineRule="auto"/>
+              <w:jc w:val="both"/>
+              <w:rPr>
+                <w:rFonts w:ascii="Arial" w:hAnsi="Arial" w:cs="Arial"/>
+                <w:lang w:val="en-AU"/>
+              </w:rPr>
+            </w:pPr>
+            <w:r>
+              <w:rPr>
+                <w:rFonts w:ascii="Arial" w:hAnsi="Arial" w:cs="Arial"/>
+                <w:lang w:val="en-AU"/>
+              </w:rPr>
+              <w:t>7</w:t>
+            </w:r>
+          </w:p>
+        </w:tc>
+        <w:tc>
+          <w:tcPr>
+            <w:tcW w:w="1967" w:type="dxa"/>
+            <w:hideMark/>
+          </w:tcPr>
+          <w:p>
+            <w:pPr>
+              <w:spacing w:after="0" w:line="240" w:lineRule="auto"/>
+              <w:jc w:val="both"/>
+              <w:rPr>
+                <w:rFonts w:ascii="Arial" w:hAnsi="Arial" w:cs="Arial"/>
+                <w:lang w:val="en-AU"/>
+              </w:rPr>
+            </w:pPr>
+            <w:r>
+              <w:rPr>
+                <w:rFonts w:ascii="Arial" w:hAnsi="Arial" w:cs="Arial"/>
+                <w:lang w:val="en-AU"/>
+              </w:rPr>
+              <w:t>Monitor ongoing expenditure</w:t>
+            </w:r>
+          </w:p>
+        </w:tc>
+        <w:tc>
+          <w:tcPr>
+            <w:tcW w:w="2126" w:type="dxa"/>
+            <w:hideMark/>
+          </w:tcPr>
+          <w:p>
+            <w:pPr>
+              <w:spacing w:after="0" w:line="240" w:lineRule="auto"/>
+              <w:jc w:val="both"/>
+              <w:rPr>
+                <w:rFonts w:ascii="Arial" w:hAnsi="Arial" w:cs="Arial"/>
+                <w:lang w:val="en-AU"/>
+              </w:rPr>
+            </w:pPr>
+            <w:r>
+              <w:rPr>
+                <w:rFonts w:ascii="Arial" w:hAnsi="Arial" w:cs="Arial"/>
+                <w:lang w:val="en-AU"/>
+              </w:rPr>
+              <w:t>Project Manager</w:t>
+            </w:r>
+          </w:p>
+        </w:tc>
+        <w:tc>
+          <w:tcPr>
+            <w:tcW w:w="4500" w:type="dxa"/>
+            <w:hideMark/>
+          </w:tcPr>
+          <w:p>
+            <w:pPr>
+              <w:spacing w:after="0" w:line="240" w:lineRule="auto"/>
+              <w:jc w:val="both"/>
+              <w:rPr>
+                <w:rFonts w:ascii="Arial" w:hAnsi="Arial" w:cs="Arial"/>
+                <w:lang w:val="en-AU"/>
+              </w:rPr>
+            </w:pPr>
+            <w:r>
+              <w:rPr>
+                <w:rFonts w:ascii="Arial" w:hAnsi="Arial" w:cs="Arial"/>
+                <w:lang w:val="en-AU"/>
+              </w:rPr>
+              <w:t>Budget performance will continue to be monitored to ensure costs remain within acceptable limits.</w:t>
             </w:r>
           </w:p>
         </w:tc>
@@ -11986,10 +12727,7 @@
       <w:bookmarkStart w:id="22" w:name="_Toc206711094"/>
       <w:r>
         <w:lastRenderedPageBreak/>
-        <w:t>COMMUNICATIONS</w:t>
-      </w:r>
-      <w:r>
-        <w:t xml:space="preserve"> MANAGEMENT PLAN</w:t>
+        <w:t>COMMUNICATIONS MANAGEMENT PLAN</w:t>
       </w:r>
       <w:bookmarkEnd w:id="21"/>
       <w:bookmarkEnd w:id="22"/>
@@ -12221,15 +12959,7 @@
           <w:b/>
           <w:bCs/>
         </w:rPr>
-        <w:t>Communications Matrix</w:t>
-      </w:r>
-      <w:r>
-        <w:rPr>
-          <w:rFonts w:ascii="Arial" w:hAnsi="Arial" w:cs="Arial"/>
-          <w:b/>
-          <w:bCs/>
-        </w:rPr>
-        <w:t xml:space="preserve"> for this project:</w:t>
+        <w:t>Communications Matrix for this project:</w:t>
       </w:r>
     </w:p>
     <w:tbl>
@@ -13740,15 +14470,7 @@
           <w:b/>
           <w:bCs/>
         </w:rPr>
-        <w:t>Project Directory</w:t>
-      </w:r>
-      <w:r>
-        <w:rPr>
-          <w:rFonts w:ascii="Arial" w:hAnsi="Arial" w:cs="Arial"/>
-          <w:b/>
-          <w:bCs/>
-        </w:rPr>
-        <w:t xml:space="preserve"> for this project</w:t>
+        <w:t>Project Directory for this project</w:t>
       </w:r>
       <w:r>
         <w:rPr>
@@ -15534,10 +16256,7 @@
       <w:bookmarkStart w:id="23" w:name="_Toc206711095"/>
       <w:r>
         <w:lastRenderedPageBreak/>
-        <w:t xml:space="preserve">STANDARDS OF </w:t>
-      </w:r>
-      <w:r>
-        <w:t>CONDUCT</w:t>
+        <w:t>STANDARDS OF CONDUCT</w:t>
       </w:r>
       <w:bookmarkEnd w:id="23"/>
     </w:p>
@@ -15660,13 +16379,7 @@
       </w:pPr>
       <w:bookmarkStart w:id="26" w:name="_Toc206711098"/>
       <w:r>
-        <w:t xml:space="preserve">INFORMAL </w:t>
-      </w:r>
-      <w:r>
-        <w:t>COMMUNICATIONS</w:t>
-      </w:r>
-      <w:r>
-        <w:t>:</w:t>
+        <w:t>INFORMAL COMMUNICATIONS:</w:t>
       </w:r>
       <w:bookmarkEnd w:id="26"/>
     </w:p>
@@ -15700,13 +16413,7 @@
       <w:bookmarkStart w:id="27" w:name="_Toc515458333"/>
       <w:bookmarkStart w:id="28" w:name="_Toc206711099"/>
       <w:r>
-        <w:t xml:space="preserve">COST </w:t>
-      </w:r>
-      <w:r>
-        <w:t>MANAGEMENT</w:t>
-      </w:r>
-      <w:r>
-        <w:t xml:space="preserve"> PLAN</w:t>
+        <w:t>COST MANAGEMENT PLAN</w:t>
       </w:r>
       <w:bookmarkEnd w:id="27"/>
       <w:bookmarkEnd w:id="28"/>
@@ -15944,10 +16651,7 @@
       <w:bookmarkStart w:id="31" w:name="_Toc515458335"/>
       <w:bookmarkStart w:id="32" w:name="_Toc206711101"/>
       <w:r>
-        <w:t xml:space="preserve">PROJECT SCOPE MANAGEMENT </w:t>
-      </w:r>
-      <w:r>
-        <w:t>PLAN</w:t>
+        <w:t>PROJECT SCOPE MANAGEMENT PLAN</w:t>
       </w:r>
       <w:bookmarkEnd w:id="31"/>
       <w:bookmarkEnd w:id="32"/>
@@ -16040,13 +16744,7 @@
       <w:bookmarkStart w:id="33" w:name="_Toc515458336"/>
       <w:bookmarkStart w:id="34" w:name="_Toc206711102"/>
       <w:r>
-        <w:t xml:space="preserve">SCHEDULE </w:t>
-      </w:r>
-      <w:r>
-        <w:t>MANAGEMENT</w:t>
-      </w:r>
-      <w:r>
-        <w:t xml:space="preserve"> PLAN</w:t>
+        <w:t>SCHEDULE MANAGEMENT PLAN</w:t>
       </w:r>
       <w:bookmarkEnd w:id="33"/>
       <w:bookmarkEnd w:id="34"/>
@@ -16348,13 +17046,7 @@
       <w:bookmarkStart w:id="38" w:name="_Toc206711104"/>
       <w:r>
         <w:lastRenderedPageBreak/>
-        <w:t xml:space="preserve">Risk </w:t>
-      </w:r>
-      <w:r>
-        <w:t>Management</w:t>
-      </w:r>
-      <w:r>
-        <w:t xml:space="preserve"> Plan</w:t>
+        <w:t>Risk Management Plan</w:t>
       </w:r>
       <w:bookmarkEnd w:id="37"/>
       <w:bookmarkEnd w:id="38"/>
@@ -16408,7 +17100,21 @@
           <w:rFonts w:ascii="Arial" w:eastAsia="Times New Roman" w:hAnsi="Arial" w:cs="Arial"/>
           <w:lang w:eastAsia="en-AU"/>
         </w:rPr>
-        <w:t>At the conclusion of the project, during the project closing process, the Project Manager will review and analyze each risk along with the overall risk management process. Based on this analysis, the Project Manager will identify improvements that can be applied to the risk management process for future projects. These improvements will be documented and added to the lessons learned knowledge base to enhance risk management practices in subsequent initiatives.</w:t>
+        <w:t xml:space="preserve">At the conclusion of the project, during the project closing process, the Project Manager will review and </w:t>
+      </w:r>
+      <w:r>
+        <w:rPr>
+          <w:rFonts w:ascii="Arial" w:eastAsia="Times New Roman" w:hAnsi="Arial" w:cs="Arial"/>
+          <w:lang w:eastAsia="en-AU"/>
+        </w:rPr>
+        <w:t>analyse</w:t>
+      </w:r>
+      <w:r>
+        <w:rPr>
+          <w:rFonts w:ascii="Arial" w:eastAsia="Times New Roman" w:hAnsi="Arial" w:cs="Arial"/>
+          <w:lang w:eastAsia="en-AU"/>
+        </w:rPr>
+        <w:t xml:space="preserve"> each risk along with the overall risk management process. Based on this analysis, the Project Manager will identify improvements that can be applied to the risk management process for future projects. These improvements will be documented and added to the lessons learned knowledge base to enhance risk management practices in subsequent initiatives.</w:t>
       </w:r>
     </w:p>
     <w:p>
@@ -16416,7 +17122,6 @@
         <w:pStyle w:val="RTOWorksHeading3"/>
         <w:rPr>
           <w:rFonts w:ascii="Arial" w:hAnsi="Arial"/>
-          <w:noProof/>
           <w:sz w:val="22"/>
           <w:szCs w:val="22"/>
         </w:rPr>
@@ -16461,7 +17166,6 @@
                 <w:b/>
                 <w:bCs/>
                 <w:i/>
-                <w:noProof/>
                 <w:color w:val="000000" w:themeColor="text1"/>
                 <w:sz w:val="22"/>
                 <w:szCs w:val="22"/>
@@ -16471,7 +17175,6 @@
               <w:rPr>
                 <w:b/>
                 <w:bCs/>
-                <w:noProof/>
                 <w:color w:val="FF0000"/>
                 <w:sz w:val="22"/>
                 <w:szCs w:val="22"/>
@@ -16482,7 +17185,6 @@
               <w:rPr>
                 <w:b/>
                 <w:bCs/>
-                <w:noProof/>
                 <w:color w:val="000000" w:themeColor="text1"/>
                 <w:sz w:val="22"/>
                 <w:szCs w:val="22"/>
@@ -16509,7 +17211,6 @@
                 <w:b/>
                 <w:bCs/>
                 <w:i/>
-                <w:noProof/>
                 <w:color w:val="000000" w:themeColor="text1"/>
                 <w:sz w:val="22"/>
                 <w:szCs w:val="22"/>
@@ -16519,7 +17220,6 @@
               <w:rPr>
                 <w:b/>
                 <w:bCs/>
-                <w:noProof/>
                 <w:color w:val="000000" w:themeColor="text1"/>
                 <w:sz w:val="22"/>
                 <w:szCs w:val="22"/>
@@ -16546,7 +17246,6 @@
                 <w:b/>
                 <w:bCs/>
                 <w:i/>
-                <w:noProof/>
                 <w:color w:val="000000" w:themeColor="text1"/>
                 <w:sz w:val="22"/>
                 <w:szCs w:val="22"/>
@@ -16556,7 +17255,6 @@
               <w:rPr>
                 <w:b/>
                 <w:bCs/>
-                <w:noProof/>
                 <w:color w:val="000000" w:themeColor="text1"/>
                 <w:sz w:val="22"/>
                 <w:szCs w:val="22"/>
@@ -16583,7 +17281,6 @@
                 <w:b/>
                 <w:bCs/>
                 <w:i/>
-                <w:noProof/>
                 <w:color w:val="000000" w:themeColor="text1"/>
                 <w:sz w:val="22"/>
                 <w:szCs w:val="22"/>
@@ -16593,7 +17290,6 @@
               <w:rPr>
                 <w:b/>
                 <w:bCs/>
-                <w:noProof/>
                 <w:color w:val="000000" w:themeColor="text1"/>
                 <w:sz w:val="22"/>
                 <w:szCs w:val="22"/>
@@ -16622,7 +17318,6 @@
               <w:pStyle w:val="RTOWorksBodyText"/>
               <w:rPr>
                 <w:i/>
-                <w:noProof/>
                 <w:color w:val="FF0000"/>
                 <w:sz w:val="22"/>
                 <w:szCs w:val="22"/>
@@ -16630,7 +17325,6 @@
             </w:pPr>
             <w:r>
               <w:rPr>
-                <w:noProof/>
                 <w:color w:val="000000"/>
                 <w:sz w:val="22"/>
                 <w:szCs w:val="22"/>
@@ -16654,14 +17348,12 @@
             <w:pPr>
               <w:pStyle w:val="RTOWorksBodyText"/>
               <w:rPr>
-                <w:noProof/>
                 <w:sz w:val="22"/>
                 <w:szCs w:val="22"/>
               </w:rPr>
             </w:pPr>
             <w:r>
               <w:rPr>
-                <w:noProof/>
                 <w:color w:val="000000"/>
                 <w:sz w:val="22"/>
                 <w:szCs w:val="22"/>
@@ -16687,7 +17379,6 @@
               <w:rPr>
                 <w:b/>
                 <w:bCs/>
-                <w:noProof/>
                 <w:sz w:val="22"/>
                 <w:szCs w:val="22"/>
               </w:rPr>
@@ -16696,7 +17387,6 @@
               <w:rPr>
                 <w:b/>
                 <w:bCs/>
-                <w:noProof/>
                 <w:color w:val="000000"/>
                 <w:sz w:val="22"/>
                 <w:szCs w:val="22"/>
@@ -16723,14 +17413,12 @@
                 <w:numId w:val="14"/>
               </w:numPr>
               <w:rPr>
-                <w:noProof/>
                 <w:sz w:val="22"/>
                 <w:szCs w:val="22"/>
               </w:rPr>
             </w:pPr>
             <w:r>
               <w:rPr>
-                <w:noProof/>
                 <w:color w:val="000000"/>
                 <w:sz w:val="22"/>
                 <w:szCs w:val="22"/>
@@ -16746,14 +17434,12 @@
                 <w:numId w:val="14"/>
               </w:numPr>
               <w:rPr>
-                <w:noProof/>
                 <w:sz w:val="22"/>
                 <w:szCs w:val="22"/>
               </w:rPr>
             </w:pPr>
             <w:r>
               <w:rPr>
-                <w:noProof/>
                 <w:color w:val="000000"/>
                 <w:sz w:val="22"/>
                 <w:szCs w:val="22"/>
@@ -16782,7 +17468,6 @@
               <w:pStyle w:val="RTOWorksBodyText"/>
               <w:rPr>
                 <w:i/>
-                <w:noProof/>
                 <w:color w:val="FF0000"/>
                 <w:sz w:val="22"/>
                 <w:szCs w:val="22"/>
@@ -16790,7 +17475,6 @@
             </w:pPr>
             <w:r>
               <w:rPr>
-                <w:noProof/>
                 <w:color w:val="000000"/>
                 <w:sz w:val="22"/>
                 <w:szCs w:val="22"/>
@@ -16814,14 +17498,12 @@
             <w:pPr>
               <w:pStyle w:val="RTOWorksBodyText"/>
               <w:rPr>
-                <w:noProof/>
                 <w:sz w:val="22"/>
                 <w:szCs w:val="22"/>
               </w:rPr>
             </w:pPr>
             <w:r>
               <w:rPr>
-                <w:noProof/>
                 <w:color w:val="000000"/>
                 <w:sz w:val="22"/>
                 <w:szCs w:val="22"/>
@@ -16845,14 +17527,12 @@
             <w:pPr>
               <w:pStyle w:val="RTOWorksBodyText"/>
               <w:rPr>
-                <w:noProof/>
                 <w:sz w:val="22"/>
                 <w:szCs w:val="22"/>
               </w:rPr>
             </w:pPr>
             <w:r>
               <w:rPr>
-                <w:noProof/>
                 <w:color w:val="000000"/>
                 <w:sz w:val="22"/>
                 <w:szCs w:val="22"/>
@@ -16879,14 +17559,12 @@
                 <w:numId w:val="15"/>
               </w:numPr>
               <w:rPr>
-                <w:noProof/>
                 <w:sz w:val="22"/>
                 <w:szCs w:val="22"/>
               </w:rPr>
             </w:pPr>
             <w:r>
               <w:rPr>
-                <w:noProof/>
                 <w:color w:val="000000"/>
                 <w:sz w:val="22"/>
                 <w:szCs w:val="22"/>
@@ -16902,14 +17580,12 @@
                 <w:numId w:val="15"/>
               </w:numPr>
               <w:rPr>
-                <w:noProof/>
                 <w:sz w:val="22"/>
                 <w:szCs w:val="22"/>
               </w:rPr>
             </w:pPr>
             <w:r>
               <w:rPr>
-                <w:noProof/>
                 <w:color w:val="000000"/>
                 <w:sz w:val="22"/>
                 <w:szCs w:val="22"/>
@@ -16925,14 +17601,12 @@
                 <w:numId w:val="15"/>
               </w:numPr>
               <w:rPr>
-                <w:noProof/>
                 <w:sz w:val="22"/>
                 <w:szCs w:val="22"/>
               </w:rPr>
             </w:pPr>
             <w:r>
               <w:rPr>
-                <w:noProof/>
                 <w:color w:val="000000"/>
                 <w:sz w:val="22"/>
                 <w:szCs w:val="22"/>
@@ -16948,14 +17622,12 @@
                 <w:numId w:val="15"/>
               </w:numPr>
               <w:rPr>
-                <w:noProof/>
                 <w:sz w:val="22"/>
                 <w:szCs w:val="22"/>
               </w:rPr>
             </w:pPr>
             <w:r>
               <w:rPr>
-                <w:noProof/>
                 <w:color w:val="000000"/>
                 <w:sz w:val="22"/>
                 <w:szCs w:val="22"/>
@@ -16971,14 +17643,12 @@
                 <w:numId w:val="15"/>
               </w:numPr>
               <w:rPr>
-                <w:noProof/>
                 <w:sz w:val="22"/>
                 <w:szCs w:val="22"/>
               </w:rPr>
             </w:pPr>
             <w:r>
               <w:rPr>
-                <w:noProof/>
                 <w:color w:val="000000"/>
                 <w:sz w:val="22"/>
                 <w:szCs w:val="22"/>
@@ -17007,7 +17677,6 @@
               <w:pStyle w:val="RTOWorksBodyText"/>
               <w:rPr>
                 <w:i/>
-                <w:noProof/>
                 <w:color w:val="FF0000"/>
                 <w:sz w:val="22"/>
                 <w:szCs w:val="22"/>
@@ -17015,7 +17684,6 @@
             </w:pPr>
             <w:r>
               <w:rPr>
-                <w:noProof/>
                 <w:color w:val="000000"/>
                 <w:sz w:val="22"/>
                 <w:szCs w:val="22"/>
@@ -17040,14 +17708,12 @@
             <w:pPr>
               <w:pStyle w:val="RTOWorksBodyText"/>
               <w:rPr>
-                <w:noProof/>
                 <w:sz w:val="22"/>
                 <w:szCs w:val="22"/>
               </w:rPr>
             </w:pPr>
             <w:r>
               <w:rPr>
-                <w:noProof/>
                 <w:color w:val="000000"/>
                 <w:sz w:val="22"/>
                 <w:szCs w:val="22"/>
@@ -17073,7 +17739,6 @@
               <w:rPr>
                 <w:b/>
                 <w:bCs/>
-                <w:noProof/>
                 <w:sz w:val="22"/>
                 <w:szCs w:val="22"/>
               </w:rPr>
@@ -17082,7 +17747,6 @@
               <w:rPr>
                 <w:b/>
                 <w:bCs/>
-                <w:noProof/>
                 <w:color w:val="000000"/>
                 <w:sz w:val="22"/>
                 <w:szCs w:val="22"/>
@@ -17109,14 +17773,12 @@
                 <w:numId w:val="16"/>
               </w:numPr>
               <w:rPr>
-                <w:noProof/>
                 <w:sz w:val="22"/>
                 <w:szCs w:val="22"/>
               </w:rPr>
             </w:pPr>
             <w:r>
               <w:rPr>
-                <w:noProof/>
                 <w:color w:val="000000"/>
                 <w:sz w:val="22"/>
                 <w:szCs w:val="22"/>
@@ -17132,14 +17794,12 @@
                 <w:numId w:val="16"/>
               </w:numPr>
               <w:rPr>
-                <w:noProof/>
                 <w:sz w:val="22"/>
                 <w:szCs w:val="22"/>
               </w:rPr>
             </w:pPr>
             <w:r>
               <w:rPr>
-                <w:noProof/>
                 <w:color w:val="000000"/>
                 <w:sz w:val="22"/>
                 <w:szCs w:val="22"/>
@@ -17155,14 +17815,12 @@
                 <w:numId w:val="16"/>
               </w:numPr>
               <w:rPr>
-                <w:noProof/>
                 <w:sz w:val="22"/>
                 <w:szCs w:val="22"/>
               </w:rPr>
             </w:pPr>
             <w:r>
               <w:rPr>
-                <w:noProof/>
                 <w:color w:val="000000"/>
                 <w:sz w:val="22"/>
                 <w:szCs w:val="22"/>
@@ -17178,14 +17836,12 @@
                 <w:numId w:val="16"/>
               </w:numPr>
               <w:rPr>
-                <w:noProof/>
                 <w:sz w:val="22"/>
                 <w:szCs w:val="22"/>
               </w:rPr>
             </w:pPr>
             <w:r>
               <w:rPr>
-                <w:noProof/>
                 <w:color w:val="000000"/>
                 <w:sz w:val="22"/>
                 <w:szCs w:val="22"/>
@@ -17214,7 +17870,6 @@
               <w:pStyle w:val="RTOWorksBodyText"/>
               <w:rPr>
                 <w:i/>
-                <w:noProof/>
                 <w:color w:val="FF0000"/>
                 <w:sz w:val="22"/>
                 <w:szCs w:val="22"/>
@@ -17222,7 +17877,6 @@
             </w:pPr>
             <w:r>
               <w:rPr>
-                <w:noProof/>
                 <w:color w:val="000000"/>
                 <w:sz w:val="22"/>
                 <w:szCs w:val="22"/>
@@ -17246,14 +17900,12 @@
             <w:pPr>
               <w:pStyle w:val="RTOWorksBodyText"/>
               <w:rPr>
-                <w:noProof/>
                 <w:sz w:val="22"/>
                 <w:szCs w:val="22"/>
               </w:rPr>
             </w:pPr>
             <w:r>
               <w:rPr>
-                <w:noProof/>
                 <w:color w:val="000000"/>
                 <w:sz w:val="22"/>
                 <w:szCs w:val="22"/>
@@ -17278,14 +17930,12 @@
               <w:pStyle w:val="RTOWorksBodyText"/>
               <w:rPr>
                 <w:bCs/>
-                <w:noProof/>
                 <w:sz w:val="22"/>
                 <w:szCs w:val="22"/>
               </w:rPr>
             </w:pPr>
             <w:r>
               <w:rPr>
-                <w:noProof/>
                 <w:color w:val="000000"/>
                 <w:sz w:val="22"/>
                 <w:szCs w:val="22"/>
@@ -17312,14 +17962,12 @@
                 <w:numId w:val="13"/>
               </w:numPr>
               <w:rPr>
-                <w:noProof/>
                 <w:sz w:val="22"/>
                 <w:szCs w:val="22"/>
               </w:rPr>
             </w:pPr>
             <w:r>
               <w:rPr>
-                <w:noProof/>
                 <w:color w:val="000000"/>
                 <w:sz w:val="22"/>
                 <w:szCs w:val="22"/>
@@ -17348,7 +17996,6 @@
               <w:pStyle w:val="RTOWorksBodyText"/>
               <w:rPr>
                 <w:i/>
-                <w:noProof/>
                 <w:color w:val="FF0000"/>
                 <w:sz w:val="22"/>
                 <w:szCs w:val="22"/>
@@ -17357,7 +18004,6 @@
             </w:pPr>
             <w:r>
               <w:rPr>
-                <w:noProof/>
                 <w:color w:val="000000"/>
                 <w:sz w:val="22"/>
                 <w:szCs w:val="22"/>
@@ -17383,7 +18029,6 @@
               <w:rPr>
                 <w:b/>
                 <w:bCs/>
-                <w:noProof/>
                 <w:sz w:val="22"/>
                 <w:szCs w:val="22"/>
               </w:rPr>
@@ -17392,7 +18037,6 @@
               <w:rPr>
                 <w:b/>
                 <w:bCs/>
-                <w:noProof/>
                 <w:color w:val="000000"/>
                 <w:sz w:val="22"/>
                 <w:szCs w:val="22"/>
@@ -17418,7 +18062,6 @@
               <w:rPr>
                 <w:b/>
                 <w:bCs/>
-                <w:noProof/>
                 <w:sz w:val="22"/>
                 <w:szCs w:val="22"/>
               </w:rPr>
@@ -17427,7 +18070,6 @@
               <w:rPr>
                 <w:b/>
                 <w:bCs/>
-                <w:noProof/>
                 <w:color w:val="000000"/>
                 <w:sz w:val="22"/>
                 <w:szCs w:val="22"/>
@@ -17454,7 +18096,6 @@
                 <w:numId w:val="13"/>
               </w:numPr>
               <w:rPr>
-                <w:noProof/>
                 <w:color w:val="000000"/>
                 <w:sz w:val="22"/>
                 <w:szCs w:val="22"/>
@@ -17462,12 +18103,27 @@
             </w:pPr>
             <w:r>
               <w:rPr>
-                <w:noProof/>
                 <w:color w:val="000000"/>
                 <w:sz w:val="22"/>
                 <w:szCs w:val="22"/>
               </w:rPr>
-              <w:t>All changes that affect scope and budget must be made by the client through a IT Biz Solutions change request form</w:t>
+              <w:t xml:space="preserve">All changes that affect scope and budget must be made by the client through </w:t>
+            </w:r>
+            <w:r>
+              <w:rPr>
+                <w:color w:val="000000"/>
+                <w:sz w:val="22"/>
+                <w:szCs w:val="22"/>
+              </w:rPr>
+              <w:t>an</w:t>
+            </w:r>
+            <w:r>
+              <w:rPr>
+                <w:color w:val="000000"/>
+                <w:sz w:val="22"/>
+                <w:szCs w:val="22"/>
+              </w:rPr>
+              <w:t xml:space="preserve"> IT Biz Solutions change request form</w:t>
             </w:r>
           </w:p>
           <w:p>
@@ -17478,14 +18134,12 @@
                 <w:numId w:val="13"/>
               </w:numPr>
               <w:rPr>
-                <w:noProof/>
                 <w:sz w:val="22"/>
                 <w:szCs w:val="22"/>
               </w:rPr>
             </w:pPr>
             <w:r>
               <w:rPr>
-                <w:noProof/>
                 <w:color w:val="000000"/>
                 <w:sz w:val="22"/>
                 <w:szCs w:val="22"/>
@@ -17501,14 +18155,12 @@
                 <w:numId w:val="13"/>
               </w:numPr>
               <w:rPr>
-                <w:noProof/>
                 <w:sz w:val="22"/>
                 <w:szCs w:val="22"/>
               </w:rPr>
             </w:pPr>
             <w:r>
               <w:rPr>
-                <w:noProof/>
                 <w:color w:val="000000"/>
                 <w:sz w:val="22"/>
                 <w:szCs w:val="22"/>
@@ -17537,7 +18189,6 @@
               <w:pStyle w:val="RTOWorksBodyText"/>
               <w:rPr>
                 <w:i/>
-                <w:noProof/>
                 <w:color w:val="FF0000"/>
                 <w:sz w:val="22"/>
                 <w:szCs w:val="22"/>
@@ -17546,7 +18197,6 @@
             </w:pPr>
             <w:r>
               <w:rPr>
-                <w:noProof/>
                 <w:color w:val="000000"/>
                 <w:sz w:val="22"/>
                 <w:szCs w:val="22"/>
@@ -17570,14 +18220,12 @@
             <w:pPr>
               <w:pStyle w:val="RTOWorksBodyText"/>
               <w:rPr>
-                <w:noProof/>
                 <w:sz w:val="22"/>
                 <w:szCs w:val="22"/>
               </w:rPr>
             </w:pPr>
             <w:r>
               <w:rPr>
-                <w:noProof/>
                 <w:color w:val="000000"/>
                 <w:sz w:val="22"/>
                 <w:szCs w:val="22"/>
@@ -17603,7 +18251,6 @@
               <w:rPr>
                 <w:b/>
                 <w:bCs/>
-                <w:noProof/>
                 <w:sz w:val="22"/>
                 <w:szCs w:val="22"/>
               </w:rPr>
@@ -17612,7 +18259,6 @@
               <w:rPr>
                 <w:b/>
                 <w:bCs/>
-                <w:noProof/>
                 <w:color w:val="000000"/>
                 <w:sz w:val="22"/>
                 <w:szCs w:val="22"/>
@@ -17639,14 +18285,12 @@
                 <w:numId w:val="17"/>
               </w:numPr>
               <w:rPr>
-                <w:noProof/>
                 <w:sz w:val="22"/>
                 <w:szCs w:val="22"/>
               </w:rPr>
             </w:pPr>
             <w:r>
               <w:rPr>
-                <w:noProof/>
                 <w:color w:val="000000"/>
                 <w:sz w:val="22"/>
                 <w:szCs w:val="22"/>
@@ -17662,14 +18306,12 @@
                 <w:numId w:val="17"/>
               </w:numPr>
               <w:rPr>
-                <w:noProof/>
                 <w:sz w:val="22"/>
                 <w:szCs w:val="22"/>
               </w:rPr>
             </w:pPr>
             <w:r>
               <w:rPr>
-                <w:noProof/>
                 <w:color w:val="000000"/>
                 <w:sz w:val="22"/>
                 <w:szCs w:val="22"/>
@@ -17698,7 +18340,6 @@
               <w:pStyle w:val="RTOWorksBodyText"/>
               <w:rPr>
                 <w:i/>
-                <w:noProof/>
                 <w:color w:val="FF0000"/>
                 <w:sz w:val="22"/>
                 <w:szCs w:val="22"/>
@@ -17707,7 +18348,6 @@
             </w:pPr>
             <w:r>
               <w:rPr>
-                <w:noProof/>
                 <w:color w:val="000000"/>
                 <w:sz w:val="22"/>
                 <w:szCs w:val="22"/>
@@ -17731,14 +18371,12 @@
             <w:pPr>
               <w:pStyle w:val="RTOWorksBodyText"/>
               <w:rPr>
-                <w:noProof/>
                 <w:sz w:val="22"/>
                 <w:szCs w:val="22"/>
               </w:rPr>
             </w:pPr>
             <w:r>
               <w:rPr>
-                <w:noProof/>
                 <w:color w:val="000000"/>
                 <w:sz w:val="22"/>
                 <w:szCs w:val="22"/>
@@ -17764,7 +18402,6 @@
               <w:rPr>
                 <w:b/>
                 <w:bCs/>
-                <w:noProof/>
                 <w:sz w:val="22"/>
                 <w:szCs w:val="22"/>
               </w:rPr>
@@ -17773,7 +18410,6 @@
               <w:rPr>
                 <w:b/>
                 <w:bCs/>
-                <w:noProof/>
                 <w:color w:val="000000"/>
                 <w:sz w:val="22"/>
                 <w:szCs w:val="22"/>
@@ -17800,14 +18436,12 @@
                 <w:numId w:val="18"/>
               </w:numPr>
               <w:rPr>
-                <w:noProof/>
                 <w:sz w:val="22"/>
                 <w:szCs w:val="22"/>
               </w:rPr>
             </w:pPr>
             <w:r>
               <w:rPr>
-                <w:noProof/>
                 <w:color w:val="000000"/>
                 <w:sz w:val="22"/>
                 <w:szCs w:val="22"/>
@@ -17836,7 +18470,6 @@
               <w:pStyle w:val="RTOWorksBodyText"/>
               <w:rPr>
                 <w:i/>
-                <w:noProof/>
                 <w:color w:val="FF0000"/>
                 <w:sz w:val="22"/>
                 <w:szCs w:val="22"/>
@@ -17845,7 +18478,6 @@
             </w:pPr>
             <w:r>
               <w:rPr>
-                <w:noProof/>
                 <w:color w:val="000000"/>
                 <w:sz w:val="22"/>
                 <w:szCs w:val="22"/>
@@ -17854,7 +18486,6 @@
             </w:r>
             <w:r>
               <w:rPr>
-                <w:noProof/>
                 <w:color w:val="000000"/>
                 <w:sz w:val="22"/>
                 <w:szCs w:val="22"/>
@@ -17879,14 +18510,12 @@
             <w:pPr>
               <w:pStyle w:val="RTOWorksBodyText"/>
               <w:rPr>
-                <w:noProof/>
                 <w:sz w:val="22"/>
                 <w:szCs w:val="22"/>
               </w:rPr>
             </w:pPr>
             <w:r>
               <w:rPr>
-                <w:noProof/>
                 <w:color w:val="000000"/>
                 <w:sz w:val="22"/>
                 <w:szCs w:val="22"/>
@@ -17911,14 +18540,12 @@
             <w:pPr>
               <w:pStyle w:val="RTOWorksBodyText"/>
               <w:rPr>
-                <w:noProof/>
                 <w:sz w:val="22"/>
                 <w:szCs w:val="22"/>
               </w:rPr>
             </w:pPr>
             <w:r>
               <w:rPr>
-                <w:noProof/>
                 <w:color w:val="000000"/>
                 <w:sz w:val="22"/>
                 <w:szCs w:val="22"/>
@@ -17945,14 +18572,12 @@
                 <w:numId w:val="18"/>
               </w:numPr>
               <w:rPr>
-                <w:noProof/>
                 <w:sz w:val="22"/>
                 <w:szCs w:val="22"/>
               </w:rPr>
             </w:pPr>
             <w:r>
               <w:rPr>
-                <w:noProof/>
                 <w:color w:val="000000"/>
                 <w:sz w:val="22"/>
                 <w:szCs w:val="22"/>
@@ -17968,14 +18593,12 @@
                 <w:numId w:val="18"/>
               </w:numPr>
               <w:rPr>
-                <w:noProof/>
                 <w:sz w:val="22"/>
                 <w:szCs w:val="22"/>
               </w:rPr>
             </w:pPr>
             <w:r>
               <w:rPr>
-                <w:noProof/>
                 <w:color w:val="000000"/>
                 <w:sz w:val="22"/>
                 <w:szCs w:val="22"/>
@@ -17992,14 +18615,12 @@
                 <w:numId w:val="18"/>
               </w:numPr>
               <w:rPr>
-                <w:noProof/>
                 <w:sz w:val="22"/>
                 <w:szCs w:val="22"/>
               </w:rPr>
             </w:pPr>
             <w:r>
               <w:rPr>
-                <w:noProof/>
                 <w:color w:val="000000"/>
                 <w:sz w:val="22"/>
                 <w:szCs w:val="22"/>
@@ -18028,7 +18649,6 @@
               <w:pStyle w:val="RTOWorksBodyText"/>
               <w:rPr>
                 <w:i/>
-                <w:noProof/>
                 <w:color w:val="FF0000"/>
                 <w:sz w:val="22"/>
                 <w:szCs w:val="22"/>
@@ -18037,7 +18657,6 @@
             </w:pPr>
             <w:r>
               <w:rPr>
-                <w:noProof/>
                 <w:color w:val="000000"/>
                 <w:sz w:val="22"/>
                 <w:szCs w:val="22"/>
@@ -18064,7 +18683,6 @@
               <w:rPr>
                 <w:b/>
                 <w:bCs/>
-                <w:noProof/>
                 <w:sz w:val="22"/>
                 <w:szCs w:val="22"/>
               </w:rPr>
@@ -18073,7 +18691,6 @@
               <w:rPr>
                 <w:b/>
                 <w:bCs/>
-                <w:noProof/>
                 <w:color w:val="000000"/>
                 <w:sz w:val="22"/>
                 <w:szCs w:val="22"/>
@@ -18099,7 +18716,6 @@
               <w:rPr>
                 <w:b/>
                 <w:bCs/>
-                <w:noProof/>
                 <w:sz w:val="22"/>
                 <w:szCs w:val="22"/>
               </w:rPr>
@@ -18108,7 +18724,6 @@
               <w:rPr>
                 <w:b/>
                 <w:bCs/>
-                <w:noProof/>
                 <w:color w:val="000000"/>
                 <w:sz w:val="22"/>
                 <w:szCs w:val="22"/>
@@ -18135,14 +18750,12 @@
                 <w:numId w:val="19"/>
               </w:numPr>
               <w:rPr>
-                <w:noProof/>
                 <w:sz w:val="22"/>
                 <w:szCs w:val="22"/>
               </w:rPr>
             </w:pPr>
             <w:r>
               <w:rPr>
-                <w:noProof/>
                 <w:color w:val="000000"/>
                 <w:sz w:val="22"/>
                 <w:szCs w:val="22"/>
@@ -18158,14 +18771,12 @@
                 <w:numId w:val="19"/>
               </w:numPr>
               <w:rPr>
-                <w:noProof/>
                 <w:sz w:val="22"/>
                 <w:szCs w:val="22"/>
               </w:rPr>
             </w:pPr>
             <w:r>
               <w:rPr>
-                <w:noProof/>
                 <w:color w:val="000000"/>
                 <w:sz w:val="22"/>
                 <w:szCs w:val="22"/>
@@ -18180,7 +18791,6 @@
       <w:pPr>
         <w:pStyle w:val="RTOWorksBodyText"/>
         <w:rPr>
-          <w:noProof/>
           <w:sz w:val="22"/>
           <w:szCs w:val="22"/>
         </w:rPr>
@@ -18190,7 +18800,6 @@
       <w:pPr>
         <w:pStyle w:val="RTOWorksBodyText"/>
         <w:rPr>
-          <w:noProof/>
           <w:sz w:val="22"/>
           <w:szCs w:val="22"/>
         </w:rPr>
@@ -18239,7 +18848,6 @@
               <w:rPr>
                 <w:b/>
                 <w:bCs/>
-                <w:noProof/>
                 <w:sz w:val="22"/>
                 <w:szCs w:val="22"/>
                 <w:lang w:val="en-AU"/>
@@ -18249,7 +18857,6 @@
               <w:rPr>
                 <w:b/>
                 <w:bCs/>
-                <w:noProof/>
                 <w:sz w:val="22"/>
                 <w:szCs w:val="22"/>
                 <w:lang w:val="en-AU"/>
@@ -18273,7 +18880,6 @@
             <w:pPr>
               <w:pStyle w:val="RTOWorksBodyText"/>
               <w:rPr>
-                <w:noProof/>
                 <w:sz w:val="22"/>
                 <w:szCs w:val="22"/>
                 <w:lang w:val="en-AU"/>
@@ -18299,7 +18905,6 @@
               <w:rPr>
                 <w:b/>
                 <w:bCs/>
-                <w:noProof/>
                 <w:sz w:val="22"/>
                 <w:szCs w:val="22"/>
                 <w:lang w:val="en-AU"/>
@@ -18309,7 +18914,6 @@
               <w:rPr>
                 <w:b/>
                 <w:bCs/>
-                <w:noProof/>
                 <w:sz w:val="22"/>
                 <w:szCs w:val="22"/>
                 <w:lang w:val="en-AU"/>
@@ -18336,7 +18940,6 @@
             <w:pPr>
               <w:pStyle w:val="RTOWorksBodyText"/>
               <w:rPr>
-                <w:noProof/>
                 <w:sz w:val="22"/>
                 <w:szCs w:val="22"/>
                 <w:lang w:val="en-AU"/>
@@ -18359,7 +18962,6 @@
             <w:pPr>
               <w:pStyle w:val="RTOWorksBodyText"/>
               <w:rPr>
-                <w:noProof/>
                 <w:sz w:val="22"/>
                 <w:szCs w:val="22"/>
                 <w:lang w:val="en-AU"/>
@@ -18382,7 +18984,6 @@
             <w:pPr>
               <w:pStyle w:val="RTOWorksBodyText"/>
               <w:rPr>
-                <w:noProof/>
                 <w:sz w:val="22"/>
                 <w:szCs w:val="22"/>
                 <w:lang w:val="en-AU"/>
@@ -18390,7 +18991,6 @@
             </w:pPr>
             <w:r>
               <w:rPr>
-                <w:noProof/>
                 <w:sz w:val="22"/>
                 <w:szCs w:val="22"/>
                 <w:lang w:val="en-AU"/>
@@ -18414,7 +19014,6 @@
             <w:pPr>
               <w:pStyle w:val="RTOWorksBodyText"/>
               <w:rPr>
-                <w:noProof/>
                 <w:sz w:val="22"/>
                 <w:szCs w:val="22"/>
                 <w:lang w:val="en-AU"/>
@@ -18422,7 +19021,6 @@
             </w:pPr>
             <w:r>
               <w:rPr>
-                <w:noProof/>
                 <w:sz w:val="22"/>
                 <w:szCs w:val="22"/>
                 <w:lang w:val="en-AU"/>
@@ -18446,7 +19044,6 @@
             <w:pPr>
               <w:pStyle w:val="RTOWorksBodyText"/>
               <w:rPr>
-                <w:noProof/>
                 <w:sz w:val="22"/>
                 <w:szCs w:val="22"/>
                 <w:lang w:val="en-AU"/>
@@ -18454,7 +19051,6 @@
             </w:pPr>
             <w:r>
               <w:rPr>
-                <w:noProof/>
                 <w:sz w:val="22"/>
                 <w:szCs w:val="22"/>
                 <w:lang w:val="en-AU"/>
@@ -18478,7 +19074,6 @@
             <w:pPr>
               <w:pStyle w:val="RTOWorksBodyText"/>
               <w:rPr>
-                <w:noProof/>
                 <w:sz w:val="22"/>
                 <w:szCs w:val="22"/>
                 <w:lang w:val="en-AU"/>
@@ -18486,7 +19081,6 @@
             </w:pPr>
             <w:r>
               <w:rPr>
-                <w:noProof/>
                 <w:sz w:val="22"/>
                 <w:szCs w:val="22"/>
                 <w:lang w:val="en-AU"/>
@@ -18510,7 +19104,6 @@
             <w:pPr>
               <w:pStyle w:val="RTOWorksBodyText"/>
               <w:rPr>
-                <w:noProof/>
                 <w:sz w:val="22"/>
                 <w:szCs w:val="22"/>
                 <w:lang w:val="en-AU"/>
@@ -18518,7 +19111,6 @@
             </w:pPr>
             <w:r>
               <w:rPr>
-                <w:noProof/>
                 <w:sz w:val="22"/>
                 <w:szCs w:val="22"/>
                 <w:lang w:val="en-AU"/>
@@ -18545,7 +19137,6 @@
             <w:pPr>
               <w:pStyle w:val="RTOWorksBodyText"/>
               <w:rPr>
-                <w:noProof/>
                 <w:sz w:val="22"/>
                 <w:szCs w:val="22"/>
                 <w:lang w:val="en-AU"/>
@@ -18568,7 +19159,6 @@
             <w:pPr>
               <w:pStyle w:val="RTOWorksBodyText"/>
               <w:rPr>
-                <w:noProof/>
                 <w:sz w:val="22"/>
                 <w:szCs w:val="22"/>
                 <w:lang w:val="en-AU"/>
@@ -18576,7 +19166,6 @@
             </w:pPr>
             <w:r>
               <w:rPr>
-                <w:noProof/>
                 <w:sz w:val="22"/>
                 <w:szCs w:val="22"/>
                 <w:lang w:val="en-AU"/>
@@ -18600,7 +19189,6 @@
             <w:pPr>
               <w:pStyle w:val="RTOWorksBodyText"/>
               <w:rPr>
-                <w:noProof/>
                 <w:sz w:val="22"/>
                 <w:szCs w:val="22"/>
                 <w:lang w:val="en-AU"/>
@@ -18608,7 +19196,6 @@
             </w:pPr>
             <w:r>
               <w:rPr>
-                <w:noProof/>
                 <w:sz w:val="22"/>
                 <w:szCs w:val="22"/>
                 <w:lang w:val="en-AU"/>
@@ -18632,7 +19219,6 @@
             <w:pPr>
               <w:pStyle w:val="RTOWorksBodyText"/>
               <w:rPr>
-                <w:noProof/>
                 <w:sz w:val="22"/>
                 <w:szCs w:val="22"/>
                 <w:lang w:val="en-AU"/>
@@ -18640,7 +19226,6 @@
             </w:pPr>
             <w:r>
               <w:rPr>
-                <w:noProof/>
                 <w:sz w:val="22"/>
                 <w:szCs w:val="22"/>
                 <w:lang w:val="en-AU"/>
@@ -18664,7 +19249,6 @@
             <w:pPr>
               <w:pStyle w:val="RTOWorksBodyText"/>
               <w:rPr>
-                <w:noProof/>
                 <w:sz w:val="22"/>
                 <w:szCs w:val="22"/>
                 <w:lang w:val="en-AU"/>
@@ -18672,7 +19256,6 @@
             </w:pPr>
             <w:r>
               <w:rPr>
-                <w:noProof/>
                 <w:sz w:val="22"/>
                 <w:szCs w:val="22"/>
                 <w:lang w:val="en-AU"/>
@@ -18696,7 +19279,6 @@
             <w:pPr>
               <w:pStyle w:val="RTOWorksBodyText"/>
               <w:rPr>
-                <w:noProof/>
                 <w:sz w:val="22"/>
                 <w:szCs w:val="22"/>
                 <w:lang w:val="en-AU"/>
@@ -18704,7 +19286,6 @@
             </w:pPr>
             <w:r>
               <w:rPr>
-                <w:noProof/>
                 <w:sz w:val="22"/>
                 <w:szCs w:val="22"/>
                 <w:lang w:val="en-AU"/>
@@ -18728,7 +19309,6 @@
             <w:pPr>
               <w:pStyle w:val="RTOWorksBodyText"/>
               <w:rPr>
-                <w:noProof/>
                 <w:sz w:val="22"/>
                 <w:szCs w:val="22"/>
                 <w:lang w:val="en-AU"/>
@@ -18736,7 +19316,6 @@
             </w:pPr>
             <w:r>
               <w:rPr>
-                <w:noProof/>
                 <w:sz w:val="22"/>
                 <w:szCs w:val="22"/>
                 <w:lang w:val="en-AU"/>
@@ -18763,7 +19342,6 @@
             <w:pPr>
               <w:pStyle w:val="RTOWorksBodyText"/>
               <w:rPr>
-                <w:noProof/>
                 <w:sz w:val="22"/>
                 <w:szCs w:val="22"/>
                 <w:lang w:val="en-AU"/>
@@ -18786,7 +19364,6 @@
             <w:pPr>
               <w:pStyle w:val="RTOWorksBodyText"/>
               <w:rPr>
-                <w:noProof/>
                 <w:sz w:val="22"/>
                 <w:szCs w:val="22"/>
                 <w:lang w:val="en-AU"/>
@@ -18794,7 +19371,6 @@
             </w:pPr>
             <w:r>
               <w:rPr>
-                <w:noProof/>
                 <w:sz w:val="22"/>
                 <w:szCs w:val="22"/>
                 <w:lang w:val="en-AU"/>
@@ -18818,7 +19394,6 @@
             <w:pPr>
               <w:pStyle w:val="RTOWorksBodyText"/>
               <w:rPr>
-                <w:noProof/>
                 <w:sz w:val="22"/>
                 <w:szCs w:val="22"/>
                 <w:lang w:val="en-AU"/>
@@ -18826,7 +19401,6 @@
             </w:pPr>
             <w:r>
               <w:rPr>
-                <w:noProof/>
                 <w:sz w:val="22"/>
                 <w:szCs w:val="22"/>
                 <w:lang w:val="en-AU"/>
@@ -18850,7 +19424,6 @@
             <w:pPr>
               <w:pStyle w:val="RTOWorksBodyText"/>
               <w:rPr>
-                <w:noProof/>
                 <w:sz w:val="22"/>
                 <w:szCs w:val="22"/>
                 <w:lang w:val="en-AU"/>
@@ -18858,7 +19431,6 @@
             </w:pPr>
             <w:r>
               <w:rPr>
-                <w:noProof/>
                 <w:sz w:val="22"/>
                 <w:szCs w:val="22"/>
                 <w:lang w:val="en-AU"/>
@@ -18882,7 +19454,6 @@
             <w:pPr>
               <w:pStyle w:val="RTOWorksBodyText"/>
               <w:rPr>
-                <w:noProof/>
                 <w:sz w:val="22"/>
                 <w:szCs w:val="22"/>
                 <w:lang w:val="en-AU"/>
@@ -18890,7 +19461,6 @@
             </w:pPr>
             <w:r>
               <w:rPr>
-                <w:noProof/>
                 <w:sz w:val="22"/>
                 <w:szCs w:val="22"/>
                 <w:lang w:val="en-AU"/>
@@ -18914,7 +19484,6 @@
             <w:pPr>
               <w:pStyle w:val="RTOWorksBodyText"/>
               <w:rPr>
-                <w:noProof/>
                 <w:sz w:val="22"/>
                 <w:szCs w:val="22"/>
                 <w:lang w:val="en-AU"/>
@@ -18922,7 +19491,6 @@
             </w:pPr>
             <w:r>
               <w:rPr>
-                <w:noProof/>
                 <w:sz w:val="22"/>
                 <w:szCs w:val="22"/>
                 <w:lang w:val="en-AU"/>
@@ -18946,7 +19514,6 @@
             <w:pPr>
               <w:pStyle w:val="RTOWorksBodyText"/>
               <w:rPr>
-                <w:noProof/>
                 <w:sz w:val="22"/>
                 <w:szCs w:val="22"/>
                 <w:lang w:val="en-AU"/>
@@ -18954,7 +19521,6 @@
             </w:pPr>
             <w:r>
               <w:rPr>
-                <w:noProof/>
                 <w:sz w:val="22"/>
                 <w:szCs w:val="22"/>
                 <w:lang w:val="en-AU"/>
@@ -18981,7 +19547,6 @@
             <w:pPr>
               <w:pStyle w:val="RTOWorksBodyText"/>
               <w:rPr>
-                <w:noProof/>
                 <w:sz w:val="22"/>
                 <w:szCs w:val="22"/>
                 <w:lang w:val="en-AU"/>
@@ -19004,7 +19569,6 @@
             <w:pPr>
               <w:pStyle w:val="RTOWorksBodyText"/>
               <w:rPr>
-                <w:noProof/>
                 <w:sz w:val="22"/>
                 <w:szCs w:val="22"/>
                 <w:lang w:val="en-AU"/>
@@ -19012,7 +19576,6 @@
             </w:pPr>
             <w:r>
               <w:rPr>
-                <w:noProof/>
                 <w:sz w:val="22"/>
                 <w:szCs w:val="22"/>
                 <w:lang w:val="en-AU"/>
@@ -19036,7 +19599,6 @@
             <w:pPr>
               <w:pStyle w:val="RTOWorksBodyText"/>
               <w:rPr>
-                <w:noProof/>
                 <w:sz w:val="22"/>
                 <w:szCs w:val="22"/>
                 <w:lang w:val="en-AU"/>
@@ -19044,7 +19606,6 @@
             </w:pPr>
             <w:r>
               <w:rPr>
-                <w:noProof/>
                 <w:sz w:val="22"/>
                 <w:szCs w:val="22"/>
                 <w:lang w:val="en-AU"/>
@@ -19068,7 +19629,6 @@
             <w:pPr>
               <w:pStyle w:val="RTOWorksBodyText"/>
               <w:rPr>
-                <w:noProof/>
                 <w:sz w:val="22"/>
                 <w:szCs w:val="22"/>
                 <w:lang w:val="en-AU"/>
@@ -19076,7 +19636,6 @@
             </w:pPr>
             <w:r>
               <w:rPr>
-                <w:noProof/>
                 <w:sz w:val="22"/>
                 <w:szCs w:val="22"/>
                 <w:lang w:val="en-AU"/>
@@ -19100,7 +19659,6 @@
             <w:pPr>
               <w:pStyle w:val="RTOWorksBodyText"/>
               <w:rPr>
-                <w:noProof/>
                 <w:sz w:val="22"/>
                 <w:szCs w:val="22"/>
                 <w:lang w:val="en-AU"/>
@@ -19108,7 +19666,6 @@
             </w:pPr>
             <w:r>
               <w:rPr>
-                <w:noProof/>
                 <w:sz w:val="22"/>
                 <w:szCs w:val="22"/>
                 <w:lang w:val="en-AU"/>
@@ -19132,7 +19689,6 @@
             <w:pPr>
               <w:pStyle w:val="RTOWorksBodyText"/>
               <w:rPr>
-                <w:noProof/>
                 <w:sz w:val="22"/>
                 <w:szCs w:val="22"/>
                 <w:lang w:val="en-AU"/>
@@ -19140,7 +19696,6 @@
             </w:pPr>
             <w:r>
               <w:rPr>
-                <w:noProof/>
                 <w:sz w:val="22"/>
                 <w:szCs w:val="22"/>
                 <w:lang w:val="en-AU"/>
@@ -19164,7 +19719,6 @@
             <w:pPr>
               <w:pStyle w:val="RTOWorksBodyText"/>
               <w:rPr>
-                <w:noProof/>
                 <w:sz w:val="22"/>
                 <w:szCs w:val="22"/>
                 <w:lang w:val="en-AU"/>
@@ -19172,7 +19726,6 @@
             </w:pPr>
             <w:r>
               <w:rPr>
-                <w:noProof/>
                 <w:sz w:val="22"/>
                 <w:szCs w:val="22"/>
                 <w:lang w:val="en-AU"/>
@@ -19199,7 +19752,6 @@
             <w:pPr>
               <w:pStyle w:val="RTOWorksBodyText"/>
               <w:rPr>
-                <w:noProof/>
                 <w:sz w:val="22"/>
                 <w:szCs w:val="22"/>
                 <w:lang w:val="en-AU"/>
@@ -19222,7 +19774,6 @@
             <w:pPr>
               <w:pStyle w:val="RTOWorksBodyText"/>
               <w:rPr>
-                <w:noProof/>
                 <w:sz w:val="22"/>
                 <w:szCs w:val="22"/>
                 <w:lang w:val="en-AU"/>
@@ -19230,7 +19781,6 @@
             </w:pPr>
             <w:r>
               <w:rPr>
-                <w:noProof/>
                 <w:sz w:val="22"/>
                 <w:szCs w:val="22"/>
                 <w:lang w:val="en-AU"/>
@@ -19254,7 +19804,6 @@
             <w:pPr>
               <w:pStyle w:val="RTOWorksBodyText"/>
               <w:rPr>
-                <w:noProof/>
                 <w:sz w:val="22"/>
                 <w:szCs w:val="22"/>
                 <w:lang w:val="en-AU"/>
@@ -19262,7 +19811,6 @@
             </w:pPr>
             <w:r>
               <w:rPr>
-                <w:noProof/>
                 <w:sz w:val="22"/>
                 <w:szCs w:val="22"/>
                 <w:lang w:val="en-AU"/>
@@ -19286,7 +19834,6 @@
             <w:pPr>
               <w:pStyle w:val="RTOWorksBodyText"/>
               <w:rPr>
-                <w:noProof/>
                 <w:sz w:val="22"/>
                 <w:szCs w:val="22"/>
                 <w:lang w:val="en-AU"/>
@@ -19294,7 +19841,6 @@
             </w:pPr>
             <w:r>
               <w:rPr>
-                <w:noProof/>
                 <w:sz w:val="22"/>
                 <w:szCs w:val="22"/>
                 <w:lang w:val="en-AU"/>
@@ -19318,7 +19864,6 @@
             <w:pPr>
               <w:pStyle w:val="RTOWorksBodyText"/>
               <w:rPr>
-                <w:noProof/>
                 <w:sz w:val="22"/>
                 <w:szCs w:val="22"/>
                 <w:lang w:val="en-AU"/>
@@ -19326,7 +19871,6 @@
             </w:pPr>
             <w:r>
               <w:rPr>
-                <w:noProof/>
                 <w:sz w:val="22"/>
                 <w:szCs w:val="22"/>
                 <w:lang w:val="en-AU"/>
@@ -19350,7 +19894,6 @@
             <w:pPr>
               <w:pStyle w:val="RTOWorksBodyText"/>
               <w:rPr>
-                <w:noProof/>
                 <w:sz w:val="22"/>
                 <w:szCs w:val="22"/>
                 <w:lang w:val="en-AU"/>
@@ -19358,7 +19901,6 @@
             </w:pPr>
             <w:r>
               <w:rPr>
-                <w:noProof/>
                 <w:sz w:val="22"/>
                 <w:szCs w:val="22"/>
                 <w:lang w:val="en-AU"/>
@@ -19382,7 +19924,6 @@
             <w:pPr>
               <w:pStyle w:val="RTOWorksBodyText"/>
               <w:rPr>
-                <w:noProof/>
                 <w:sz w:val="22"/>
                 <w:szCs w:val="22"/>
                 <w:lang w:val="en-AU"/>
@@ -19390,7 +19931,6 @@
             </w:pPr>
             <w:r>
               <w:rPr>
-                <w:noProof/>
                 <w:sz w:val="22"/>
                 <w:szCs w:val="22"/>
                 <w:lang w:val="en-AU"/>
@@ -19417,7 +19957,6 @@
             <w:pPr>
               <w:pStyle w:val="RTOWorksBodyText"/>
               <w:rPr>
-                <w:noProof/>
                 <w:sz w:val="22"/>
                 <w:szCs w:val="22"/>
                 <w:lang w:val="en-AU"/>
@@ -19440,7 +19979,6 @@
             <w:pPr>
               <w:pStyle w:val="RTOWorksBodyText"/>
               <w:rPr>
-                <w:noProof/>
                 <w:sz w:val="22"/>
                 <w:szCs w:val="22"/>
                 <w:lang w:val="en-AU"/>
@@ -19448,7 +19986,6 @@
             </w:pPr>
             <w:r>
               <w:rPr>
-                <w:noProof/>
                 <w:sz w:val="22"/>
                 <w:szCs w:val="22"/>
                 <w:lang w:val="en-AU"/>
@@ -19472,7 +20009,6 @@
             <w:pPr>
               <w:pStyle w:val="RTOWorksBodyText"/>
               <w:rPr>
-                <w:noProof/>
                 <w:sz w:val="22"/>
                 <w:szCs w:val="22"/>
                 <w:lang w:val="en-AU"/>
@@ -19480,7 +20016,6 @@
             </w:pPr>
             <w:r>
               <w:rPr>
-                <w:noProof/>
                 <w:sz w:val="22"/>
                 <w:szCs w:val="22"/>
                 <w:lang w:val="en-AU"/>
@@ -19504,7 +20039,6 @@
             <w:pPr>
               <w:pStyle w:val="RTOWorksBodyText"/>
               <w:rPr>
-                <w:noProof/>
                 <w:sz w:val="22"/>
                 <w:szCs w:val="22"/>
                 <w:lang w:val="en-AU"/>
@@ -19512,7 +20046,6 @@
             </w:pPr>
             <w:r>
               <w:rPr>
-                <w:noProof/>
                 <w:sz w:val="22"/>
                 <w:szCs w:val="22"/>
                 <w:lang w:val="en-AU"/>
@@ -19536,7 +20069,6 @@
             <w:pPr>
               <w:pStyle w:val="RTOWorksBodyText"/>
               <w:rPr>
-                <w:noProof/>
                 <w:sz w:val="22"/>
                 <w:szCs w:val="22"/>
                 <w:lang w:val="en-AU"/>
@@ -19544,7 +20076,6 @@
             </w:pPr>
             <w:r>
               <w:rPr>
-                <w:noProof/>
                 <w:sz w:val="22"/>
                 <w:szCs w:val="22"/>
                 <w:lang w:val="en-AU"/>
@@ -19568,7 +20099,6 @@
             <w:pPr>
               <w:pStyle w:val="RTOWorksBodyText"/>
               <w:rPr>
-                <w:noProof/>
                 <w:sz w:val="22"/>
                 <w:szCs w:val="22"/>
                 <w:lang w:val="en-AU"/>
@@ -19576,7 +20106,6 @@
             </w:pPr>
             <w:r>
               <w:rPr>
-                <w:noProof/>
                 <w:sz w:val="22"/>
                 <w:szCs w:val="22"/>
                 <w:lang w:val="en-AU"/>
@@ -19600,7 +20129,6 @@
             <w:pPr>
               <w:pStyle w:val="RTOWorksBodyText"/>
               <w:rPr>
-                <w:noProof/>
                 <w:sz w:val="22"/>
                 <w:szCs w:val="22"/>
                 <w:lang w:val="en-AU"/>
@@ -19608,7 +20136,6 @@
             </w:pPr>
             <w:r>
               <w:rPr>
-                <w:noProof/>
                 <w:sz w:val="22"/>
                 <w:szCs w:val="22"/>
                 <w:lang w:val="en-AU"/>
@@ -19623,7 +20150,6 @@
       <w:pPr>
         <w:pStyle w:val="RTOWorksBodyText"/>
         <w:rPr>
-          <w:noProof/>
           <w:sz w:val="22"/>
           <w:szCs w:val="22"/>
         </w:rPr>
@@ -19633,7 +20159,6 @@
       <w:pPr>
         <w:pStyle w:val="RTOWorksBodyText"/>
         <w:rPr>
-          <w:noProof/>
           <w:sz w:val="22"/>
           <w:szCs w:val="22"/>
         </w:rPr>
@@ -19643,7 +20168,6 @@
       <w:pPr>
         <w:pStyle w:val="RTOWorksBodyText"/>
         <w:rPr>
-          <w:noProof/>
           <w:sz w:val="22"/>
           <w:szCs w:val="22"/>
         </w:rPr>
@@ -19675,10 +20199,7 @@
       <w:bookmarkStart w:id="40" w:name="_Toc206711105"/>
       <w:r>
         <w:lastRenderedPageBreak/>
-        <w:t xml:space="preserve">RISK </w:t>
-      </w:r>
-      <w:r>
-        <w:t>REGISTER</w:t>
+        <w:t>RISK REGISTER</w:t>
       </w:r>
       <w:bookmarkEnd w:id="39"/>
       <w:bookmarkEnd w:id="40"/>
@@ -19726,13 +20247,7 @@
       <w:bookmarkStart w:id="41" w:name="_Toc515458340"/>
       <w:bookmarkStart w:id="42" w:name="_Toc206711106"/>
       <w:r>
-        <w:t xml:space="preserve">STAFFING </w:t>
-      </w:r>
-      <w:r>
-        <w:t>MANAGEMENT</w:t>
-      </w:r>
-      <w:r>
-        <w:t xml:space="preserve"> PLAN</w:t>
+        <w:t>STAFFING MANAGEMENT PLAN</w:t>
       </w:r>
       <w:bookmarkEnd w:id="41"/>
       <w:bookmarkEnd w:id="42"/>
@@ -19921,10 +20436,7 @@
       <w:bookmarkStart w:id="43" w:name="_Toc515458341"/>
       <w:bookmarkStart w:id="44" w:name="_Toc206711107"/>
       <w:r>
-        <w:t xml:space="preserve">RESOURCE </w:t>
-      </w:r>
-      <w:r>
-        <w:t>CALENDAR</w:t>
+        <w:t>RESOURCE CALENDAR</w:t>
       </w:r>
       <w:bookmarkEnd w:id="43"/>
       <w:bookmarkEnd w:id="44"/>
@@ -20046,7 +20558,6 @@
         <w:jc w:val="both"/>
         <w:rPr>
           <w:rFonts w:ascii="Arial" w:hAnsi="Arial"/>
-          <w:noProof/>
           <w:sz w:val="22"/>
           <w:szCs w:val="22"/>
         </w:rPr>
@@ -20054,12 +20565,11 @@
       <w:r>
         <w:rPr>
           <w:rFonts w:ascii="Arial" w:hAnsi="Arial"/>
-          <w:noProof/>
           <w:sz w:val="22"/>
           <w:szCs w:val="22"/>
         </w:rPr>
         <w:drawing>
-          <wp:inline distT="0" distB="0" distL="0" distR="0" wp14:anchorId="238983CF" wp14:editId="0305FC2E">
+          <wp:inline distT="0" distB="0" distL="0" distR="0" wp14:anchorId="238983CF" wp14:editId="3CE986B6">
             <wp:extent cx="5745480" cy="1104900"/>
             <wp:effectExtent l="0" t="0" r="0" b="0"/>
             <wp:docPr id="123055825" name="Picture 2"/>
@@ -20170,10 +20680,7 @@
       </w:pPr>
       <w:bookmarkStart w:id="47" w:name="_Toc206711109"/>
       <w:r>
-        <w:t xml:space="preserve">PROJECT </w:t>
-      </w:r>
-      <w:r>
-        <w:t>BUDGETS</w:t>
+        <w:t>PROJECT BUDGETS</w:t>
       </w:r>
       <w:bookmarkStart w:id="48" w:name="_Hlk206494526"/>
       <w:bookmarkEnd w:id="47"/>
@@ -20184,10 +20691,7 @@
       </w:pPr>
       <w:bookmarkStart w:id="49" w:name="_Toc206711110"/>
       <w:r>
-        <w:t xml:space="preserve">SCOPE </w:t>
-      </w:r>
-      <w:r>
-        <w:t>ELEMENTS</w:t>
+        <w:t>SCOPE ELEMENTS</w:t>
       </w:r>
       <w:bookmarkEnd w:id="49"/>
     </w:p>
@@ -22324,10 +22828,7 @@
       <w:bookmarkStart w:id="50" w:name="_Toc206711111"/>
       <w:r>
         <w:lastRenderedPageBreak/>
-        <w:t xml:space="preserve">COST </w:t>
-      </w:r>
-      <w:r>
-        <w:t>ESTIMATES</w:t>
+        <w:t>COST ESTIMATES</w:t>
       </w:r>
       <w:bookmarkEnd w:id="50"/>
     </w:p>
@@ -22697,7 +23198,6 @@
         <w:rPr>
           <w:b/>
           <w:bCs/>
-          <w:noProof/>
           <w:sz w:val="22"/>
           <w:szCs w:val="22"/>
           <w:lang w:val="en-AU"/>
@@ -22709,6 +23209,7 @@
           <w:bCs/>
           <w:sz w:val="22"/>
           <w:szCs w:val="22"/>
+          <w:lang w:val="en-AU"/>
         </w:rPr>
         <w:t>SUMMARY BY PHASE</w:t>
       </w:r>
@@ -23260,10 +23761,7 @@
       <w:bookmarkStart w:id="51" w:name="_Toc515458343"/>
       <w:bookmarkStart w:id="52" w:name="_Toc206711112"/>
       <w:r>
-        <w:t xml:space="preserve">QUALITY </w:t>
-      </w:r>
-      <w:r>
-        <w:t>BASELINE</w:t>
+        <w:t>QUALITY BASELINE</w:t>
       </w:r>
       <w:bookmarkEnd w:id="51"/>
       <w:bookmarkEnd w:id="52"/>
@@ -23858,10 +24356,7 @@
       <w:bookmarkStart w:id="54" w:name="_Toc206711113"/>
       <w:r>
         <w:lastRenderedPageBreak/>
-        <w:t xml:space="preserve">SPONSOR </w:t>
-      </w:r>
-      <w:r>
-        <w:t>ACCEPTANCE</w:t>
+        <w:t>SPONSOR ACCEPTANCE</w:t>
       </w:r>
       <w:bookmarkEnd w:id="53"/>
       <w:bookmarkEnd w:id="54"/>
@@ -23875,7 +24370,6 @@
         <w:jc w:val="center"/>
         <w:rPr>
           <w:rFonts w:ascii="Arial" w:eastAsia="Calibri" w:hAnsi="Arial"/>
-          <w:noProof/>
           <w:color w:val="auto"/>
           <w:spacing w:val="0"/>
           <w:sz w:val="22"/>
@@ -23885,7 +24379,6 @@
       <w:r>
         <w:rPr>
           <w:rFonts w:ascii="Arial" w:eastAsia="Calibri" w:hAnsi="Arial"/>
-          <w:noProof/>
           <w:color w:val="auto"/>
           <w:spacing w:val="0"/>
           <w:sz w:val="22"/>
@@ -23901,7 +24394,6 @@
           <w:rFonts w:ascii="Arial" w:eastAsia="Calibri" w:hAnsi="Arial"/>
           <w:b w:val="0"/>
           <w:bCs w:val="0"/>
-          <w:noProof/>
           <w:color w:val="auto"/>
           <w:spacing w:val="0"/>
           <w:sz w:val="22"/>
@@ -23914,7 +24406,6 @@
         <w:pStyle w:val="RTOWorksHeading3"/>
         <w:rPr>
           <w:rFonts w:ascii="Arial" w:eastAsia="Calibri" w:hAnsi="Arial"/>
-          <w:noProof/>
           <w:color w:val="auto"/>
           <w:spacing w:val="0"/>
           <w:sz w:val="22"/>
@@ -23924,7 +24415,6 @@
       <w:r>
         <w:rPr>
           <w:rFonts w:ascii="Arial" w:eastAsia="Calibri" w:hAnsi="Arial"/>
-          <w:noProof/>
           <w:color w:val="auto"/>
           <w:spacing w:val="0"/>
           <w:sz w:val="22"/>
@@ -23935,7 +24425,6 @@
       <w:r>
         <w:rPr>
           <w:rFonts w:ascii="Arial" w:eastAsia="Calibri" w:hAnsi="Arial"/>
-          <w:noProof/>
           <w:color w:val="auto"/>
           <w:spacing w:val="0"/>
           <w:sz w:val="22"/>
@@ -23946,7 +24435,6 @@
       <w:r>
         <w:rPr>
           <w:rFonts w:ascii="Arial" w:eastAsia="Calibri" w:hAnsi="Arial"/>
-          <w:noProof/>
           <w:color w:val="auto"/>
           <w:spacing w:val="0"/>
           <w:sz w:val="22"/>
@@ -23957,7 +24445,6 @@
       <w:r>
         <w:rPr>
           <w:rFonts w:ascii="Arial" w:eastAsia="Calibri" w:hAnsi="Arial"/>
-          <w:noProof/>
           <w:color w:val="auto"/>
           <w:spacing w:val="0"/>
           <w:sz w:val="22"/>
@@ -23968,7 +24455,6 @@
       <w:r>
         <w:rPr>
           <w:rFonts w:ascii="Arial" w:eastAsia="Calibri" w:hAnsi="Arial"/>
-          <w:noProof/>
           <w:color w:val="auto"/>
           <w:spacing w:val="0"/>
           <w:sz w:val="22"/>
@@ -23984,7 +24470,6 @@
           <w:rFonts w:ascii="Arial" w:eastAsia="Calibri" w:hAnsi="Arial"/>
           <w:b w:val="0"/>
           <w:bCs w:val="0"/>
-          <w:noProof/>
           <w:color w:val="auto"/>
           <w:spacing w:val="0"/>
           <w:sz w:val="22"/>
@@ -23996,7 +24481,6 @@
           <w:rFonts w:ascii="Arial" w:eastAsia="Calibri" w:hAnsi="Arial"/>
           <w:b w:val="0"/>
           <w:bCs w:val="0"/>
-          <w:noProof/>
           <w:color w:val="auto"/>
           <w:spacing w:val="0"/>
           <w:sz w:val="22"/>
@@ -24009,7 +24493,6 @@
           <w:rFonts w:ascii="Arial" w:eastAsia="Calibri" w:hAnsi="Arial"/>
           <w:b w:val="0"/>
           <w:bCs w:val="0"/>
-          <w:noProof/>
           <w:color w:val="auto"/>
           <w:spacing w:val="0"/>
           <w:sz w:val="22"/>
@@ -24022,7 +24505,6 @@
           <w:rFonts w:ascii="Arial" w:eastAsia="Calibri" w:hAnsi="Arial"/>
           <w:b w:val="0"/>
           <w:bCs w:val="0"/>
-          <w:noProof/>
           <w:color w:val="auto"/>
           <w:spacing w:val="0"/>
           <w:sz w:val="22"/>
@@ -24035,7 +24517,6 @@
           <w:rFonts w:ascii="Arial" w:eastAsia="Calibri" w:hAnsi="Arial"/>
           <w:b w:val="0"/>
           <w:bCs w:val="0"/>
-          <w:noProof/>
           <w:color w:val="auto"/>
           <w:spacing w:val="0"/>
           <w:sz w:val="22"/>
@@ -24048,7 +24529,6 @@
           <w:rFonts w:ascii="Arial" w:eastAsia="Calibri" w:hAnsi="Arial"/>
           <w:b w:val="0"/>
           <w:bCs w:val="0"/>
-          <w:noProof/>
           <w:color w:val="auto"/>
           <w:spacing w:val="0"/>
           <w:sz w:val="22"/>
@@ -24065,7 +24545,6 @@
           <w:rFonts w:ascii="Arial" w:eastAsia="Calibri" w:hAnsi="Arial"/>
           <w:b w:val="0"/>
           <w:bCs w:val="0"/>
-          <w:noProof/>
           <w:color w:val="auto"/>
           <w:spacing w:val="0"/>
           <w:sz w:val="22"/>
@@ -24077,7 +24556,6 @@
           <w:rFonts w:ascii="Arial" w:eastAsia="Calibri" w:hAnsi="Arial"/>
           <w:b w:val="0"/>
           <w:bCs w:val="0"/>
-          <w:noProof/>
           <w:color w:val="auto"/>
           <w:spacing w:val="0"/>
           <w:sz w:val="22"/>
@@ -24090,7 +24568,6 @@
           <w:rFonts w:ascii="Arial" w:eastAsia="Calibri" w:hAnsi="Arial"/>
           <w:b w:val="0"/>
           <w:bCs w:val="0"/>
-          <w:noProof/>
           <w:color w:val="auto"/>
           <w:spacing w:val="0"/>
           <w:sz w:val="22"/>
@@ -24103,7 +24580,6 @@
           <w:rFonts w:ascii="Arial" w:eastAsia="Calibri" w:hAnsi="Arial"/>
           <w:b w:val="0"/>
           <w:bCs w:val="0"/>
-          <w:noProof/>
           <w:color w:val="auto"/>
           <w:spacing w:val="0"/>
           <w:sz w:val="22"/>
@@ -24116,7 +24592,6 @@
           <w:rFonts w:ascii="Arial" w:eastAsia="Calibri" w:hAnsi="Arial"/>
           <w:b w:val="0"/>
           <w:bCs w:val="0"/>
-          <w:noProof/>
           <w:color w:val="auto"/>
           <w:spacing w:val="0"/>
           <w:sz w:val="22"/>
@@ -24129,7 +24604,6 @@
           <w:rFonts w:ascii="Arial" w:eastAsia="Calibri" w:hAnsi="Arial"/>
           <w:b w:val="0"/>
           <w:bCs w:val="0"/>
-          <w:noProof/>
           <w:color w:val="auto"/>
           <w:spacing w:val="0"/>
           <w:sz w:val="22"/>
@@ -24143,7 +24617,6 @@
           <w:rFonts w:ascii="Arial" w:eastAsia="Calibri" w:hAnsi="Arial"/>
           <w:b w:val="0"/>
           <w:bCs w:val="0"/>
-          <w:noProof/>
           <w:color w:val="auto"/>
           <w:spacing w:val="0"/>
           <w:sz w:val="22"/>
@@ -24159,7 +24632,6 @@
           <w:rFonts w:ascii="Arial" w:eastAsia="Calibri" w:hAnsi="Arial"/>
           <w:b w:val="0"/>
           <w:bCs w:val="0"/>
-          <w:noProof/>
           <w:color w:val="auto"/>
           <w:spacing w:val="0"/>
           <w:sz w:val="22"/>
@@ -24171,7 +24643,6 @@
           <w:rFonts w:ascii="Arial" w:eastAsia="Calibri" w:hAnsi="Arial"/>
           <w:b w:val="0"/>
           <w:bCs w:val="0"/>
-          <w:noProof/>
           <w:color w:val="auto"/>
           <w:spacing w:val="0"/>
           <w:sz w:val="22"/>
@@ -24185,7 +24656,6 @@
         <w:pStyle w:val="RTOWorksHeading3"/>
         <w:rPr>
           <w:rFonts w:ascii="Arial" w:eastAsia="Calibri" w:hAnsi="Arial"/>
-          <w:noProof/>
           <w:color w:val="auto"/>
           <w:spacing w:val="0"/>
           <w:sz w:val="22"/>
@@ -24195,7 +24665,6 @@
       <w:r>
         <w:rPr>
           <w:rFonts w:ascii="Arial" w:eastAsia="Calibri" w:hAnsi="Arial"/>
-          <w:noProof/>
           <w:color w:val="auto"/>
           <w:spacing w:val="0"/>
           <w:sz w:val="22"/>
@@ -24211,7 +24680,6 @@
           <w:rFonts w:ascii="Arial" w:eastAsia="Calibri" w:hAnsi="Arial"/>
           <w:b w:val="0"/>
           <w:bCs w:val="0"/>
-          <w:noProof/>
           <w:color w:val="auto"/>
           <w:spacing w:val="0"/>
           <w:sz w:val="22"/>
@@ -24223,7 +24691,6 @@
           <w:rFonts w:ascii="Arial" w:eastAsia="Calibri" w:hAnsi="Arial"/>
           <w:b w:val="0"/>
           <w:bCs w:val="0"/>
-          <w:noProof/>
           <w:color w:val="auto"/>
           <w:spacing w:val="0"/>
           <w:sz w:val="22"/>
@@ -24239,7 +24706,6 @@
           <w:rFonts w:ascii="Arial" w:eastAsia="Calibri" w:hAnsi="Arial"/>
           <w:b w:val="0"/>
           <w:bCs w:val="0"/>
-          <w:noProof/>
           <w:color w:val="auto"/>
           <w:spacing w:val="0"/>
           <w:sz w:val="22"/>
@@ -24252,7 +24718,6 @@
         <w:pStyle w:val="RTOWorksHeading3"/>
         <w:rPr>
           <w:rFonts w:ascii="Arial" w:eastAsia="Calibri" w:hAnsi="Arial"/>
-          <w:noProof/>
           <w:color w:val="auto"/>
           <w:spacing w:val="0"/>
           <w:sz w:val="22"/>
@@ -24262,7 +24727,6 @@
       <w:r>
         <w:rPr>
           <w:rFonts w:ascii="Arial" w:eastAsia="Calibri" w:hAnsi="Arial"/>
-          <w:noProof/>
           <w:color w:val="auto"/>
           <w:spacing w:val="0"/>
           <w:sz w:val="22"/>
@@ -24278,7 +24742,6 @@
           <w:rFonts w:ascii="Arial" w:eastAsia="Calibri" w:hAnsi="Arial"/>
           <w:b w:val="0"/>
           <w:bCs w:val="0"/>
-          <w:noProof/>
           <w:color w:val="auto"/>
           <w:spacing w:val="0"/>
           <w:sz w:val="22"/>
@@ -24290,7 +24753,6 @@
           <w:rFonts w:ascii="Arial" w:eastAsia="Calibri" w:hAnsi="Arial"/>
           <w:b w:val="0"/>
           <w:bCs w:val="0"/>
-          <w:noProof/>
           <w:color w:val="auto"/>
           <w:spacing w:val="0"/>
           <w:sz w:val="22"/>
@@ -24304,7 +24766,6 @@
         <w:pStyle w:val="RTOWorksHeading3"/>
         <w:rPr>
           <w:rFonts w:ascii="Arial" w:eastAsia="Calibri" w:hAnsi="Arial"/>
-          <w:noProof/>
           <w:color w:val="auto"/>
           <w:spacing w:val="0"/>
           <w:sz w:val="22"/>
@@ -24314,7 +24775,6 @@
       <w:r>
         <w:rPr>
           <w:rFonts w:ascii="Arial" w:eastAsia="Calibri" w:hAnsi="Arial"/>
-          <w:noProof/>
           <w:color w:val="auto"/>
           <w:spacing w:val="0"/>
           <w:sz w:val="22"/>
@@ -24330,7 +24790,6 @@
           <w:rFonts w:ascii="Arial" w:eastAsia="Calibri" w:hAnsi="Arial"/>
           <w:b w:val="0"/>
           <w:bCs w:val="0"/>
-          <w:noProof/>
           <w:color w:val="auto"/>
           <w:spacing w:val="0"/>
           <w:sz w:val="22"/>
@@ -24342,7 +24801,6 @@
           <w:rFonts w:ascii="Arial" w:eastAsia="Calibri" w:hAnsi="Arial"/>
           <w:b w:val="0"/>
           <w:bCs w:val="0"/>
-          <w:noProof/>
           <w:color w:val="auto"/>
           <w:spacing w:val="0"/>
           <w:sz w:val="22"/>
@@ -24355,7 +24813,6 @@
           <w:rFonts w:ascii="Arial" w:eastAsia="Calibri" w:hAnsi="Arial"/>
           <w:b w:val="0"/>
           <w:bCs w:val="0"/>
-          <w:noProof/>
           <w:color w:val="auto"/>
           <w:spacing w:val="0"/>
           <w:sz w:val="22"/>
@@ -24368,7 +24825,6 @@
           <w:rFonts w:ascii="Arial" w:eastAsia="Calibri" w:hAnsi="Arial"/>
           <w:b w:val="0"/>
           <w:bCs w:val="0"/>
-          <w:noProof/>
           <w:color w:val="auto"/>
           <w:spacing w:val="0"/>
           <w:sz w:val="22"/>
@@ -24384,7 +24840,6 @@
           <w:rFonts w:ascii="Arial" w:eastAsia="Calibri" w:hAnsi="Arial"/>
           <w:b w:val="0"/>
           <w:bCs w:val="0"/>
-          <w:noProof/>
           <w:color w:val="auto"/>
           <w:spacing w:val="0"/>
           <w:sz w:val="22"/>
@@ -24396,7 +24851,6 @@
           <w:rFonts w:ascii="Arial" w:eastAsia="Calibri" w:hAnsi="Arial"/>
           <w:b w:val="0"/>
           <w:bCs w:val="0"/>
-          <w:noProof/>
           <w:color w:val="auto"/>
           <w:spacing w:val="0"/>
           <w:sz w:val="22"/>
@@ -24409,7 +24863,6 @@
           <w:rFonts w:ascii="Arial" w:eastAsia="Calibri" w:hAnsi="Arial"/>
           <w:b w:val="0"/>
           <w:bCs w:val="0"/>
-          <w:noProof/>
           <w:color w:val="auto"/>
           <w:spacing w:val="0"/>
           <w:sz w:val="22"/>
@@ -24422,7 +24875,6 @@
           <w:rFonts w:ascii="Arial" w:eastAsia="Calibri" w:hAnsi="Arial"/>
           <w:b w:val="0"/>
           <w:bCs w:val="0"/>
-          <w:noProof/>
           <w:color w:val="auto"/>
           <w:spacing w:val="0"/>
           <w:sz w:val="22"/>
@@ -24438,7 +24890,6 @@
           <w:rFonts w:ascii="Arial" w:eastAsia="Calibri" w:hAnsi="Arial"/>
           <w:b w:val="0"/>
           <w:bCs w:val="0"/>
-          <w:noProof/>
           <w:color w:val="auto"/>
           <w:spacing w:val="0"/>
           <w:sz w:val="22"/>
@@ -24450,7 +24901,6 @@
           <w:rFonts w:ascii="Arial" w:eastAsia="Calibri" w:hAnsi="Arial"/>
           <w:b w:val="0"/>
           <w:bCs w:val="0"/>
-          <w:noProof/>
           <w:color w:val="auto"/>
           <w:spacing w:val="0"/>
           <w:sz w:val="22"/>
@@ -24463,7 +24913,6 @@
           <w:rFonts w:ascii="Arial" w:eastAsia="Calibri" w:hAnsi="Arial"/>
           <w:b w:val="0"/>
           <w:bCs w:val="0"/>
-          <w:noProof/>
           <w:color w:val="auto"/>
           <w:spacing w:val="0"/>
           <w:sz w:val="22"/>
@@ -24476,7 +24925,6 @@
           <w:rFonts w:ascii="Arial" w:eastAsia="Calibri" w:hAnsi="Arial"/>
           <w:b w:val="0"/>
           <w:bCs w:val="0"/>
-          <w:noProof/>
           <w:color w:val="auto"/>
           <w:spacing w:val="0"/>
           <w:sz w:val="22"/>
@@ -24492,7 +24940,6 @@
           <w:rFonts w:ascii="Arial" w:eastAsia="Calibri" w:hAnsi="Arial"/>
           <w:b w:val="0"/>
           <w:bCs w:val="0"/>
-          <w:noProof/>
           <w:color w:val="auto"/>
           <w:spacing w:val="0"/>
           <w:sz w:val="22"/>
@@ -24504,7 +24951,6 @@
           <w:rFonts w:ascii="Arial" w:eastAsia="Calibri" w:hAnsi="Arial"/>
           <w:b w:val="0"/>
           <w:bCs w:val="0"/>
-          <w:noProof/>
           <w:color w:val="auto"/>
           <w:spacing w:val="0"/>
           <w:sz w:val="22"/>
@@ -24518,7 +24964,6 @@
           <w:rFonts w:ascii="Arial" w:eastAsia="Calibri" w:hAnsi="Arial"/>
           <w:b w:val="0"/>
           <w:bCs w:val="0"/>
-          <w:noProof/>
           <w:color w:val="auto"/>
           <w:spacing w:val="0"/>
           <w:sz w:val="22"/>
@@ -24531,7 +24976,6 @@
           <w:rFonts w:ascii="Arial" w:eastAsia="Calibri" w:hAnsi="Arial"/>
           <w:b w:val="0"/>
           <w:bCs w:val="0"/>
-          <w:noProof/>
           <w:color w:val="auto"/>
           <w:spacing w:val="0"/>
           <w:sz w:val="22"/>
@@ -24547,7 +24991,6 @@
           <w:rFonts w:ascii="Arial" w:eastAsia="Calibri" w:hAnsi="Arial"/>
           <w:b w:val="0"/>
           <w:bCs w:val="0"/>
-          <w:noProof/>
           <w:color w:val="auto"/>
           <w:spacing w:val="0"/>
           <w:sz w:val="22"/>
@@ -24559,7 +25002,6 @@
           <w:rFonts w:ascii="Arial" w:eastAsia="Calibri" w:hAnsi="Arial"/>
           <w:b w:val="0"/>
           <w:bCs w:val="0"/>
-          <w:noProof/>
           <w:color w:val="auto"/>
           <w:spacing w:val="0"/>
           <w:sz w:val="22"/>
@@ -24572,7 +25014,6 @@
           <w:rFonts w:ascii="Arial" w:eastAsia="Calibri" w:hAnsi="Arial"/>
           <w:b w:val="0"/>
           <w:bCs w:val="0"/>
-          <w:noProof/>
           <w:color w:val="auto"/>
           <w:spacing w:val="0"/>
           <w:sz w:val="22"/>
@@ -24585,7 +25026,6 @@
           <w:rFonts w:ascii="Arial" w:eastAsia="Calibri" w:hAnsi="Arial"/>
           <w:b w:val="0"/>
           <w:bCs w:val="0"/>
-          <w:noProof/>
           <w:color w:val="auto"/>
           <w:spacing w:val="0"/>
           <w:sz w:val="22"/>
@@ -24599,7 +25039,6 @@
         <w:pStyle w:val="RTOWorksHeading3"/>
         <w:rPr>
           <w:rFonts w:ascii="Arial" w:eastAsia="Calibri" w:hAnsi="Arial"/>
-          <w:noProof/>
           <w:color w:val="auto"/>
           <w:spacing w:val="0"/>
           <w:sz w:val="22"/>
@@ -24609,7 +25048,6 @@
       <w:r>
         <w:rPr>
           <w:rFonts w:ascii="Arial" w:eastAsia="Calibri" w:hAnsi="Arial"/>
-          <w:noProof/>
           <w:color w:val="auto"/>
           <w:spacing w:val="0"/>
           <w:sz w:val="22"/>
@@ -24627,7 +25065,6 @@
         </w:numPr>
         <w:rPr>
           <w:rFonts w:ascii="Arial" w:eastAsia="Calibri" w:hAnsi="Arial"/>
-          <w:noProof/>
           <w:color w:val="auto"/>
           <w:spacing w:val="0"/>
           <w:sz w:val="22"/>
@@ -24637,7 +25074,6 @@
       <w:r>
         <w:rPr>
           <w:rFonts w:ascii="Arial" w:eastAsia="Calibri" w:hAnsi="Arial"/>
-          <w:noProof/>
           <w:color w:val="auto"/>
           <w:spacing w:val="0"/>
           <w:sz w:val="22"/>
@@ -24650,7 +25086,6 @@
           <w:rFonts w:ascii="Arial" w:eastAsia="Calibri" w:hAnsi="Arial"/>
           <w:b w:val="0"/>
           <w:bCs w:val="0"/>
-          <w:noProof/>
           <w:color w:val="auto"/>
           <w:spacing w:val="0"/>
           <w:sz w:val="22"/>
@@ -24668,7 +25103,6 @@
         </w:numPr>
         <w:rPr>
           <w:rFonts w:ascii="Arial" w:eastAsia="Calibri" w:hAnsi="Arial"/>
-          <w:noProof/>
           <w:color w:val="auto"/>
           <w:spacing w:val="0"/>
           <w:sz w:val="22"/>
@@ -24678,7 +25112,6 @@
       <w:r>
         <w:rPr>
           <w:rFonts w:ascii="Arial" w:eastAsia="Calibri" w:hAnsi="Arial"/>
-          <w:noProof/>
           <w:color w:val="auto"/>
           <w:spacing w:val="0"/>
           <w:sz w:val="22"/>
@@ -24691,7 +25124,6 @@
           <w:rFonts w:ascii="Arial" w:eastAsia="Calibri" w:hAnsi="Arial"/>
           <w:b w:val="0"/>
           <w:bCs w:val="0"/>
-          <w:noProof/>
           <w:color w:val="auto"/>
           <w:spacing w:val="0"/>
           <w:sz w:val="22"/>
@@ -24709,7 +25141,6 @@
         </w:numPr>
         <w:rPr>
           <w:rFonts w:ascii="Arial" w:eastAsia="Calibri" w:hAnsi="Arial"/>
-          <w:noProof/>
           <w:color w:val="auto"/>
           <w:spacing w:val="0"/>
           <w:sz w:val="22"/>
@@ -24719,7 +25150,6 @@
       <w:r>
         <w:rPr>
           <w:rFonts w:ascii="Arial" w:eastAsia="Calibri" w:hAnsi="Arial"/>
-          <w:noProof/>
           <w:color w:val="auto"/>
           <w:spacing w:val="0"/>
           <w:sz w:val="22"/>
@@ -24732,7 +25162,6 @@
           <w:rFonts w:ascii="Arial" w:eastAsia="Calibri" w:hAnsi="Arial"/>
           <w:b w:val="0"/>
           <w:bCs w:val="0"/>
-          <w:noProof/>
           <w:color w:val="auto"/>
           <w:spacing w:val="0"/>
           <w:sz w:val="22"/>
@@ -24746,7 +25175,6 @@
         <w:pStyle w:val="RTOWorksHeading3"/>
         <w:rPr>
           <w:rFonts w:ascii="Arial" w:eastAsia="Calibri" w:hAnsi="Arial"/>
-          <w:noProof/>
           <w:color w:val="auto"/>
           <w:spacing w:val="0"/>
           <w:sz w:val="22"/>
@@ -24756,7 +25184,6 @@
       <w:r>
         <w:rPr>
           <w:rFonts w:ascii="Arial" w:eastAsia="Calibri" w:hAnsi="Arial"/>
-          <w:noProof/>
           <w:color w:val="auto"/>
           <w:spacing w:val="0"/>
           <w:sz w:val="22"/>
@@ -24770,7 +25197,6 @@
         <w:pStyle w:val="RTOWorksHeading3"/>
         <w:rPr>
           <w:rFonts w:ascii="Arial" w:eastAsia="Calibri" w:hAnsi="Arial"/>
-          <w:noProof/>
           <w:color w:val="auto"/>
           <w:spacing w:val="0"/>
           <w:sz w:val="22"/>
@@ -24782,7 +25208,6 @@
           <w:rFonts w:ascii="Arial" w:eastAsia="Calibri" w:hAnsi="Arial"/>
           <w:b w:val="0"/>
           <w:bCs w:val="0"/>
-          <w:noProof/>
           <w:color w:val="auto"/>
           <w:spacing w:val="0"/>
           <w:sz w:val="22"/>
@@ -24796,7 +25221,6 @@
         <w:pStyle w:val="RTOWorksHeading3"/>
         <w:rPr>
           <w:rFonts w:ascii="Arial" w:eastAsia="Calibri" w:hAnsi="Arial"/>
-          <w:noProof/>
           <w:color w:val="auto"/>
           <w:spacing w:val="0"/>
           <w:sz w:val="22"/>
@@ -24806,7 +25230,6 @@
       <w:r>
         <w:rPr>
           <w:rFonts w:ascii="Arial" w:eastAsia="Calibri" w:hAnsi="Arial"/>
-          <w:noProof/>
           <w:color w:val="auto"/>
           <w:spacing w:val="0"/>
           <w:sz w:val="22"/>
@@ -24820,7 +25243,6 @@
         <w:pStyle w:val="RTOWorksHeading3"/>
         <w:rPr>
           <w:rFonts w:ascii="Arial" w:eastAsia="Calibri" w:hAnsi="Arial"/>
-          <w:noProof/>
           <w:color w:val="auto"/>
           <w:spacing w:val="0"/>
           <w:sz w:val="22"/>
@@ -24835,7 +25257,6 @@
           <w:rFonts w:ascii="Arial" w:eastAsia="Calibri" w:hAnsi="Arial"/>
           <w:b w:val="0"/>
           <w:bCs w:val="0"/>
-          <w:noProof/>
           <w:color w:val="auto"/>
           <w:spacing w:val="0"/>
           <w:sz w:val="22"/>
@@ -24845,7 +25266,6 @@
       <w:r>
         <w:rPr>
           <w:rFonts w:ascii="Arial" w:eastAsia="Calibri" w:hAnsi="Arial"/>
-          <w:noProof/>
           <w:color w:val="auto"/>
           <w:spacing w:val="0"/>
           <w:sz w:val="22"/>
@@ -24858,7 +25278,6 @@
           <w:rFonts w:ascii="Arial" w:eastAsia="Calibri" w:hAnsi="Arial"/>
           <w:b w:val="0"/>
           <w:bCs w:val="0"/>
-          <w:noProof/>
           <w:color w:val="auto"/>
           <w:spacing w:val="0"/>
           <w:sz w:val="22"/>
@@ -24874,7 +25293,6 @@
           <w:rFonts w:ascii="Arial" w:eastAsia="Calibri" w:hAnsi="Arial"/>
           <w:b w:val="0"/>
           <w:bCs w:val="0"/>
-          <w:noProof/>
           <w:color w:val="auto"/>
           <w:spacing w:val="0"/>
           <w:sz w:val="22"/>
@@ -24889,7 +25307,6 @@
           <w:rFonts w:ascii="Arial" w:eastAsia="Calibri" w:hAnsi="Arial"/>
           <w:b w:val="0"/>
           <w:bCs w:val="0"/>
-          <w:noProof/>
           <w:color w:val="auto"/>
           <w:spacing w:val="0"/>
           <w:sz w:val="22"/>
@@ -24904,7 +25321,6 @@
           <w:rFonts w:ascii="Arial" w:eastAsia="Calibri" w:hAnsi="Arial"/>
           <w:b w:val="0"/>
           <w:bCs w:val="0"/>
-          <w:noProof/>
           <w:color w:val="auto"/>
           <w:spacing w:val="0"/>
           <w:sz w:val="22"/>
@@ -24919,7 +25335,6 @@
           <w:rFonts w:ascii="Arial" w:eastAsia="Calibri" w:hAnsi="Arial"/>
           <w:b w:val="0"/>
           <w:bCs w:val="0"/>
-          <w:noProof/>
           <w:color w:val="auto"/>
           <w:spacing w:val="0"/>
           <w:sz w:val="22"/>
@@ -24934,7 +25349,6 @@
           <w:rFonts w:ascii="Arial" w:eastAsia="Calibri" w:hAnsi="Arial"/>
           <w:b w:val="0"/>
           <w:bCs w:val="0"/>
-          <w:noProof/>
           <w:color w:val="auto"/>
           <w:spacing w:val="0"/>
           <w:sz w:val="22"/>
@@ -24949,7 +25363,6 @@
           <w:rFonts w:ascii="Arial" w:eastAsia="Calibri" w:hAnsi="Arial"/>
           <w:b w:val="0"/>
           <w:bCs w:val="0"/>
-          <w:noProof/>
           <w:color w:val="auto"/>
           <w:spacing w:val="0"/>
           <w:sz w:val="22"/>
@@ -24962,7 +25375,6 @@
         <w:pStyle w:val="RTOWorksHeading3"/>
         <w:rPr>
           <w:rFonts w:ascii="Arial" w:eastAsia="Calibri" w:hAnsi="Arial"/>
-          <w:noProof/>
           <w:color w:val="auto"/>
           <w:spacing w:val="0"/>
           <w:sz w:val="22"/>
@@ -24972,7 +25384,6 @@
       <w:r>
         <w:rPr>
           <w:rFonts w:ascii="Arial" w:eastAsia="Calibri" w:hAnsi="Arial"/>
-          <w:noProof/>
           <w:color w:val="auto"/>
           <w:spacing w:val="0"/>
           <w:sz w:val="22"/>
@@ -24988,7 +25399,6 @@
           <w:rFonts w:ascii="Arial" w:eastAsia="Calibri" w:hAnsi="Arial"/>
           <w:b w:val="0"/>
           <w:bCs w:val="0"/>
-          <w:noProof/>
           <w:color w:val="auto"/>
           <w:spacing w:val="0"/>
           <w:sz w:val="22"/>
@@ -25000,7 +25410,6 @@
           <w:rFonts w:ascii="Arial" w:eastAsia="Calibri" w:hAnsi="Arial"/>
           <w:b w:val="0"/>
           <w:bCs w:val="0"/>
-          <w:noProof/>
           <w:color w:val="auto"/>
           <w:spacing w:val="0"/>
           <w:sz w:val="22"/>
@@ -25013,7 +25422,6 @@
           <w:rFonts w:ascii="Arial" w:eastAsia="Calibri" w:hAnsi="Arial"/>
           <w:b w:val="0"/>
           <w:bCs w:val="0"/>
-          <w:noProof/>
           <w:color w:val="auto"/>
           <w:spacing w:val="0"/>
           <w:sz w:val="22"/>
@@ -25026,7 +25434,6 @@
           <w:rFonts w:ascii="Arial" w:eastAsia="Calibri" w:hAnsi="Arial"/>
           <w:b w:val="0"/>
           <w:bCs w:val="0"/>
-          <w:noProof/>
           <w:color w:val="auto"/>
           <w:spacing w:val="0"/>
           <w:sz w:val="22"/>
@@ -25040,7 +25447,6 @@
           <w:rFonts w:ascii="Arial" w:eastAsia="Calibri" w:hAnsi="Arial"/>
           <w:b w:val="0"/>
           <w:bCs w:val="0"/>
-          <w:noProof/>
           <w:color w:val="auto"/>
           <w:spacing w:val="0"/>
           <w:sz w:val="22"/>
@@ -25054,7 +25460,6 @@
           <w:rFonts w:ascii="Arial" w:eastAsia="Calibri" w:hAnsi="Arial"/>
           <w:b w:val="0"/>
           <w:bCs w:val="0"/>
-          <w:noProof/>
           <w:color w:val="auto"/>
           <w:spacing w:val="0"/>
           <w:sz w:val="22"/>
@@ -25110,8 +25515,11 @@
       <w:ind w:right="360"/>
     </w:pPr>
     <w:r>
-      <w:pict w14:anchorId="4D27029B">
-        <v:rect id="Frame12" o:spid="_x0000_s1025" style="position:absolute;margin-left:-1001pt;margin-top:.05pt;width:1.15pt;height:1.15pt;z-index:-251658752;visibility:visible;mso-wrap-distance-left:0;mso-wrap-distance-right:0;mso-position-horizontal:right;mso-position-horizontal-relative:margin" o:gfxdata="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" o:allowincell="f" filled="f" stroked="f" strokeweight="0">
+      <w:rPr>
+        <w:noProof/>
+      </w:rPr>
+      <w:pict w14:anchorId="232DD520">
+        <v:rect id="Rectangle 1" o:spid="_x0000_s1025" style="position:absolute;margin-left:-50.05pt;margin-top:.05pt;width:1.15pt;height:1.15pt;z-index:-251658752;visibility:visible;mso-wrap-style:square;mso-width-percent:0;mso-height-percent:0;mso-wrap-distance-left:0;mso-wrap-distance-top:0;mso-wrap-distance-right:0;mso-wrap-distance-bottom:0;mso-position-horizontal:right;mso-position-horizontal-relative:margin;mso-position-vertical:absolute;mso-position-vertical-relative:text;mso-width-percent:0;mso-height-percent:0;mso-width-relative:page;mso-height-relative:page;v-text-anchor:top" o:gfxdata="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" o:allowincell="f" filled="f" stroked="f" strokeweight="0">
           <v:textbox style="mso-fit-shape-to-text:t" inset="0,0,0,0">
             <w:txbxContent>
               <w:sdt>
@@ -31784,7 +32192,6 @@
   <w:style w:type="character" w:default="1" w:styleId="DefaultParagraphFont">
     <w:name w:val="Default Paragraph Font"/>
     <w:uiPriority w:val="1"/>
-    <w:semiHidden/>
     <w:unhideWhenUsed/>
   </w:style>
   <w:style w:type="table" w:default="1" w:styleId="TableNormal">
